--- a/docs/report/BluePrint-report-sections-5-7.docx
+++ b/docs/report/BluePrint-report-sections-5-7.docx
@@ -167,7 +167,7 @@
     </w:p>
     <w:p>
       <w:pPr>
-        <w:spacing w:after="240"/>
+        <w:spacing w:after="240" w:before="60"/>
         <w:jc w:val="center"/>
       </w:pPr>
       <w:r>
@@ -333,7 +333,7 @@
       </w:tr>
       <w:tr>
         <w:trPr>
-          <w:cantSplit w:val="off"/>
+          <w:cantSplit/>
         </w:trPr>
         <w:tc>
           <w:tcPr>
@@ -433,7 +433,7 @@
       </w:tr>
       <w:tr>
         <w:trPr>
-          <w:cantSplit w:val="off"/>
+          <w:cantSplit/>
         </w:trPr>
         <w:tc>
           <w:tcPr>
@@ -539,7 +539,7 @@
       </w:tr>
       <w:tr>
         <w:trPr>
-          <w:cantSplit w:val="off"/>
+          <w:cantSplit/>
         </w:trPr>
         <w:tc>
           <w:tcPr>
@@ -645,7 +645,7 @@
       </w:tr>
       <w:tr>
         <w:trPr>
-          <w:cantSplit w:val="off"/>
+          <w:cantSplit/>
         </w:trPr>
         <w:tc>
           <w:tcPr>
@@ -737,7 +737,7 @@
       </w:tr>
       <w:tr>
         <w:trPr>
-          <w:cantSplit w:val="off"/>
+          <w:cantSplit/>
         </w:trPr>
         <w:tc>
           <w:tcPr>
@@ -829,7 +829,7 @@
       </w:tr>
       <w:tr>
         <w:trPr>
-          <w:cantSplit w:val="off"/>
+          <w:cantSplit/>
         </w:trPr>
         <w:tc>
           <w:tcPr>
@@ -921,7 +921,7 @@
       </w:tr>
       <w:tr>
         <w:trPr>
-          <w:cantSplit w:val="off"/>
+          <w:cantSplit/>
         </w:trPr>
         <w:tc>
           <w:tcPr>
@@ -1013,7 +1013,7 @@
       </w:tr>
       <w:tr>
         <w:trPr>
-          <w:cantSplit w:val="off"/>
+          <w:cantSplit/>
         </w:trPr>
         <w:tc>
           <w:tcPr>
@@ -1105,7 +1105,7 @@
       </w:tr>
       <w:tr>
         <w:trPr>
-          <w:cantSplit w:val="off"/>
+          <w:cantSplit/>
         </w:trPr>
         <w:tc>
           <w:tcPr>
@@ -1197,7 +1197,7 @@
       </w:tr>
       <w:tr>
         <w:trPr>
-          <w:cantSplit w:val="off"/>
+          <w:cantSplit/>
         </w:trPr>
         <w:tc>
           <w:tcPr>
@@ -1289,7 +1289,7 @@
       </w:tr>
       <w:tr>
         <w:trPr>
-          <w:cantSplit w:val="off"/>
+          <w:cantSplit/>
         </w:trPr>
         <w:tc>
           <w:tcPr>
@@ -1381,7 +1381,7 @@
       </w:tr>
       <w:tr>
         <w:trPr>
-          <w:cantSplit w:val="off"/>
+          <w:cantSplit/>
         </w:trPr>
         <w:tc>
           <w:tcPr>
@@ -1473,7 +1473,7 @@
       </w:tr>
       <w:tr>
         <w:trPr>
-          <w:cantSplit w:val="off"/>
+          <w:cantSplit/>
         </w:trPr>
         <w:tc>
           <w:tcPr>
@@ -1618,7 +1618,7 @@
     </w:p>
     <w:p>
       <w:pPr>
-        <w:spacing w:after="240"/>
+        <w:spacing w:after="240" w:before="60"/>
         <w:jc w:val="center"/>
       </w:pPr>
       <w:r>
@@ -1742,7 +1742,7 @@
     </w:p>
     <w:p>
       <w:pPr>
-        <w:spacing w:after="240"/>
+        <w:spacing w:after="240" w:before="60"/>
         <w:jc w:val="center"/>
       </w:pPr>
       <w:r>
@@ -1939,7 +1939,7 @@
       </w:tr>
       <w:tr>
         <w:trPr>
-          <w:cantSplit w:val="off"/>
+          <w:cantSplit/>
         </w:trPr>
         <w:tc>
           <w:tcPr>
@@ -2116,7 +2116,7 @@
       </w:tr>
       <w:tr>
         <w:trPr>
-          <w:cantSplit w:val="off"/>
+          <w:cantSplit/>
         </w:trPr>
         <w:tc>
           <w:tcPr>
@@ -2247,7 +2247,7 @@
       </w:tr>
       <w:tr>
         <w:trPr>
-          <w:cantSplit w:val="off"/>
+          <w:cantSplit/>
         </w:trPr>
         <w:tc>
           <w:tcPr>
@@ -2378,7 +2378,7 @@
       </w:tr>
       <w:tr>
         <w:trPr>
-          <w:cantSplit w:val="off"/>
+          <w:cantSplit/>
         </w:trPr>
         <w:tc>
           <w:tcPr>
@@ -2509,7 +2509,7 @@
       </w:tr>
       <w:tr>
         <w:trPr>
-          <w:cantSplit w:val="off"/>
+          <w:cantSplit/>
         </w:trPr>
         <w:tc>
           <w:tcPr>
@@ -2763,7 +2763,7 @@
       </w:tr>
       <w:tr>
         <w:trPr>
-          <w:cantSplit w:val="off"/>
+          <w:cantSplit/>
         </w:trPr>
         <w:tc>
           <w:tcPr>
@@ -2945,7 +2945,7 @@
       </w:tr>
       <w:tr>
         <w:trPr>
-          <w:cantSplit w:val="off"/>
+          <w:cantSplit/>
         </w:trPr>
         <w:tc>
           <w:tcPr>
@@ -3233,7 +3233,7 @@
       </w:tr>
       <w:tr>
         <w:trPr>
-          <w:cantSplit w:val="off"/>
+          <w:cantSplit/>
         </w:trPr>
         <w:tc>
           <w:tcPr>
@@ -3364,7 +3364,7 @@
       </w:tr>
       <w:tr>
         <w:trPr>
-          <w:cantSplit w:val="off"/>
+          <w:cantSplit/>
         </w:trPr>
         <w:tc>
           <w:tcPr>
@@ -3478,7 +3478,7 @@
       </w:tr>
       <w:tr>
         <w:trPr>
-          <w:cantSplit w:val="off"/>
+          <w:cantSplit/>
         </w:trPr>
         <w:tc>
           <w:tcPr>
@@ -3592,7 +3592,7 @@
       </w:tr>
       <w:tr>
         <w:trPr>
-          <w:cantSplit w:val="off"/>
+          <w:cantSplit/>
         </w:trPr>
         <w:tc>
           <w:tcPr>
@@ -3723,7 +3723,7 @@
       </w:tr>
       <w:tr>
         <w:trPr>
-          <w:cantSplit w:val="off"/>
+          <w:cantSplit/>
         </w:trPr>
         <w:tc>
           <w:tcPr>
@@ -3837,7 +3837,7 @@
       </w:tr>
       <w:tr>
         <w:trPr>
-          <w:cantSplit w:val="off"/>
+          <w:cantSplit/>
         </w:trPr>
         <w:tc>
           <w:tcPr>
@@ -3951,7 +3951,7 @@
       </w:tr>
       <w:tr>
         <w:trPr>
-          <w:cantSplit w:val="off"/>
+          <w:cantSplit/>
         </w:trPr>
         <w:tc>
           <w:tcPr>
@@ -4222,7 +4222,7 @@
       </w:tr>
       <w:tr>
         <w:trPr>
-          <w:cantSplit w:val="off"/>
+          <w:cantSplit/>
         </w:trPr>
         <w:tc>
           <w:tcPr>
@@ -4370,7 +4370,7 @@
       </w:tr>
       <w:tr>
         <w:trPr>
-          <w:cantSplit w:val="off"/>
+          <w:cantSplit/>
         </w:trPr>
         <w:tc>
           <w:tcPr>
@@ -4484,7 +4484,7 @@
       </w:tr>
       <w:tr>
         <w:trPr>
-          <w:cantSplit w:val="off"/>
+          <w:cantSplit/>
         </w:trPr>
         <w:tc>
           <w:tcPr>
@@ -4610,7 +4610,7 @@
       </w:tr>
       <w:tr>
         <w:trPr>
-          <w:cantSplit w:val="off"/>
+          <w:cantSplit/>
         </w:trPr>
         <w:tc>
           <w:tcPr>
@@ -4719,7 +4719,7 @@
       </w:tr>
       <w:tr>
         <w:trPr>
-          <w:cantSplit w:val="off"/>
+          <w:cantSplit/>
         </w:trPr>
         <w:tc>
           <w:tcPr>
@@ -4833,7 +4833,7 @@
       </w:tr>
       <w:tr>
         <w:trPr>
-          <w:cantSplit w:val="off"/>
+          <w:cantSplit/>
         </w:trPr>
         <w:tc>
           <w:tcPr>
@@ -4964,7 +4964,7 @@
       </w:tr>
       <w:tr>
         <w:trPr>
-          <w:cantSplit w:val="off"/>
+          <w:cantSplit/>
         </w:trPr>
         <w:tc>
           <w:tcPr>
@@ -5078,7 +5078,7 @@
       </w:tr>
       <w:tr>
         <w:trPr>
-          <w:cantSplit w:val="off"/>
+          <w:cantSplit/>
         </w:trPr>
         <w:tc>
           <w:tcPr>
@@ -5415,7 +5415,7 @@
       </w:tr>
       <w:tr>
         <w:trPr>
-          <w:cantSplit w:val="off"/>
+          <w:cantSplit/>
         </w:trPr>
         <w:tc>
           <w:tcPr>
@@ -5573,7 +5573,7 @@
       </w:tr>
       <w:tr>
         <w:trPr>
-          <w:cantSplit w:val="off"/>
+          <w:cantSplit/>
         </w:trPr>
         <w:tc>
           <w:tcPr>
@@ -5731,7 +5731,7 @@
       </w:tr>
       <w:tr>
         <w:trPr>
-          <w:cantSplit w:val="off"/>
+          <w:cantSplit/>
         </w:trPr>
         <w:tc>
           <w:tcPr>
@@ -5889,7 +5889,7 @@
       </w:tr>
       <w:tr>
         <w:trPr>
-          <w:cantSplit w:val="off"/>
+          <w:cantSplit/>
         </w:trPr>
         <w:tc>
           <w:tcPr>
@@ -6047,7 +6047,7 @@
       </w:tr>
       <w:tr>
         <w:trPr>
-          <w:cantSplit w:val="off"/>
+          <w:cantSplit/>
         </w:trPr>
         <w:tc>
           <w:tcPr>
@@ -6205,7 +6205,7 @@
       </w:tr>
       <w:tr>
         <w:trPr>
-          <w:cantSplit w:val="off"/>
+          <w:cantSplit/>
         </w:trPr>
         <w:tc>
           <w:tcPr>
@@ -6363,7 +6363,7 @@
       </w:tr>
       <w:tr>
         <w:trPr>
-          <w:cantSplit w:val="off"/>
+          <w:cantSplit/>
         </w:trPr>
         <w:tc>
           <w:tcPr>
@@ -6521,7 +6521,7 @@
       </w:tr>
       <w:tr>
         <w:trPr>
-          <w:cantSplit w:val="off"/>
+          <w:cantSplit/>
         </w:trPr>
         <w:tc>
           <w:tcPr>
@@ -6671,7 +6671,7 @@
       </w:tr>
       <w:tr>
         <w:trPr>
-          <w:cantSplit w:val="off"/>
+          <w:cantSplit/>
         </w:trPr>
         <w:tc>
           <w:tcPr>
@@ -6821,7 +6821,7 @@
       </w:tr>
       <w:tr>
         <w:trPr>
-          <w:cantSplit w:val="off"/>
+          <w:cantSplit/>
         </w:trPr>
         <w:tc>
           <w:tcPr>
@@ -6971,7 +6971,7 @@
       </w:tr>
       <w:tr>
         <w:trPr>
-          <w:cantSplit w:val="off"/>
+          <w:cantSplit/>
         </w:trPr>
         <w:tc>
           <w:tcPr>
@@ -7228,7 +7228,7 @@
     </w:p>
     <w:p>
       <w:pPr>
-        <w:spacing w:after="240"/>
+        <w:spacing w:after="240" w:before="60"/>
         <w:jc w:val="center"/>
       </w:pPr>
       <w:r>
@@ -7299,7 +7299,7 @@
     </w:p>
     <w:p>
       <w:pPr>
-        <w:spacing w:after="240"/>
+        <w:spacing w:after="240" w:before="60"/>
         <w:jc w:val="center"/>
       </w:pPr>
       <w:r>
@@ -7400,7 +7400,7 @@
     </w:p>
     <w:p>
       <w:pPr>
-        <w:spacing w:after="240"/>
+        <w:spacing w:after="240" w:before="60"/>
         <w:jc w:val="center"/>
       </w:pPr>
       <w:r>
@@ -7567,7 +7567,7 @@
     </w:p>
     <w:p>
       <w:pPr>
-        <w:spacing w:after="240"/>
+        <w:spacing w:after="240" w:before="60"/>
         <w:jc w:val="center"/>
       </w:pPr>
       <w:r>
@@ -7578,6 +7578,9463 @@
           <w:szCs w:val="20"/>
         </w:rPr>
         <w:t xml:space="preserve">Figure 5.7: Event-driven collaboration diagram</w:t>
+      </w:r>
+    </w:p>
+    <w:p>
+      <w:r>
+        <w:br w:type="page"/>
+      </w:r>
+    </w:p>
+    <w:p>
+      <w:pPr>
+        <w:pStyle w:val="Heading1"/>
+      </w:pPr>
+      <w:r>
+        <w:t xml:space="preserve">6 Interface Design</w:t>
+      </w:r>
+    </w:p>
+    <w:p>
+      <w:pPr>
+        <w:spacing w:after="140" w:line="300"/>
+        <w:jc w:val="both"/>
+      </w:pPr>
+      <w:r>
+        <w:t xml:space="preserve">BluePrint has no window of its own: it lives inside Visual Studio Code and uses two kinds of interface. </w:t>
+      </w:r>
+      <w:r>
+        <w:rPr>
+          <w:b/>
+          <w:bCs/>
+        </w:rPr>
+        <w:t xml:space="preserve">Native VS Code elements</w:t>
+      </w:r>
+      <w:r>
+        <w:t xml:space="preserve"> (a status bar item, two sidebar views, commands in the command palette, quick picks, input boxes and notifications) give quick access and show state at a glance. </w:t>
+      </w:r>
+      <w:r>
+        <w:rPr>
+          <w:b/>
+          <w:bCs/>
+        </w:rPr>
+        <w:t xml:space="preserve">Webview panels</w:t>
+      </w:r>
+      <w:r>
+        <w:t xml:space="preserve"> (HTML pages that open beside the editor) hold the longer workflows: the Hub, the Setup Wizard, the Compliance Review, the Pre-Check, Add Decision, the ARCH.md Viewer, the Audit Trail and Team &amp; Roles. Every panel uses VS Code's theme colours, so it matches the developer's light or dark theme, and each panel type opens only once (a second request brings the open panel to the front).</w:t>
+      </w:r>
+    </w:p>
+    <w:p>
+      <w:pPr>
+        <w:pStyle w:val="Heading2"/>
+      </w:pPr>
+      <w:r>
+        <w:t xml:space="preserve">6.1 User Interface Objects and Actions</w:t>
+      </w:r>
+    </w:p>
+    <w:p>
+      <w:pPr>
+        <w:spacing w:after="140" w:line="300"/>
+        <w:jc w:val="both"/>
+      </w:pPr>
+      <w:r>
+        <w:t xml:space="preserve">Table 6.1 lists the interface objects identified during user-interface analysis and the actions (operations) each one offers. Figure 6.1 shows how the developer moves between them: the Hub is the main entry point, and the command palette reaches every action directly.</w:t>
+      </w:r>
+    </w:p>
+    <w:p>
+      <w:pPr>
+        <w:keepNext/>
+        <w:spacing w:after="80" w:before="200"/>
+        <w:jc w:val="center"/>
+      </w:pPr>
+      <w:r>
+        <w:rPr>
+          <w:i/>
+          <w:iCs/>
+          <w:sz w:val="20"/>
+          <w:szCs w:val="20"/>
+        </w:rPr>
+        <w:t xml:space="preserve">Table 6.1: User interface objects and their actions</w:t>
+      </w:r>
+    </w:p>
+    <w:tbl>
+      <w:tblPr>
+        <w:tblW w:type="dxa" w:w="9026"/>
+        <w:tblBorders>
+          <w:top w:val="single" w:color="auto" w:sz="4"/>
+          <w:left w:val="single" w:color="auto" w:sz="4"/>
+          <w:bottom w:val="single" w:color="auto" w:sz="4"/>
+          <w:right w:val="single" w:color="auto" w:sz="4"/>
+          <w:insideH w:val="single" w:color="auto" w:sz="4"/>
+          <w:insideV w:val="single" w:color="auto" w:sz="4"/>
+        </w:tblBorders>
+      </w:tblPr>
+      <w:tblGrid>
+        <w:gridCol w:w="1728"/>
+        <w:gridCol w:w="1920"/>
+        <w:gridCol w:w="5378"/>
+      </w:tblGrid>
+      <w:tr>
+        <w:trPr>
+          <w:tblHeader/>
+        </w:trPr>
+        <w:tc>
+          <w:tcPr>
+            <w:tcW w:type="dxa" w:w="1728"/>
+            <w:tcBorders>
+              <w:top w:val="single" w:color="8A94A6" w:sz="4"/>
+              <w:left w:val="single" w:color="8A94A6" w:sz="4"/>
+              <w:bottom w:val="single" w:color="8A94A6" w:sz="4"/>
+              <w:right w:val="single" w:color="8A94A6" w:sz="4"/>
+            </w:tcBorders>
+            <w:shd w:fill="DCE6F4" w:color="auto" w:val="clear"/>
+            <w:tcMar>
+              <w:top w:type="dxa" w:w="60"/>
+              <w:left w:type="dxa" w:w="100"/>
+              <w:bottom w:type="dxa" w:w="60"/>
+              <w:right w:type="dxa" w:w="100"/>
+            </w:tcMar>
+          </w:tcPr>
+          <w:p>
+            <w:pPr>
+              <w:spacing w:after="40"/>
+            </w:pPr>
+            <w:r>
+              <w:rPr>
+                <w:b/>
+                <w:bCs/>
+                <w:sz w:val="19"/>
+                <w:szCs w:val="19"/>
+              </w:rPr>
+              <w:t xml:space="preserve">Interface object</w:t>
+            </w:r>
+          </w:p>
+        </w:tc>
+        <w:tc>
+          <w:tcPr>
+            <w:tcW w:type="dxa" w:w="1920"/>
+            <w:tcBorders>
+              <w:top w:val="single" w:color="8A94A6" w:sz="4"/>
+              <w:left w:val="single" w:color="8A94A6" w:sz="4"/>
+              <w:bottom w:val="single" w:color="8A94A6" w:sz="4"/>
+              <w:right w:val="single" w:color="8A94A6" w:sz="4"/>
+            </w:tcBorders>
+            <w:shd w:fill="DCE6F4" w:color="auto" w:val="clear"/>
+            <w:tcMar>
+              <w:top w:type="dxa" w:w="60"/>
+              <w:left w:type="dxa" w:w="100"/>
+              <w:bottom w:type="dxa" w:w="60"/>
+              <w:right w:type="dxa" w:w="100"/>
+            </w:tcMar>
+          </w:tcPr>
+          <w:p>
+            <w:pPr>
+              <w:spacing w:after="40"/>
+            </w:pPr>
+            <w:r>
+              <w:rPr>
+                <w:b/>
+                <w:bCs/>
+                <w:sz w:val="19"/>
+                <w:szCs w:val="19"/>
+              </w:rPr>
+              <w:t xml:space="preserve">Kind and location</w:t>
+            </w:r>
+          </w:p>
+        </w:tc>
+        <w:tc>
+          <w:tcPr>
+            <w:tcW w:type="dxa" w:w="5378"/>
+            <w:tcBorders>
+              <w:top w:val="single" w:color="8A94A6" w:sz="4"/>
+              <w:left w:val="single" w:color="8A94A6" w:sz="4"/>
+              <w:bottom w:val="single" w:color="8A94A6" w:sz="4"/>
+              <w:right w:val="single" w:color="8A94A6" w:sz="4"/>
+            </w:tcBorders>
+            <w:shd w:fill="DCE6F4" w:color="auto" w:val="clear"/>
+            <w:tcMar>
+              <w:top w:type="dxa" w:w="60"/>
+              <w:left w:type="dxa" w:w="100"/>
+              <w:bottom w:type="dxa" w:w="60"/>
+              <w:right w:type="dxa" w:w="100"/>
+            </w:tcMar>
+          </w:tcPr>
+          <w:p>
+            <w:pPr>
+              <w:spacing w:after="40"/>
+            </w:pPr>
+            <w:r>
+              <w:rPr>
+                <w:b/>
+                <w:bCs/>
+                <w:sz w:val="19"/>
+                <w:szCs w:val="19"/>
+              </w:rPr>
+              <w:t xml:space="preserve">Actions (operations)</w:t>
+            </w:r>
+          </w:p>
+        </w:tc>
+      </w:tr>
+      <w:tr>
+        <w:trPr>
+          <w:cantSplit/>
+        </w:trPr>
+        <w:tc>
+          <w:tcPr>
+            <w:tcW w:type="dxa" w:w="1728"/>
+            <w:tcBorders>
+              <w:top w:val="single" w:color="8A94A6" w:sz="4"/>
+              <w:left w:val="single" w:color="8A94A6" w:sz="4"/>
+              <w:bottom w:val="single" w:color="8A94A6" w:sz="4"/>
+              <w:right w:val="single" w:color="8A94A6" w:sz="4"/>
+            </w:tcBorders>
+            <w:tcMar>
+              <w:top w:type="dxa" w:w="60"/>
+              <w:left w:type="dxa" w:w="100"/>
+              <w:bottom w:type="dxa" w:w="60"/>
+              <w:right w:type="dxa" w:w="100"/>
+            </w:tcMar>
+          </w:tcPr>
+          <w:p>
+            <w:pPr>
+              <w:spacing w:after="40"/>
+            </w:pPr>
+            <w:r>
+              <w:rPr>
+                <w:sz w:val="19"/>
+                <w:szCs w:val="19"/>
+              </w:rPr>
+              <w:t xml:space="preserve">Status bar item</w:t>
+            </w:r>
+          </w:p>
+        </w:tc>
+        <w:tc>
+          <w:tcPr>
+            <w:tcW w:type="dxa" w:w="1920"/>
+            <w:tcBorders>
+              <w:top w:val="single" w:color="8A94A6" w:sz="4"/>
+              <w:left w:val="single" w:color="8A94A6" w:sz="4"/>
+              <w:bottom w:val="single" w:color="8A94A6" w:sz="4"/>
+              <w:right w:val="single" w:color="8A94A6" w:sz="4"/>
+            </w:tcBorders>
+            <w:tcMar>
+              <w:top w:type="dxa" w:w="60"/>
+              <w:left w:type="dxa" w:w="100"/>
+              <w:bottom w:type="dxa" w:w="60"/>
+              <w:right w:type="dxa" w:w="100"/>
+            </w:tcMar>
+          </w:tcPr>
+          <w:p>
+            <w:pPr>
+              <w:spacing w:after="40"/>
+            </w:pPr>
+            <w:r>
+              <w:rPr>
+                <w:sz w:val="19"/>
+                <w:szCs w:val="19"/>
+              </w:rPr>
+              <w:t xml:space="preserve">Native: VS Code status bar</w:t>
+            </w:r>
+          </w:p>
+        </w:tc>
+        <w:tc>
+          <w:tcPr>
+            <w:tcW w:type="dxa" w:w="5378"/>
+            <w:tcBorders>
+              <w:top w:val="single" w:color="8A94A6" w:sz="4"/>
+              <w:left w:val="single" w:color="8A94A6" w:sz="4"/>
+              <w:bottom w:val="single" w:color="8A94A6" w:sz="4"/>
+              <w:right w:val="single" w:color="8A94A6" w:sz="4"/>
+            </w:tcBorders>
+            <w:tcMar>
+              <w:top w:type="dxa" w:w="60"/>
+              <w:left w:type="dxa" w:w="100"/>
+              <w:bottom w:type="dxa" w:w="60"/>
+              <w:right w:type="dxa" w:w="100"/>
+            </w:tcMar>
+          </w:tcPr>
+          <w:p>
+            <w:pPr>
+              <w:spacing w:after="40"/>
+            </w:pPr>
+            <w:r>
+              <w:rPr>
+                <w:sz w:val="19"/>
+                <w:szCs w:val="19"/>
+              </w:rPr>
+              <w:t xml:space="preserve">Shows the state (not initialized, idle with pending-approval count, checking, OK, violation) and the user's role in the tooltip. Click opens the Hub, starts Initialize, or reopens the last review.</w:t>
+            </w:r>
+          </w:p>
+        </w:tc>
+      </w:tr>
+      <w:tr>
+        <w:trPr>
+          <w:cantSplit/>
+        </w:trPr>
+        <w:tc>
+          <w:tcPr>
+            <w:tcW w:type="dxa" w:w="1728"/>
+            <w:tcBorders>
+              <w:top w:val="single" w:color="8A94A6" w:sz="4"/>
+              <w:left w:val="single" w:color="8A94A6" w:sz="4"/>
+              <w:bottom w:val="single" w:color="8A94A6" w:sz="4"/>
+              <w:right w:val="single" w:color="8A94A6" w:sz="4"/>
+            </w:tcBorders>
+            <w:tcMar>
+              <w:top w:type="dxa" w:w="60"/>
+              <w:left w:type="dxa" w:w="100"/>
+              <w:bottom w:type="dxa" w:w="60"/>
+              <w:right w:type="dxa" w:w="100"/>
+            </w:tcMar>
+          </w:tcPr>
+          <w:p>
+            <w:pPr>
+              <w:spacing w:after="40"/>
+            </w:pPr>
+            <w:r>
+              <w:rPr>
+                <w:sz w:val="19"/>
+                <w:szCs w:val="19"/>
+              </w:rPr>
+              <w:t xml:space="preserve">Editor title button</w:t>
+            </w:r>
+          </w:p>
+        </w:tc>
+        <w:tc>
+          <w:tcPr>
+            <w:tcW w:type="dxa" w:w="1920"/>
+            <w:tcBorders>
+              <w:top w:val="single" w:color="8A94A6" w:sz="4"/>
+              <w:left w:val="single" w:color="8A94A6" w:sz="4"/>
+              <w:bottom w:val="single" w:color="8A94A6" w:sz="4"/>
+              <w:right w:val="single" w:color="8A94A6" w:sz="4"/>
+            </w:tcBorders>
+            <w:tcMar>
+              <w:top w:type="dxa" w:w="60"/>
+              <w:left w:type="dxa" w:w="100"/>
+              <w:bottom w:type="dxa" w:w="60"/>
+              <w:right w:type="dxa" w:w="100"/>
+            </w:tcMar>
+          </w:tcPr>
+          <w:p>
+            <w:pPr>
+              <w:spacing w:after="40"/>
+            </w:pPr>
+            <w:r>
+              <w:rPr>
+                <w:sz w:val="19"/>
+                <w:szCs w:val="19"/>
+              </w:rPr>
+              <w:t xml:space="preserve">Native: editor title bar (initialized projects only)</w:t>
+            </w:r>
+          </w:p>
+        </w:tc>
+        <w:tc>
+          <w:tcPr>
+            <w:tcW w:type="dxa" w:w="5378"/>
+            <w:tcBorders>
+              <w:top w:val="single" w:color="8A94A6" w:sz="4"/>
+              <w:left w:val="single" w:color="8A94A6" w:sz="4"/>
+              <w:bottom w:val="single" w:color="8A94A6" w:sz="4"/>
+              <w:right w:val="single" w:color="8A94A6" w:sz="4"/>
+            </w:tcBorders>
+            <w:tcMar>
+              <w:top w:type="dxa" w:w="60"/>
+              <w:left w:type="dxa" w:w="100"/>
+              <w:bottom w:type="dxa" w:w="60"/>
+              <w:right w:type="dxa" w:w="100"/>
+            </w:tcMar>
+          </w:tcPr>
+          <w:p>
+            <w:pPr>
+              <w:spacing w:after="40"/>
+            </w:pPr>
+            <w:r>
+              <w:rPr>
+                <w:sz w:val="19"/>
+                <w:szCs w:val="19"/>
+              </w:rPr>
+              <w:t xml:space="preserve">Opens the Hub.</w:t>
+            </w:r>
+          </w:p>
+        </w:tc>
+      </w:tr>
+      <w:tr>
+        <w:trPr>
+          <w:cantSplit/>
+        </w:trPr>
+        <w:tc>
+          <w:tcPr>
+            <w:tcW w:type="dxa" w:w="1728"/>
+            <w:tcBorders>
+              <w:top w:val="single" w:color="8A94A6" w:sz="4"/>
+              <w:left w:val="single" w:color="8A94A6" w:sz="4"/>
+              <w:bottom w:val="single" w:color="8A94A6" w:sz="4"/>
+              <w:right w:val="single" w:color="8A94A6" w:sz="4"/>
+            </w:tcBorders>
+            <w:tcMar>
+              <w:top w:type="dxa" w:w="60"/>
+              <w:left w:type="dxa" w:w="100"/>
+              <w:bottom w:type="dxa" w:w="60"/>
+              <w:right w:type="dxa" w:w="100"/>
+            </w:tcMar>
+          </w:tcPr>
+          <w:p>
+            <w:pPr>
+              <w:spacing w:after="40"/>
+            </w:pPr>
+            <w:r>
+              <w:rPr>
+                <w:sz w:val="19"/>
+                <w:szCs w:val="19"/>
+              </w:rPr>
+              <w:t xml:space="preserve">Commands</w:t>
+            </w:r>
+          </w:p>
+        </w:tc>
+        <w:tc>
+          <w:tcPr>
+            <w:tcW w:type="dxa" w:w="1920"/>
+            <w:tcBorders>
+              <w:top w:val="single" w:color="8A94A6" w:sz="4"/>
+              <w:left w:val="single" w:color="8A94A6" w:sz="4"/>
+              <w:bottom w:val="single" w:color="8A94A6" w:sz="4"/>
+              <w:right w:val="single" w:color="8A94A6" w:sz="4"/>
+            </w:tcBorders>
+            <w:tcMar>
+              <w:top w:type="dxa" w:w="60"/>
+              <w:left w:type="dxa" w:w="100"/>
+              <w:bottom w:type="dxa" w:w="60"/>
+              <w:right w:type="dxa" w:w="100"/>
+            </w:tcMar>
+          </w:tcPr>
+          <w:p>
+            <w:pPr>
+              <w:spacing w:after="40"/>
+            </w:pPr>
+            <w:r>
+              <w:rPr>
+                <w:sz w:val="19"/>
+                <w:szCs w:val="19"/>
+              </w:rPr>
+              <w:t xml:space="preserve">Native: command palette (</w:t>
+            </w:r>
+            <w:r>
+              <w:rPr>
+                <w:rFonts w:ascii="Consolas" w:cs="Consolas" w:eastAsia="Consolas" w:hAnsi="Consolas"/>
+                <w:sz w:val="19"/>
+                <w:szCs w:val="19"/>
+              </w:rPr>
+              <w:t xml:space="preserve">BluePrint: …</w:t>
+            </w:r>
+            <w:r>
+              <w:rPr>
+                <w:sz w:val="19"/>
+                <w:szCs w:val="19"/>
+              </w:rPr>
+              <w:t xml:space="preserve">)</w:t>
+            </w:r>
+          </w:p>
+        </w:tc>
+        <w:tc>
+          <w:tcPr>
+            <w:tcW w:type="dxa" w:w="5378"/>
+            <w:tcBorders>
+              <w:top w:val="single" w:color="8A94A6" w:sz="4"/>
+              <w:left w:val="single" w:color="8A94A6" w:sz="4"/>
+              <w:bottom w:val="single" w:color="8A94A6" w:sz="4"/>
+              <w:right w:val="single" w:color="8A94A6" w:sz="4"/>
+            </w:tcBorders>
+            <w:tcMar>
+              <w:top w:type="dxa" w:w="60"/>
+              <w:left w:type="dxa" w:w="100"/>
+              <w:bottom w:type="dxa" w:w="60"/>
+              <w:right w:type="dxa" w:w="100"/>
+            </w:tcMar>
+          </w:tcPr>
+          <w:p>
+            <w:pPr>
+              <w:spacing w:after="40"/>
+            </w:pPr>
+            <w:r>
+              <w:rPr>
+                <w:sz w:val="19"/>
+                <w:szCs w:val="19"/>
+              </w:rPr>
+              <w:t xml:space="preserve">Initialize; Open Hub; Review This Change; Pre-Check Prompt; View Architecture; Add Decision; Answer Constraint Questions; Search, Filter or Clear the ADR filter; Approve or Reject (Architects); Revert or Regenerate ARCH.md (Architects); Configure Team &amp; Roles; Change LLM Provider / API Key; View Audit Trail.</w:t>
+            </w:r>
+          </w:p>
+        </w:tc>
+      </w:tr>
+      <w:tr>
+        <w:trPr>
+          <w:cantSplit/>
+        </w:trPr>
+        <w:tc>
+          <w:tcPr>
+            <w:tcW w:type="dxa" w:w="1728"/>
+            <w:tcBorders>
+              <w:top w:val="single" w:color="8A94A6" w:sz="4"/>
+              <w:left w:val="single" w:color="8A94A6" w:sz="4"/>
+              <w:bottom w:val="single" w:color="8A94A6" w:sz="4"/>
+              <w:right w:val="single" w:color="8A94A6" w:sz="4"/>
+            </w:tcBorders>
+            <w:tcMar>
+              <w:top w:type="dxa" w:w="60"/>
+              <w:left w:type="dxa" w:w="100"/>
+              <w:bottom w:type="dxa" w:w="60"/>
+              <w:right w:type="dxa" w:w="100"/>
+            </w:tcMar>
+          </w:tcPr>
+          <w:p>
+            <w:pPr>
+              <w:spacing w:after="40"/>
+            </w:pPr>
+            <w:r>
+              <w:rPr>
+                <w:sz w:val="19"/>
+                <w:szCs w:val="19"/>
+              </w:rPr>
+              <w:t xml:space="preserve">ADR Browser</w:t>
+            </w:r>
+          </w:p>
+        </w:tc>
+        <w:tc>
+          <w:tcPr>
+            <w:tcW w:type="dxa" w:w="1920"/>
+            <w:tcBorders>
+              <w:top w:val="single" w:color="8A94A6" w:sz="4"/>
+              <w:left w:val="single" w:color="8A94A6" w:sz="4"/>
+              <w:bottom w:val="single" w:color="8A94A6" w:sz="4"/>
+              <w:right w:val="single" w:color="8A94A6" w:sz="4"/>
+            </w:tcBorders>
+            <w:tcMar>
+              <w:top w:type="dxa" w:w="60"/>
+              <w:left w:type="dxa" w:w="100"/>
+              <w:bottom w:type="dxa" w:w="60"/>
+              <w:right w:type="dxa" w:w="100"/>
+            </w:tcMar>
+          </w:tcPr>
+          <w:p>
+            <w:pPr>
+              <w:spacing w:after="40"/>
+            </w:pPr>
+            <w:r>
+              <w:rPr>
+                <w:sz w:val="19"/>
+                <w:szCs w:val="19"/>
+              </w:rPr>
+              <w:t xml:space="preserve">Native: sidebar tree view</w:t>
+            </w:r>
+          </w:p>
+        </w:tc>
+        <w:tc>
+          <w:tcPr>
+            <w:tcW w:type="dxa" w:w="5378"/>
+            <w:tcBorders>
+              <w:top w:val="single" w:color="8A94A6" w:sz="4"/>
+              <w:left w:val="single" w:color="8A94A6" w:sz="4"/>
+              <w:bottom w:val="single" w:color="8A94A6" w:sz="4"/>
+              <w:right w:val="single" w:color="8A94A6" w:sz="4"/>
+            </w:tcBorders>
+            <w:tcMar>
+              <w:top w:type="dxa" w:w="60"/>
+              <w:left w:type="dxa" w:w="100"/>
+              <w:bottom w:type="dxa" w:w="60"/>
+              <w:right w:type="dxa" w:w="100"/>
+            </w:tcMar>
+          </w:tcPr>
+          <w:p>
+            <w:pPr>
+              <w:spacing w:after="40"/>
+            </w:pPr>
+            <w:r>
+              <w:rPr>
+                <w:sz w:val="19"/>
+                <w:szCs w:val="19"/>
+              </w:rPr>
+              <w:t xml:space="preserve">Lists ADRs grouped by status, pending approvals first. Open an ADR; add a decision (+); search; filter and clear the filter; approve or reject a pending ADR (Architects).</w:t>
+            </w:r>
+          </w:p>
+        </w:tc>
+      </w:tr>
+      <w:tr>
+        <w:trPr>
+          <w:cantSplit/>
+        </w:trPr>
+        <w:tc>
+          <w:tcPr>
+            <w:tcW w:type="dxa" w:w="1728"/>
+            <w:tcBorders>
+              <w:top w:val="single" w:color="8A94A6" w:sz="4"/>
+              <w:left w:val="single" w:color="8A94A6" w:sz="4"/>
+              <w:bottom w:val="single" w:color="8A94A6" w:sz="4"/>
+              <w:right w:val="single" w:color="8A94A6" w:sz="4"/>
+            </w:tcBorders>
+            <w:tcMar>
+              <w:top w:type="dxa" w:w="60"/>
+              <w:left w:type="dxa" w:w="100"/>
+              <w:bottom w:type="dxa" w:w="60"/>
+              <w:right w:type="dxa" w:w="100"/>
+            </w:tcMar>
+          </w:tcPr>
+          <w:p>
+            <w:pPr>
+              <w:spacing w:after="40"/>
+            </w:pPr>
+            <w:r>
+              <w:rPr>
+                <w:sz w:val="19"/>
+                <w:szCs w:val="19"/>
+              </w:rPr>
+              <w:t xml:space="preserve">Audit Trail (sidebar)</w:t>
+            </w:r>
+          </w:p>
+        </w:tc>
+        <w:tc>
+          <w:tcPr>
+            <w:tcW w:type="dxa" w:w="1920"/>
+            <w:tcBorders>
+              <w:top w:val="single" w:color="8A94A6" w:sz="4"/>
+              <w:left w:val="single" w:color="8A94A6" w:sz="4"/>
+              <w:bottom w:val="single" w:color="8A94A6" w:sz="4"/>
+              <w:right w:val="single" w:color="8A94A6" w:sz="4"/>
+            </w:tcBorders>
+            <w:tcMar>
+              <w:top w:type="dxa" w:w="60"/>
+              <w:left w:type="dxa" w:w="100"/>
+              <w:bottom w:type="dxa" w:w="60"/>
+              <w:right w:type="dxa" w:w="100"/>
+            </w:tcMar>
+          </w:tcPr>
+          <w:p>
+            <w:pPr>
+              <w:spacing w:after="40"/>
+            </w:pPr>
+            <w:r>
+              <w:rPr>
+                <w:sz w:val="19"/>
+                <w:szCs w:val="19"/>
+              </w:rPr>
+              <w:t xml:space="preserve">Native: sidebar tree view</w:t>
+            </w:r>
+          </w:p>
+        </w:tc>
+        <w:tc>
+          <w:tcPr>
+            <w:tcW w:type="dxa" w:w="5378"/>
+            <w:tcBorders>
+              <w:top w:val="single" w:color="8A94A6" w:sz="4"/>
+              <w:left w:val="single" w:color="8A94A6" w:sz="4"/>
+              <w:bottom w:val="single" w:color="8A94A6" w:sz="4"/>
+              <w:right w:val="single" w:color="8A94A6" w:sz="4"/>
+            </w:tcBorders>
+            <w:tcMar>
+              <w:top w:type="dxa" w:w="60"/>
+              <w:left w:type="dxa" w:w="100"/>
+              <w:bottom w:type="dxa" w:w="60"/>
+              <w:right w:type="dxa" w:w="100"/>
+            </w:tcMar>
+          </w:tcPr>
+          <w:p>
+            <w:pPr>
+              <w:spacing w:after="40"/>
+            </w:pPr>
+            <w:r>
+              <w:rPr>
+                <w:sz w:val="19"/>
+                <w:szCs w:val="19"/>
+              </w:rPr>
+              <w:t xml:space="preserve">Lists the 20 latest audit entries. Open the linked ADR or the full Audit Trail panel.</w:t>
+            </w:r>
+          </w:p>
+        </w:tc>
+      </w:tr>
+      <w:tr>
+        <w:trPr>
+          <w:cantSplit/>
+        </w:trPr>
+        <w:tc>
+          <w:tcPr>
+            <w:tcW w:type="dxa" w:w="1728"/>
+            <w:tcBorders>
+              <w:top w:val="single" w:color="8A94A6" w:sz="4"/>
+              <w:left w:val="single" w:color="8A94A6" w:sz="4"/>
+              <w:bottom w:val="single" w:color="8A94A6" w:sz="4"/>
+              <w:right w:val="single" w:color="8A94A6" w:sz="4"/>
+            </w:tcBorders>
+            <w:tcMar>
+              <w:top w:type="dxa" w:w="60"/>
+              <w:left w:type="dxa" w:w="100"/>
+              <w:bottom w:type="dxa" w:w="60"/>
+              <w:right w:type="dxa" w:w="100"/>
+            </w:tcMar>
+          </w:tcPr>
+          <w:p>
+            <w:pPr>
+              <w:spacing w:after="40"/>
+            </w:pPr>
+            <w:r>
+              <w:rPr>
+                <w:sz w:val="19"/>
+                <w:szCs w:val="19"/>
+              </w:rPr>
+              <w:t xml:space="preserve">Hub</w:t>
+            </w:r>
+          </w:p>
+        </w:tc>
+        <w:tc>
+          <w:tcPr>
+            <w:tcW w:type="dxa" w:w="1920"/>
+            <w:tcBorders>
+              <w:top w:val="single" w:color="8A94A6" w:sz="4"/>
+              <w:left w:val="single" w:color="8A94A6" w:sz="4"/>
+              <w:bottom w:val="single" w:color="8A94A6" w:sz="4"/>
+              <w:right w:val="single" w:color="8A94A6" w:sz="4"/>
+            </w:tcBorders>
+            <w:tcMar>
+              <w:top w:type="dxa" w:w="60"/>
+              <w:left w:type="dxa" w:w="100"/>
+              <w:bottom w:type="dxa" w:w="60"/>
+              <w:right w:type="dxa" w:w="100"/>
+            </w:tcMar>
+          </w:tcPr>
+          <w:p>
+            <w:pPr>
+              <w:spacing w:after="40"/>
+            </w:pPr>
+            <w:r>
+              <w:rPr>
+                <w:sz w:val="19"/>
+                <w:szCs w:val="19"/>
+              </w:rPr>
+              <w:t xml:space="preserve">Webview panel</w:t>
+            </w:r>
+          </w:p>
+        </w:tc>
+        <w:tc>
+          <w:tcPr>
+            <w:tcW w:type="dxa" w:w="5378"/>
+            <w:tcBorders>
+              <w:top w:val="single" w:color="8A94A6" w:sz="4"/>
+              <w:left w:val="single" w:color="8A94A6" w:sz="4"/>
+              <w:bottom w:val="single" w:color="8A94A6" w:sz="4"/>
+              <w:right w:val="single" w:color="8A94A6" w:sz="4"/>
+            </w:tcBorders>
+            <w:tcMar>
+              <w:top w:type="dxa" w:w="60"/>
+              <w:left w:type="dxa" w:w="100"/>
+              <w:bottom w:type="dxa" w:w="60"/>
+              <w:right w:type="dxa" w:w="100"/>
+            </w:tcMar>
+          </w:tcPr>
+          <w:p>
+            <w:pPr>
+              <w:spacing w:after="40"/>
+            </w:pPr>
+            <w:r>
+              <w:rPr>
+                <w:sz w:val="19"/>
+                <w:szCs w:val="19"/>
+              </w:rPr>
+              <w:t xml:space="preserve">Initialize (before setup). Afterwards: Review my changes; Pre-check a prompt; View architecture; Add a decision; links to Audit trail, Team &amp; roles and Change LLM provider; a banner for pending approvals opens the ADR Browser.</w:t>
+            </w:r>
+          </w:p>
+        </w:tc>
+      </w:tr>
+      <w:tr>
+        <w:trPr>
+          <w:cantSplit/>
+        </w:trPr>
+        <w:tc>
+          <w:tcPr>
+            <w:tcW w:type="dxa" w:w="1728"/>
+            <w:tcBorders>
+              <w:top w:val="single" w:color="8A94A6" w:sz="4"/>
+              <w:left w:val="single" w:color="8A94A6" w:sz="4"/>
+              <w:bottom w:val="single" w:color="8A94A6" w:sz="4"/>
+              <w:right w:val="single" w:color="8A94A6" w:sz="4"/>
+            </w:tcBorders>
+            <w:tcMar>
+              <w:top w:type="dxa" w:w="60"/>
+              <w:left w:type="dxa" w:w="100"/>
+              <w:bottom w:type="dxa" w:w="60"/>
+              <w:right w:type="dxa" w:w="100"/>
+            </w:tcMar>
+          </w:tcPr>
+          <w:p>
+            <w:pPr>
+              <w:spacing w:after="40"/>
+            </w:pPr>
+            <w:r>
+              <w:rPr>
+                <w:sz w:val="19"/>
+                <w:szCs w:val="19"/>
+              </w:rPr>
+              <w:t xml:space="preserve">Setup Wizard</w:t>
+            </w:r>
+          </w:p>
+        </w:tc>
+        <w:tc>
+          <w:tcPr>
+            <w:tcW w:type="dxa" w:w="1920"/>
+            <w:tcBorders>
+              <w:top w:val="single" w:color="8A94A6" w:sz="4"/>
+              <w:left w:val="single" w:color="8A94A6" w:sz="4"/>
+              <w:bottom w:val="single" w:color="8A94A6" w:sz="4"/>
+              <w:right w:val="single" w:color="8A94A6" w:sz="4"/>
+            </w:tcBorders>
+            <w:tcMar>
+              <w:top w:type="dxa" w:w="60"/>
+              <w:left w:type="dxa" w:w="100"/>
+              <w:bottom w:type="dxa" w:w="60"/>
+              <w:right w:type="dxa" w:w="100"/>
+            </w:tcMar>
+          </w:tcPr>
+          <w:p>
+            <w:pPr>
+              <w:spacing w:after="40"/>
+            </w:pPr>
+            <w:r>
+              <w:rPr>
+                <w:sz w:val="19"/>
+                <w:szCs w:val="19"/>
+              </w:rPr>
+              <w:t xml:space="preserve">Webview panel</w:t>
+            </w:r>
+          </w:p>
+        </w:tc>
+        <w:tc>
+          <w:tcPr>
+            <w:tcW w:type="dxa" w:w="5378"/>
+            <w:tcBorders>
+              <w:top w:val="single" w:color="8A94A6" w:sz="4"/>
+              <w:left w:val="single" w:color="8A94A6" w:sz="4"/>
+              <w:bottom w:val="single" w:color="8A94A6" w:sz="4"/>
+              <w:right w:val="single" w:color="8A94A6" w:sz="4"/>
+            </w:tcBorders>
+            <w:tcMar>
+              <w:top w:type="dxa" w:w="60"/>
+              <w:left w:type="dxa" w:w="100"/>
+              <w:bottom w:type="dxa" w:w="60"/>
+              <w:right w:type="dxa" w:w="100"/>
+            </w:tcMar>
+          </w:tcPr>
+          <w:p>
+            <w:pPr>
+              <w:spacing w:after="40"/>
+            </w:pPr>
+            <w:r>
+              <w:rPr>
+                <w:sz w:val="19"/>
+                <w:szCs w:val="19"/>
+              </w:rPr>
+              <w:t xml:space="preserve">Choose the default or one's own API key; choose a provider and enter the key (validated before saving); set up team roles; describe the system; generate ARCH.md; answer, skip or analyse the constraint questions; edit, save or discard each draft ADR; open ARCH.md.</w:t>
+            </w:r>
+          </w:p>
+        </w:tc>
+      </w:tr>
+      <w:tr>
+        <w:trPr>
+          <w:cantSplit/>
+        </w:trPr>
+        <w:tc>
+          <w:tcPr>
+            <w:tcW w:type="dxa" w:w="1728"/>
+            <w:tcBorders>
+              <w:top w:val="single" w:color="8A94A6" w:sz="4"/>
+              <w:left w:val="single" w:color="8A94A6" w:sz="4"/>
+              <w:bottom w:val="single" w:color="8A94A6" w:sz="4"/>
+              <w:right w:val="single" w:color="8A94A6" w:sz="4"/>
+            </w:tcBorders>
+            <w:tcMar>
+              <w:top w:type="dxa" w:w="60"/>
+              <w:left w:type="dxa" w:w="100"/>
+              <w:bottom w:type="dxa" w:w="60"/>
+              <w:right w:type="dxa" w:w="100"/>
+            </w:tcMar>
+          </w:tcPr>
+          <w:p>
+            <w:pPr>
+              <w:spacing w:after="40"/>
+            </w:pPr>
+            <w:r>
+              <w:rPr>
+                <w:sz w:val="19"/>
+                <w:szCs w:val="19"/>
+              </w:rPr>
+              <w:t xml:space="preserve">Compliance Review</w:t>
+            </w:r>
+          </w:p>
+        </w:tc>
+        <w:tc>
+          <w:tcPr>
+            <w:tcW w:type="dxa" w:w="1920"/>
+            <w:tcBorders>
+              <w:top w:val="single" w:color="8A94A6" w:sz="4"/>
+              <w:left w:val="single" w:color="8A94A6" w:sz="4"/>
+              <w:bottom w:val="single" w:color="8A94A6" w:sz="4"/>
+              <w:right w:val="single" w:color="8A94A6" w:sz="4"/>
+            </w:tcBorders>
+            <w:tcMar>
+              <w:top w:type="dxa" w:w="60"/>
+              <w:left w:type="dxa" w:w="100"/>
+              <w:bottom w:type="dxa" w:w="60"/>
+              <w:right w:type="dxa" w:w="100"/>
+            </w:tcMar>
+          </w:tcPr>
+          <w:p>
+            <w:pPr>
+              <w:spacing w:after="40"/>
+            </w:pPr>
+            <w:r>
+              <w:rPr>
+                <w:sz w:val="19"/>
+                <w:szCs w:val="19"/>
+              </w:rPr>
+              <w:t xml:space="preserve">Webview panel</w:t>
+            </w:r>
+          </w:p>
+        </w:tc>
+        <w:tc>
+          <w:tcPr>
+            <w:tcW w:type="dxa" w:w="5378"/>
+            <w:tcBorders>
+              <w:top w:val="single" w:color="8A94A6" w:sz="4"/>
+              <w:left w:val="single" w:color="8A94A6" w:sz="4"/>
+              <w:bottom w:val="single" w:color="8A94A6" w:sz="4"/>
+              <w:right w:val="single" w:color="8A94A6" w:sz="4"/>
+            </w:tcBorders>
+            <w:tcMar>
+              <w:top w:type="dxa" w:w="60"/>
+              <w:left w:type="dxa" w:w="100"/>
+              <w:bottom w:type="dxa" w:w="60"/>
+              <w:right w:type="dxa" w:w="100"/>
+            </w:tcMar>
+          </w:tcPr>
+          <w:p>
+            <w:pPr>
+              <w:spacing w:after="40"/>
+            </w:pPr>
+            <w:r>
+              <w:rPr>
+                <w:sz w:val="19"/>
+                <w:szCs w:val="19"/>
+              </w:rPr>
+              <w:t xml:space="preserve">For each violation: Update Architecture (with reasoning) or Modify Code. For each planned component now in code: Mark as Implemented, or It's a New Component Instead. For each new component: Register (with optional context) or Dismiss. For each checked file: Register as new component anyway. Re-run review, Check again, Try again.</w:t>
+            </w:r>
+          </w:p>
+        </w:tc>
+      </w:tr>
+      <w:tr>
+        <w:trPr>
+          <w:cantSplit/>
+        </w:trPr>
+        <w:tc>
+          <w:tcPr>
+            <w:tcW w:type="dxa" w:w="1728"/>
+            <w:tcBorders>
+              <w:top w:val="single" w:color="8A94A6" w:sz="4"/>
+              <w:left w:val="single" w:color="8A94A6" w:sz="4"/>
+              <w:bottom w:val="single" w:color="8A94A6" w:sz="4"/>
+              <w:right w:val="single" w:color="8A94A6" w:sz="4"/>
+            </w:tcBorders>
+            <w:tcMar>
+              <w:top w:type="dxa" w:w="60"/>
+              <w:left w:type="dxa" w:w="100"/>
+              <w:bottom w:type="dxa" w:w="60"/>
+              <w:right w:type="dxa" w:w="100"/>
+            </w:tcMar>
+          </w:tcPr>
+          <w:p>
+            <w:pPr>
+              <w:spacing w:after="40"/>
+            </w:pPr>
+            <w:r>
+              <w:rPr>
+                <w:sz w:val="19"/>
+                <w:szCs w:val="19"/>
+              </w:rPr>
+              <w:t xml:space="preserve">Pre-Check</w:t>
+            </w:r>
+          </w:p>
+        </w:tc>
+        <w:tc>
+          <w:tcPr>
+            <w:tcW w:type="dxa" w:w="1920"/>
+            <w:tcBorders>
+              <w:top w:val="single" w:color="8A94A6" w:sz="4"/>
+              <w:left w:val="single" w:color="8A94A6" w:sz="4"/>
+              <w:bottom w:val="single" w:color="8A94A6" w:sz="4"/>
+              <w:right w:val="single" w:color="8A94A6" w:sz="4"/>
+            </w:tcBorders>
+            <w:tcMar>
+              <w:top w:type="dxa" w:w="60"/>
+              <w:left w:type="dxa" w:w="100"/>
+              <w:bottom w:type="dxa" w:w="60"/>
+              <w:right w:type="dxa" w:w="100"/>
+            </w:tcMar>
+          </w:tcPr>
+          <w:p>
+            <w:pPr>
+              <w:spacing w:after="40"/>
+            </w:pPr>
+            <w:r>
+              <w:rPr>
+                <w:sz w:val="19"/>
+                <w:szCs w:val="19"/>
+              </w:rPr>
+              <w:t xml:space="preserve">Webview panel</w:t>
+            </w:r>
+          </w:p>
+        </w:tc>
+        <w:tc>
+          <w:tcPr>
+            <w:tcW w:type="dxa" w:w="5378"/>
+            <w:tcBorders>
+              <w:top w:val="single" w:color="8A94A6" w:sz="4"/>
+              <w:left w:val="single" w:color="8A94A6" w:sz="4"/>
+              <w:bottom w:val="single" w:color="8A94A6" w:sz="4"/>
+              <w:right w:val="single" w:color="8A94A6" w:sz="4"/>
+            </w:tcBorders>
+            <w:tcMar>
+              <w:top w:type="dxa" w:w="60"/>
+              <w:left w:type="dxa" w:w="100"/>
+              <w:bottom w:type="dxa" w:w="60"/>
+              <w:right w:type="dxa" w:w="100"/>
+            </w:tcMar>
+          </w:tcPr>
+          <w:p>
+            <w:pPr>
+              <w:spacing w:after="40"/>
+            </w:pPr>
+            <w:r>
+              <w:rPr>
+                <w:sz w:val="19"/>
+                <w:szCs w:val="19"/>
+              </w:rPr>
+              <w:t xml:space="preserve">Enter a coding prompt; Check Architecture (or Ctrl+Enter); Use this prompt (the suggested revision); choose ADRs and Copy prompt with context; open an ADR; Revise prompt; Check another prompt.</w:t>
+            </w:r>
+          </w:p>
+        </w:tc>
+      </w:tr>
+      <w:tr>
+        <w:trPr>
+          <w:cantSplit/>
+        </w:trPr>
+        <w:tc>
+          <w:tcPr>
+            <w:tcW w:type="dxa" w:w="1728"/>
+            <w:tcBorders>
+              <w:top w:val="single" w:color="8A94A6" w:sz="4"/>
+              <w:left w:val="single" w:color="8A94A6" w:sz="4"/>
+              <w:bottom w:val="single" w:color="8A94A6" w:sz="4"/>
+              <w:right w:val="single" w:color="8A94A6" w:sz="4"/>
+            </w:tcBorders>
+            <w:tcMar>
+              <w:top w:type="dxa" w:w="60"/>
+              <w:left w:type="dxa" w:w="100"/>
+              <w:bottom w:type="dxa" w:w="60"/>
+              <w:right w:type="dxa" w:w="100"/>
+            </w:tcMar>
+          </w:tcPr>
+          <w:p>
+            <w:pPr>
+              <w:spacing w:after="40"/>
+            </w:pPr>
+            <w:r>
+              <w:rPr>
+                <w:sz w:val="19"/>
+                <w:szCs w:val="19"/>
+              </w:rPr>
+              <w:t xml:space="preserve">Add Decision</w:t>
+            </w:r>
+          </w:p>
+        </w:tc>
+        <w:tc>
+          <w:tcPr>
+            <w:tcW w:type="dxa" w:w="1920"/>
+            <w:tcBorders>
+              <w:top w:val="single" w:color="8A94A6" w:sz="4"/>
+              <w:left w:val="single" w:color="8A94A6" w:sz="4"/>
+              <w:bottom w:val="single" w:color="8A94A6" w:sz="4"/>
+              <w:right w:val="single" w:color="8A94A6" w:sz="4"/>
+            </w:tcBorders>
+            <w:tcMar>
+              <w:top w:type="dxa" w:w="60"/>
+              <w:left w:type="dxa" w:w="100"/>
+              <w:bottom w:type="dxa" w:w="60"/>
+              <w:right w:type="dxa" w:w="100"/>
+            </w:tcMar>
+          </w:tcPr>
+          <w:p>
+            <w:pPr>
+              <w:spacing w:after="40"/>
+            </w:pPr>
+            <w:r>
+              <w:rPr>
+                <w:sz w:val="19"/>
+                <w:szCs w:val="19"/>
+              </w:rPr>
+              <w:t xml:space="preserve">Webview panel</w:t>
+            </w:r>
+          </w:p>
+        </w:tc>
+        <w:tc>
+          <w:tcPr>
+            <w:tcW w:type="dxa" w:w="5378"/>
+            <w:tcBorders>
+              <w:top w:val="single" w:color="8A94A6" w:sz="4"/>
+              <w:left w:val="single" w:color="8A94A6" w:sz="4"/>
+              <w:bottom w:val="single" w:color="8A94A6" w:sz="4"/>
+              <w:right w:val="single" w:color="8A94A6" w:sz="4"/>
+            </w:tcBorders>
+            <w:tcMar>
+              <w:top w:type="dxa" w:w="60"/>
+              <w:left w:type="dxa" w:w="100"/>
+              <w:bottom w:type="dxa" w:w="60"/>
+              <w:right w:type="dxa" w:w="100"/>
+            </w:tcMar>
+          </w:tcPr>
+          <w:p>
+            <w:pPr>
+              <w:spacing w:after="40"/>
+            </w:pPr>
+            <w:r>
+              <w:rPr>
+                <w:sz w:val="19"/>
+                <w:szCs w:val="19"/>
+              </w:rPr>
+              <w:t xml:space="preserve">Describe a decision in plain words; edit the drafted ADR; choose the existing decision it replaces (one may be suggested); Save ADR; edit the description; answer the guided questions instead; open the saved ADR.</w:t>
+            </w:r>
+          </w:p>
+        </w:tc>
+      </w:tr>
+      <w:tr>
+        <w:trPr>
+          <w:cantSplit/>
+        </w:trPr>
+        <w:tc>
+          <w:tcPr>
+            <w:tcW w:type="dxa" w:w="1728"/>
+            <w:tcBorders>
+              <w:top w:val="single" w:color="8A94A6" w:sz="4"/>
+              <w:left w:val="single" w:color="8A94A6" w:sz="4"/>
+              <w:bottom w:val="single" w:color="8A94A6" w:sz="4"/>
+              <w:right w:val="single" w:color="8A94A6" w:sz="4"/>
+            </w:tcBorders>
+            <w:tcMar>
+              <w:top w:type="dxa" w:w="60"/>
+              <w:left w:type="dxa" w:w="100"/>
+              <w:bottom w:type="dxa" w:w="60"/>
+              <w:right w:type="dxa" w:w="100"/>
+            </w:tcMar>
+          </w:tcPr>
+          <w:p>
+            <w:pPr>
+              <w:spacing w:after="40"/>
+            </w:pPr>
+            <w:r>
+              <w:rPr>
+                <w:sz w:val="19"/>
+                <w:szCs w:val="19"/>
+              </w:rPr>
+              <w:t xml:space="preserve">ARCH.md Viewer</w:t>
+            </w:r>
+          </w:p>
+        </w:tc>
+        <w:tc>
+          <w:tcPr>
+            <w:tcW w:type="dxa" w:w="1920"/>
+            <w:tcBorders>
+              <w:top w:val="single" w:color="8A94A6" w:sz="4"/>
+              <w:left w:val="single" w:color="8A94A6" w:sz="4"/>
+              <w:bottom w:val="single" w:color="8A94A6" w:sz="4"/>
+              <w:right w:val="single" w:color="8A94A6" w:sz="4"/>
+            </w:tcBorders>
+            <w:tcMar>
+              <w:top w:type="dxa" w:w="60"/>
+              <w:left w:type="dxa" w:w="100"/>
+              <w:bottom w:type="dxa" w:w="60"/>
+              <w:right w:type="dxa" w:w="100"/>
+            </w:tcMar>
+          </w:tcPr>
+          <w:p>
+            <w:pPr>
+              <w:spacing w:after="40"/>
+            </w:pPr>
+            <w:r>
+              <w:rPr>
+                <w:sz w:val="19"/>
+                <w:szCs w:val="19"/>
+              </w:rPr>
+              <w:t xml:space="preserve">Webview panel</w:t>
+            </w:r>
+          </w:p>
+        </w:tc>
+        <w:tc>
+          <w:tcPr>
+            <w:tcW w:type="dxa" w:w="5378"/>
+            <w:tcBorders>
+              <w:top w:val="single" w:color="8A94A6" w:sz="4"/>
+              <w:left w:val="single" w:color="8A94A6" w:sz="4"/>
+              <w:bottom w:val="single" w:color="8A94A6" w:sz="4"/>
+              <w:right w:val="single" w:color="8A94A6" w:sz="4"/>
+            </w:tcBorders>
+            <w:tcMar>
+              <w:top w:type="dxa" w:w="60"/>
+              <w:left w:type="dxa" w:w="100"/>
+              <w:bottom w:type="dxa" w:w="60"/>
+              <w:right w:type="dxa" w:w="100"/>
+            </w:tcMar>
+          </w:tcPr>
+          <w:p>
+            <w:pPr>
+              <w:spacing w:after="40"/>
+            </w:pPr>
+            <w:r>
+              <w:rPr>
+                <w:sz w:val="19"/>
+                <w:szCs w:val="19"/>
+              </w:rPr>
+              <w:t xml:space="preserve">Read the rendered ARCH.md with the sections changed by the last five changes highlighted; Edit source; Revert to an earlier version and Regenerate from the codebase (both Architect-only).</w:t>
+            </w:r>
+          </w:p>
+        </w:tc>
+      </w:tr>
+      <w:tr>
+        <w:trPr>
+          <w:cantSplit/>
+        </w:trPr>
+        <w:tc>
+          <w:tcPr>
+            <w:tcW w:type="dxa" w:w="1728"/>
+            <w:tcBorders>
+              <w:top w:val="single" w:color="8A94A6" w:sz="4"/>
+              <w:left w:val="single" w:color="8A94A6" w:sz="4"/>
+              <w:bottom w:val="single" w:color="8A94A6" w:sz="4"/>
+              <w:right w:val="single" w:color="8A94A6" w:sz="4"/>
+            </w:tcBorders>
+            <w:tcMar>
+              <w:top w:type="dxa" w:w="60"/>
+              <w:left w:type="dxa" w:w="100"/>
+              <w:bottom w:type="dxa" w:w="60"/>
+              <w:right w:type="dxa" w:w="100"/>
+            </w:tcMar>
+          </w:tcPr>
+          <w:p>
+            <w:pPr>
+              <w:spacing w:after="40"/>
+            </w:pPr>
+            <w:r>
+              <w:rPr>
+                <w:sz w:val="19"/>
+                <w:szCs w:val="19"/>
+              </w:rPr>
+              <w:t xml:space="preserve">Audit Trail panel</w:t>
+            </w:r>
+          </w:p>
+        </w:tc>
+        <w:tc>
+          <w:tcPr>
+            <w:tcW w:type="dxa" w:w="1920"/>
+            <w:tcBorders>
+              <w:top w:val="single" w:color="8A94A6" w:sz="4"/>
+              <w:left w:val="single" w:color="8A94A6" w:sz="4"/>
+              <w:bottom w:val="single" w:color="8A94A6" w:sz="4"/>
+              <w:right w:val="single" w:color="8A94A6" w:sz="4"/>
+            </w:tcBorders>
+            <w:tcMar>
+              <w:top w:type="dxa" w:w="60"/>
+              <w:left w:type="dxa" w:w="100"/>
+              <w:bottom w:type="dxa" w:w="60"/>
+              <w:right w:type="dxa" w:w="100"/>
+            </w:tcMar>
+          </w:tcPr>
+          <w:p>
+            <w:pPr>
+              <w:spacing w:after="40"/>
+            </w:pPr>
+            <w:r>
+              <w:rPr>
+                <w:sz w:val="19"/>
+                <w:szCs w:val="19"/>
+              </w:rPr>
+              <w:t xml:space="preserve">Webview panel</w:t>
+            </w:r>
+          </w:p>
+        </w:tc>
+        <w:tc>
+          <w:tcPr>
+            <w:tcW w:type="dxa" w:w="5378"/>
+            <w:tcBorders>
+              <w:top w:val="single" w:color="8A94A6" w:sz="4"/>
+              <w:left w:val="single" w:color="8A94A6" w:sz="4"/>
+              <w:bottom w:val="single" w:color="8A94A6" w:sz="4"/>
+              <w:right w:val="single" w:color="8A94A6" w:sz="4"/>
+            </w:tcBorders>
+            <w:tcMar>
+              <w:top w:type="dxa" w:w="60"/>
+              <w:left w:type="dxa" w:w="100"/>
+              <w:bottom w:type="dxa" w:w="60"/>
+              <w:right w:type="dxa" w:w="100"/>
+            </w:tcMar>
+          </w:tcPr>
+          <w:p>
+            <w:pPr>
+              <w:spacing w:after="40"/>
+            </w:pPr>
+            <w:r>
+              <w:rPr>
+                <w:sz w:val="19"/>
+                <w:szCs w:val="19"/>
+              </w:rPr>
+              <w:t xml:space="preserve">Switch between the Decisions and Activity tabs; search; filter by status or event group; open ADRs and changed files.</w:t>
+            </w:r>
+          </w:p>
+        </w:tc>
+      </w:tr>
+      <w:tr>
+        <w:trPr>
+          <w:cantSplit/>
+        </w:trPr>
+        <w:tc>
+          <w:tcPr>
+            <w:tcW w:type="dxa" w:w="1728"/>
+            <w:tcBorders>
+              <w:top w:val="single" w:color="8A94A6" w:sz="4"/>
+              <w:left w:val="single" w:color="8A94A6" w:sz="4"/>
+              <w:bottom w:val="single" w:color="8A94A6" w:sz="4"/>
+              <w:right w:val="single" w:color="8A94A6" w:sz="4"/>
+            </w:tcBorders>
+            <w:tcMar>
+              <w:top w:type="dxa" w:w="60"/>
+              <w:left w:type="dxa" w:w="100"/>
+              <w:bottom w:type="dxa" w:w="60"/>
+              <w:right w:type="dxa" w:w="100"/>
+            </w:tcMar>
+          </w:tcPr>
+          <w:p>
+            <w:pPr>
+              <w:spacing w:after="40"/>
+            </w:pPr>
+            <w:r>
+              <w:rPr>
+                <w:sz w:val="19"/>
+                <w:szCs w:val="19"/>
+              </w:rPr>
+              <w:t xml:space="preserve">Team &amp; Roles</w:t>
+            </w:r>
+          </w:p>
+        </w:tc>
+        <w:tc>
+          <w:tcPr>
+            <w:tcW w:type="dxa" w:w="1920"/>
+            <w:tcBorders>
+              <w:top w:val="single" w:color="8A94A6" w:sz="4"/>
+              <w:left w:val="single" w:color="8A94A6" w:sz="4"/>
+              <w:bottom w:val="single" w:color="8A94A6" w:sz="4"/>
+              <w:right w:val="single" w:color="8A94A6" w:sz="4"/>
+            </w:tcBorders>
+            <w:tcMar>
+              <w:top w:type="dxa" w:w="60"/>
+              <w:left w:type="dxa" w:w="100"/>
+              <w:bottom w:type="dxa" w:w="60"/>
+              <w:right w:type="dxa" w:w="100"/>
+            </w:tcMar>
+          </w:tcPr>
+          <w:p>
+            <w:pPr>
+              <w:spacing w:after="40"/>
+            </w:pPr>
+            <w:r>
+              <w:rPr>
+                <w:sz w:val="19"/>
+                <w:szCs w:val="19"/>
+              </w:rPr>
+              <w:t xml:space="preserve">Webview panel</w:t>
+            </w:r>
+          </w:p>
+        </w:tc>
+        <w:tc>
+          <w:tcPr>
+            <w:tcW w:type="dxa" w:w="5378"/>
+            <w:tcBorders>
+              <w:top w:val="single" w:color="8A94A6" w:sz="4"/>
+              <w:left w:val="single" w:color="8A94A6" w:sz="4"/>
+              <w:bottom w:val="single" w:color="8A94A6" w:sz="4"/>
+              <w:right w:val="single" w:color="8A94A6" w:sz="4"/>
+            </w:tcBorders>
+            <w:tcMar>
+              <w:top w:type="dxa" w:w="60"/>
+              <w:left w:type="dxa" w:w="100"/>
+              <w:bottom w:type="dxa" w:w="60"/>
+              <w:right w:type="dxa" w:w="100"/>
+            </w:tcMar>
+          </w:tcPr>
+          <w:p>
+            <w:pPr>
+              <w:spacing w:after="40"/>
+            </w:pPr>
+            <w:r>
+              <w:rPr>
+                <w:sz w:val="19"/>
+                <w:szCs w:val="19"/>
+              </w:rPr>
+              <w:t xml:space="preserve">See one's identity and role; edit the lists of Architects and Developers (Architects only); Save roles; Edit roles.json directly.</w:t>
+            </w:r>
+          </w:p>
+        </w:tc>
+      </w:tr>
+      <w:tr>
+        <w:trPr>
+          <w:cantSplit/>
+        </w:trPr>
+        <w:tc>
+          <w:tcPr>
+            <w:tcW w:type="dxa" w:w="1728"/>
+            <w:tcBorders>
+              <w:top w:val="single" w:color="8A94A6" w:sz="4"/>
+              <w:left w:val="single" w:color="8A94A6" w:sz="4"/>
+              <w:bottom w:val="single" w:color="8A94A6" w:sz="4"/>
+              <w:right w:val="single" w:color="8A94A6" w:sz="4"/>
+            </w:tcBorders>
+            <w:tcMar>
+              <w:top w:type="dxa" w:w="60"/>
+              <w:left w:type="dxa" w:w="100"/>
+              <w:bottom w:type="dxa" w:w="60"/>
+              <w:right w:type="dxa" w:w="100"/>
+            </w:tcMar>
+          </w:tcPr>
+          <w:p>
+            <w:pPr>
+              <w:spacing w:after="40"/>
+            </w:pPr>
+            <w:r>
+              <w:rPr>
+                <w:sz w:val="19"/>
+                <w:szCs w:val="19"/>
+              </w:rPr>
+              <w:t xml:space="preserve">Quick picks, inputs and notifications</w:t>
+            </w:r>
+          </w:p>
+        </w:tc>
+        <w:tc>
+          <w:tcPr>
+            <w:tcW w:type="dxa" w:w="1920"/>
+            <w:tcBorders>
+              <w:top w:val="single" w:color="8A94A6" w:sz="4"/>
+              <w:left w:val="single" w:color="8A94A6" w:sz="4"/>
+              <w:bottom w:val="single" w:color="8A94A6" w:sz="4"/>
+              <w:right w:val="single" w:color="8A94A6" w:sz="4"/>
+            </w:tcBorders>
+            <w:tcMar>
+              <w:top w:type="dxa" w:w="60"/>
+              <w:left w:type="dxa" w:w="100"/>
+              <w:bottom w:type="dxa" w:w="60"/>
+              <w:right w:type="dxa" w:w="100"/>
+            </w:tcMar>
+          </w:tcPr>
+          <w:p>
+            <w:pPr>
+              <w:spacing w:after="40"/>
+            </w:pPr>
+            <w:r>
+              <w:rPr>
+                <w:sz w:val="19"/>
+                <w:szCs w:val="19"/>
+              </w:rPr>
+              <w:t xml:space="preserve">Native VS Code dialogs</w:t>
+            </w:r>
+          </w:p>
+        </w:tc>
+        <w:tc>
+          <w:tcPr>
+            <w:tcW w:type="dxa" w:w="5378"/>
+            <w:tcBorders>
+              <w:top w:val="single" w:color="8A94A6" w:sz="4"/>
+              <w:left w:val="single" w:color="8A94A6" w:sz="4"/>
+              <w:bottom w:val="single" w:color="8A94A6" w:sz="4"/>
+              <w:right w:val="single" w:color="8A94A6" w:sz="4"/>
+            </w:tcBorders>
+            <w:tcMar>
+              <w:top w:type="dxa" w:w="60"/>
+              <w:left w:type="dxa" w:w="100"/>
+              <w:bottom w:type="dxa" w:w="60"/>
+              <w:right w:type="dxa" w:w="100"/>
+            </w:tcMar>
+          </w:tcPr>
+          <w:p>
+            <w:pPr>
+              <w:spacing w:after="40"/>
+            </w:pPr>
+            <w:r>
+              <w:rPr>
+                <w:sz w:val="19"/>
+                <w:szCs w:val="19"/>
+              </w:rPr>
+              <w:t xml:space="preserve">Change the provider (provider list, then a password box with a link to the key page); pick an ARCH.md version to revert to (with a diff); confirm a regeneration (with a diff); enter an approval or rejection note; answer the new-file prompt (Review or Skip).</w:t>
+            </w:r>
+          </w:p>
+        </w:tc>
+      </w:tr>
+    </w:tbl>
+    <w:p>
+      <w:pPr>
+        <w:spacing w:after="160"/>
+      </w:pPr>
+    </w:p>
+    <w:p>
+      <w:pPr>
+        <w:keepNext/>
+        <w:spacing w:after="60" w:before="120"/>
+        <w:jc w:val="center"/>
+      </w:pPr>
+      <w:r>
+        <w:drawing>
+          <wp:inline distT="0" distB="0" distL="0" distR="0">
+            <wp:extent cx="5715000" cy="5095875"/>
+            <wp:effectExtent t="0" r="0" b="0" l="0"/>
+            <wp:docPr id="8" name="6-1-navigation.png" descr="Figure 6.1: Interface objects and the navigation between them" title="Figure 6.1: Interface objects and the navigation between them"/>
+            <wp:cNvGraphicFramePr>
+              <a:graphicFrameLocks xmlns:a="http://schemas.openxmlformats.org/drawingml/2006/main" noChangeAspect="1"/>
+            </wp:cNvGraphicFramePr>
+            <a:graphic xmlns:a="http://schemas.openxmlformats.org/drawingml/2006/main">
+              <a:graphicData uri="http://schemas.openxmlformats.org/drawingml/2006/picture">
+                <pic:pic xmlns:pic="http://schemas.openxmlformats.org/drawingml/2006/picture">
+                  <pic:nvPicPr>
+                    <pic:cNvPr id="0" name="" descr=""/>
+                    <pic:cNvPicPr>
+                      <a:picLocks noChangeAspect="1" noChangeArrowheads="1"/>
+                    </pic:cNvPicPr>
+                  </pic:nvPicPr>
+                  <pic:blipFill>
+                    <a:blip r:embed="rId14" cstate="none"/>
+                    <a:srcRect/>
+                    <a:stretch>
+                      <a:fillRect/>
+                    </a:stretch>
+                  </pic:blipFill>
+                  <pic:spPr bwMode="auto">
+                    <a:xfrm>
+                      <a:off x="0" y="0"/>
+                      <a:ext cx="5715000" cy="5095875"/>
+                    </a:xfrm>
+                    <a:prstGeom prst="rect">
+                      <a:avLst/>
+                    </a:prstGeom>
+                  </pic:spPr>
+                </pic:pic>
+              </a:graphicData>
+            </a:graphic>
+          </wp:inline>
+        </w:drawing>
+      </w:r>
+    </w:p>
+    <w:p>
+      <w:pPr>
+        <w:spacing w:after="240" w:before="60"/>
+        <w:jc w:val="center"/>
+      </w:pPr>
+      <w:r>
+        <w:rPr>
+          <w:i/>
+          <w:iCs/>
+          <w:sz w:val="20"/>
+          <w:szCs w:val="20"/>
+        </w:rPr>
+        <w:t xml:space="preserve">Figure 6.1: Interface objects and the navigation between them</w:t>
+      </w:r>
+    </w:p>
+    <w:p>
+      <w:pPr>
+        <w:pStyle w:val="Heading2"/>
+      </w:pPr>
+      <w:r>
+        <w:t xml:space="preserve">6.2 Events and Interface State Changes</w:t>
+      </w:r>
+    </w:p>
+    <w:p>
+      <w:pPr>
+        <w:spacing w:after="140" w:line="300"/>
+        <w:jc w:val="both"/>
+      </w:pPr>
+      <w:r>
+        <w:t xml:space="preserve">Table 6.2 lists the events that change the state of the interface. Most are user actions; the rest come from the workspace (files created or changed, for example after </w:t>
+      </w:r>
+      <w:r>
+        <w:rPr>
+          <w:rFonts w:ascii="Consolas" w:cs="Consolas" w:eastAsia="Consolas" w:hAnsi="Consolas"/>
+          <w:sz w:val="20"/>
+          <w:szCs w:val="20"/>
+        </w:rPr>
+        <w:t xml:space="preserve">git pull</w:t>
+      </w:r>
+      <w:r>
+        <w:t xml:space="preserve">) or from the extension when a model call finishes. The extension keeps every view in step with the files on disk, so a change made by a teammate appears without reloading.</w:t>
+      </w:r>
+    </w:p>
+    <w:p>
+      <w:pPr>
+        <w:keepNext/>
+        <w:spacing w:after="80" w:before="200"/>
+        <w:jc w:val="center"/>
+      </w:pPr>
+      <w:r>
+        <w:rPr>
+          <w:i/>
+          <w:iCs/>
+          <w:sz w:val="20"/>
+          <w:szCs w:val="20"/>
+        </w:rPr>
+        <w:t xml:space="preserve">Table 6.2: Events and the interface state changes they cause</w:t>
+      </w:r>
+    </w:p>
+    <w:tbl>
+      <w:tblPr>
+        <w:tblW w:type="dxa" w:w="9026"/>
+        <w:tblBorders>
+          <w:top w:val="single" w:color="auto" w:sz="4"/>
+          <w:left w:val="single" w:color="auto" w:sz="4"/>
+          <w:bottom w:val="single" w:color="auto" w:sz="4"/>
+          <w:right w:val="single" w:color="auto" w:sz="4"/>
+          <w:insideH w:val="single" w:color="auto" w:sz="4"/>
+          <w:insideV w:val="single" w:color="auto" w:sz="4"/>
+        </w:tblBorders>
+      </w:tblPr>
+      <w:tblGrid>
+        <w:gridCol w:w="2497"/>
+        <w:gridCol w:w="1248"/>
+        <w:gridCol w:w="5281"/>
+      </w:tblGrid>
+      <w:tr>
+        <w:trPr>
+          <w:tblHeader/>
+        </w:trPr>
+        <w:tc>
+          <w:tcPr>
+            <w:tcW w:type="dxa" w:w="2497"/>
+            <w:tcBorders>
+              <w:top w:val="single" w:color="8A94A6" w:sz="4"/>
+              <w:left w:val="single" w:color="8A94A6" w:sz="4"/>
+              <w:bottom w:val="single" w:color="8A94A6" w:sz="4"/>
+              <w:right w:val="single" w:color="8A94A6" w:sz="4"/>
+            </w:tcBorders>
+            <w:shd w:fill="DCE6F4" w:color="auto" w:val="clear"/>
+            <w:tcMar>
+              <w:top w:type="dxa" w:w="60"/>
+              <w:left w:type="dxa" w:w="100"/>
+              <w:bottom w:type="dxa" w:w="60"/>
+              <w:right w:type="dxa" w:w="100"/>
+            </w:tcMar>
+          </w:tcPr>
+          <w:p>
+            <w:pPr>
+              <w:spacing w:after="40"/>
+            </w:pPr>
+            <w:r>
+              <w:rPr>
+                <w:b/>
+                <w:bCs/>
+                <w:sz w:val="19"/>
+                <w:szCs w:val="19"/>
+              </w:rPr>
+              <w:t xml:space="preserve">Event</w:t>
+            </w:r>
+          </w:p>
+        </w:tc>
+        <w:tc>
+          <w:tcPr>
+            <w:tcW w:type="dxa" w:w="1248"/>
+            <w:tcBorders>
+              <w:top w:val="single" w:color="8A94A6" w:sz="4"/>
+              <w:left w:val="single" w:color="8A94A6" w:sz="4"/>
+              <w:bottom w:val="single" w:color="8A94A6" w:sz="4"/>
+              <w:right w:val="single" w:color="8A94A6" w:sz="4"/>
+            </w:tcBorders>
+            <w:shd w:fill="DCE6F4" w:color="auto" w:val="clear"/>
+            <w:tcMar>
+              <w:top w:type="dxa" w:w="60"/>
+              <w:left w:type="dxa" w:w="100"/>
+              <w:bottom w:type="dxa" w:w="60"/>
+              <w:right w:type="dxa" w:w="100"/>
+            </w:tcMar>
+          </w:tcPr>
+          <w:p>
+            <w:pPr>
+              <w:spacing w:after="40"/>
+            </w:pPr>
+            <w:r>
+              <w:rPr>
+                <w:b/>
+                <w:bCs/>
+                <w:sz w:val="19"/>
+                <w:szCs w:val="19"/>
+              </w:rPr>
+              <w:t xml:space="preserve">Source</w:t>
+            </w:r>
+          </w:p>
+        </w:tc>
+        <w:tc>
+          <w:tcPr>
+            <w:tcW w:type="dxa" w:w="5281"/>
+            <w:tcBorders>
+              <w:top w:val="single" w:color="8A94A6" w:sz="4"/>
+              <w:left w:val="single" w:color="8A94A6" w:sz="4"/>
+              <w:bottom w:val="single" w:color="8A94A6" w:sz="4"/>
+              <w:right w:val="single" w:color="8A94A6" w:sz="4"/>
+            </w:tcBorders>
+            <w:shd w:fill="DCE6F4" w:color="auto" w:val="clear"/>
+            <w:tcMar>
+              <w:top w:type="dxa" w:w="60"/>
+              <w:left w:type="dxa" w:w="100"/>
+              <w:bottom w:type="dxa" w:w="60"/>
+              <w:right w:type="dxa" w:w="100"/>
+            </w:tcMar>
+          </w:tcPr>
+          <w:p>
+            <w:pPr>
+              <w:spacing w:after="40"/>
+            </w:pPr>
+            <w:r>
+              <w:rPr>
+                <w:b/>
+                <w:bCs/>
+                <w:sz w:val="19"/>
+                <w:szCs w:val="19"/>
+              </w:rPr>
+              <w:t xml:space="preserve">Interface state change</w:t>
+            </w:r>
+          </w:p>
+        </w:tc>
+      </w:tr>
+      <w:tr>
+        <w:trPr>
+          <w:cantSplit/>
+        </w:trPr>
+        <w:tc>
+          <w:tcPr>
+            <w:tcW w:type="dxa" w:w="2497"/>
+            <w:tcBorders>
+              <w:top w:val="single" w:color="8A94A6" w:sz="4"/>
+              <w:left w:val="single" w:color="8A94A6" w:sz="4"/>
+              <w:bottom w:val="single" w:color="8A94A6" w:sz="4"/>
+              <w:right w:val="single" w:color="8A94A6" w:sz="4"/>
+            </w:tcBorders>
+            <w:tcMar>
+              <w:top w:type="dxa" w:w="60"/>
+              <w:left w:type="dxa" w:w="100"/>
+              <w:bottom w:type="dxa" w:w="60"/>
+              <w:right w:type="dxa" w:w="100"/>
+            </w:tcMar>
+          </w:tcPr>
+          <w:p>
+            <w:pPr>
+              <w:spacing w:after="40"/>
+            </w:pPr>
+            <w:r>
+              <w:rPr>
+                <w:sz w:val="19"/>
+                <w:szCs w:val="19"/>
+              </w:rPr>
+              <w:t xml:space="preserve">Extension starts in a project without BluePrint</w:t>
+            </w:r>
+          </w:p>
+        </w:tc>
+        <w:tc>
+          <w:tcPr>
+            <w:tcW w:type="dxa" w:w="1248"/>
+            <w:tcBorders>
+              <w:top w:val="single" w:color="8A94A6" w:sz="4"/>
+              <w:left w:val="single" w:color="8A94A6" w:sz="4"/>
+              <w:bottom w:val="single" w:color="8A94A6" w:sz="4"/>
+              <w:right w:val="single" w:color="8A94A6" w:sz="4"/>
+            </w:tcBorders>
+            <w:tcMar>
+              <w:top w:type="dxa" w:w="60"/>
+              <w:left w:type="dxa" w:w="100"/>
+              <w:bottom w:type="dxa" w:w="60"/>
+              <w:right w:type="dxa" w:w="100"/>
+            </w:tcMar>
+          </w:tcPr>
+          <w:p>
+            <w:pPr>
+              <w:spacing w:after="40"/>
+            </w:pPr>
+            <w:r>
+              <w:rPr>
+                <w:sz w:val="19"/>
+                <w:szCs w:val="19"/>
+              </w:rPr>
+              <w:t xml:space="preserve">VS Code</w:t>
+            </w:r>
+          </w:p>
+        </w:tc>
+        <w:tc>
+          <w:tcPr>
+            <w:tcW w:type="dxa" w:w="5281"/>
+            <w:tcBorders>
+              <w:top w:val="single" w:color="8A94A6" w:sz="4"/>
+              <w:left w:val="single" w:color="8A94A6" w:sz="4"/>
+              <w:bottom w:val="single" w:color="8A94A6" w:sz="4"/>
+              <w:right w:val="single" w:color="8A94A6" w:sz="4"/>
+            </w:tcBorders>
+            <w:tcMar>
+              <w:top w:type="dxa" w:w="60"/>
+              <w:left w:type="dxa" w:w="100"/>
+              <w:bottom w:type="dxa" w:w="60"/>
+              <w:right w:type="dxa" w:w="100"/>
+            </w:tcMar>
+          </w:tcPr>
+          <w:p>
+            <w:pPr>
+              <w:spacing w:after="40"/>
+            </w:pPr>
+            <w:r>
+              <w:rPr>
+                <w:sz w:val="19"/>
+                <w:szCs w:val="19"/>
+              </w:rPr>
+              <w:t xml:space="preserve">Status bar: Not initialized. Hub shows only Initialize. Sidebar views and the editor title button are hidden.</w:t>
+            </w:r>
+          </w:p>
+        </w:tc>
+      </w:tr>
+      <w:tr>
+        <w:trPr>
+          <w:cantSplit/>
+        </w:trPr>
+        <w:tc>
+          <w:tcPr>
+            <w:tcW w:type="dxa" w:w="2497"/>
+            <w:tcBorders>
+              <w:top w:val="single" w:color="8A94A6" w:sz="4"/>
+              <w:left w:val="single" w:color="8A94A6" w:sz="4"/>
+              <w:bottom w:val="single" w:color="8A94A6" w:sz="4"/>
+              <w:right w:val="single" w:color="8A94A6" w:sz="4"/>
+            </w:tcBorders>
+            <w:tcMar>
+              <w:top w:type="dxa" w:w="60"/>
+              <w:left w:type="dxa" w:w="100"/>
+              <w:bottom w:type="dxa" w:w="60"/>
+              <w:right w:type="dxa" w:w="100"/>
+            </w:tcMar>
+          </w:tcPr>
+          <w:p>
+            <w:pPr>
+              <w:spacing w:after="40"/>
+            </w:pPr>
+            <w:r>
+              <w:rPr>
+                <w:sz w:val="19"/>
+                <w:szCs w:val="19"/>
+              </w:rPr>
+              <w:t xml:space="preserve">ARCH.md generated by the wizard</w:t>
+            </w:r>
+          </w:p>
+        </w:tc>
+        <w:tc>
+          <w:tcPr>
+            <w:tcW w:type="dxa" w:w="1248"/>
+            <w:tcBorders>
+              <w:top w:val="single" w:color="8A94A6" w:sz="4"/>
+              <w:left w:val="single" w:color="8A94A6" w:sz="4"/>
+              <w:bottom w:val="single" w:color="8A94A6" w:sz="4"/>
+              <w:right w:val="single" w:color="8A94A6" w:sz="4"/>
+            </w:tcBorders>
+            <w:tcMar>
+              <w:top w:type="dxa" w:w="60"/>
+              <w:left w:type="dxa" w:w="100"/>
+              <w:bottom w:type="dxa" w:w="60"/>
+              <w:right w:type="dxa" w:w="100"/>
+            </w:tcMar>
+          </w:tcPr>
+          <w:p>
+            <w:pPr>
+              <w:spacing w:after="40"/>
+            </w:pPr>
+            <w:r>
+              <w:rPr>
+                <w:sz w:val="19"/>
+                <w:szCs w:val="19"/>
+              </w:rPr>
+              <w:t xml:space="preserve">Extension</w:t>
+            </w:r>
+          </w:p>
+        </w:tc>
+        <w:tc>
+          <w:tcPr>
+            <w:tcW w:type="dxa" w:w="5281"/>
+            <w:tcBorders>
+              <w:top w:val="single" w:color="8A94A6" w:sz="4"/>
+              <w:left w:val="single" w:color="8A94A6" w:sz="4"/>
+              <w:bottom w:val="single" w:color="8A94A6" w:sz="4"/>
+              <w:right w:val="single" w:color="8A94A6" w:sz="4"/>
+            </w:tcBorders>
+            <w:tcMar>
+              <w:top w:type="dxa" w:w="60"/>
+              <w:left w:type="dxa" w:w="100"/>
+              <w:bottom w:type="dxa" w:w="60"/>
+              <w:right w:type="dxa" w:w="100"/>
+            </w:tcMar>
+          </w:tcPr>
+          <w:p>
+            <w:pPr>
+              <w:spacing w:after="40"/>
+            </w:pPr>
+            <w:r>
+              <w:rPr>
+                <w:sz w:val="19"/>
+                <w:szCs w:val="19"/>
+              </w:rPr>
+              <w:t xml:space="preserve">Wizard moves to Architecture ready. Sidebar views and the editor title button appear; the status bar becomes Idle; an open Hub switches to its dashboard.</w:t>
+            </w:r>
+          </w:p>
+        </w:tc>
+      </w:tr>
+      <w:tr>
+        <w:trPr>
+          <w:cantSplit/>
+        </w:trPr>
+        <w:tc>
+          <w:tcPr>
+            <w:tcW w:type="dxa" w:w="2497"/>
+            <w:tcBorders>
+              <w:top w:val="single" w:color="8A94A6" w:sz="4"/>
+              <w:left w:val="single" w:color="8A94A6" w:sz="4"/>
+              <w:bottom w:val="single" w:color="8A94A6" w:sz="4"/>
+              <w:right w:val="single" w:color="8A94A6" w:sz="4"/>
+            </w:tcBorders>
+            <w:tcMar>
+              <w:top w:type="dxa" w:w="60"/>
+              <w:left w:type="dxa" w:w="100"/>
+              <w:bottom w:type="dxa" w:w="60"/>
+              <w:right w:type="dxa" w:w="100"/>
+            </w:tcMar>
+          </w:tcPr>
+          <w:p>
+            <w:pPr>
+              <w:spacing w:after="40"/>
+            </w:pPr>
+            <w:r>
+              <w:rPr>
+                <w:sz w:val="19"/>
+                <w:szCs w:val="19"/>
+              </w:rPr>
+              <w:t xml:space="preserve">New file(s) created</w:t>
+            </w:r>
+          </w:p>
+        </w:tc>
+        <w:tc>
+          <w:tcPr>
+            <w:tcW w:type="dxa" w:w="1248"/>
+            <w:tcBorders>
+              <w:top w:val="single" w:color="8A94A6" w:sz="4"/>
+              <w:left w:val="single" w:color="8A94A6" w:sz="4"/>
+              <w:bottom w:val="single" w:color="8A94A6" w:sz="4"/>
+              <w:right w:val="single" w:color="8A94A6" w:sz="4"/>
+            </w:tcBorders>
+            <w:tcMar>
+              <w:top w:type="dxa" w:w="60"/>
+              <w:left w:type="dxa" w:w="100"/>
+              <w:bottom w:type="dxa" w:w="60"/>
+              <w:right w:type="dxa" w:w="100"/>
+            </w:tcMar>
+          </w:tcPr>
+          <w:p>
+            <w:pPr>
+              <w:spacing w:after="40"/>
+            </w:pPr>
+            <w:r>
+              <w:rPr>
+                <w:sz w:val="19"/>
+                <w:szCs w:val="19"/>
+              </w:rPr>
+              <w:t xml:space="preserve">Workspace</w:t>
+            </w:r>
+          </w:p>
+        </w:tc>
+        <w:tc>
+          <w:tcPr>
+            <w:tcW w:type="dxa" w:w="5281"/>
+            <w:tcBorders>
+              <w:top w:val="single" w:color="8A94A6" w:sz="4"/>
+              <w:left w:val="single" w:color="8A94A6" w:sz="4"/>
+              <w:bottom w:val="single" w:color="8A94A6" w:sz="4"/>
+              <w:right w:val="single" w:color="8A94A6" w:sz="4"/>
+            </w:tcBorders>
+            <w:tcMar>
+              <w:top w:type="dxa" w:w="60"/>
+              <w:left w:type="dxa" w:w="100"/>
+              <w:bottom w:type="dxa" w:w="60"/>
+              <w:right w:type="dxa" w:w="100"/>
+            </w:tcMar>
+          </w:tcPr>
+          <w:p>
+            <w:pPr>
+              <w:spacing w:after="40"/>
+            </w:pPr>
+            <w:r>
+              <w:rPr>
+                <w:sz w:val="19"/>
+                <w:szCs w:val="19"/>
+              </w:rPr>
+              <w:t xml:space="preserve">One notification per batch of files ("New file detected — review architectural impact?" with Review and Skip).</w:t>
+            </w:r>
+          </w:p>
+        </w:tc>
+      </w:tr>
+      <w:tr>
+        <w:trPr>
+          <w:cantSplit/>
+        </w:trPr>
+        <w:tc>
+          <w:tcPr>
+            <w:tcW w:type="dxa" w:w="2497"/>
+            <w:tcBorders>
+              <w:top w:val="single" w:color="8A94A6" w:sz="4"/>
+              <w:left w:val="single" w:color="8A94A6" w:sz="4"/>
+              <w:bottom w:val="single" w:color="8A94A6" w:sz="4"/>
+              <w:right w:val="single" w:color="8A94A6" w:sz="4"/>
+            </w:tcBorders>
+            <w:tcMar>
+              <w:top w:type="dxa" w:w="60"/>
+              <w:left w:type="dxa" w:w="100"/>
+              <w:bottom w:type="dxa" w:w="60"/>
+              <w:right w:type="dxa" w:w="100"/>
+            </w:tcMar>
+          </w:tcPr>
+          <w:p>
+            <w:pPr>
+              <w:spacing w:after="40"/>
+            </w:pPr>
+            <w:r>
+              <w:rPr>
+                <w:sz w:val="19"/>
+                <w:szCs w:val="19"/>
+              </w:rPr>
+              <w:t xml:space="preserve">Review requested</w:t>
+            </w:r>
+          </w:p>
+        </w:tc>
+        <w:tc>
+          <w:tcPr>
+            <w:tcW w:type="dxa" w:w="1248"/>
+            <w:tcBorders>
+              <w:top w:val="single" w:color="8A94A6" w:sz="4"/>
+              <w:left w:val="single" w:color="8A94A6" w:sz="4"/>
+              <w:bottom w:val="single" w:color="8A94A6" w:sz="4"/>
+              <w:right w:val="single" w:color="8A94A6" w:sz="4"/>
+            </w:tcBorders>
+            <w:tcMar>
+              <w:top w:type="dxa" w:w="60"/>
+              <w:left w:type="dxa" w:w="100"/>
+              <w:bottom w:type="dxa" w:w="60"/>
+              <w:right w:type="dxa" w:w="100"/>
+            </w:tcMar>
+          </w:tcPr>
+          <w:p>
+            <w:pPr>
+              <w:spacing w:after="40"/>
+            </w:pPr>
+            <w:r>
+              <w:rPr>
+                <w:sz w:val="19"/>
+                <w:szCs w:val="19"/>
+              </w:rPr>
+              <w:t xml:space="preserve">Developer</w:t>
+            </w:r>
+          </w:p>
+        </w:tc>
+        <w:tc>
+          <w:tcPr>
+            <w:tcW w:type="dxa" w:w="5281"/>
+            <w:tcBorders>
+              <w:top w:val="single" w:color="8A94A6" w:sz="4"/>
+              <w:left w:val="single" w:color="8A94A6" w:sz="4"/>
+              <w:bottom w:val="single" w:color="8A94A6" w:sz="4"/>
+              <w:right w:val="single" w:color="8A94A6" w:sz="4"/>
+            </w:tcBorders>
+            <w:tcMar>
+              <w:top w:type="dxa" w:w="60"/>
+              <w:left w:type="dxa" w:w="100"/>
+              <w:bottom w:type="dxa" w:w="60"/>
+              <w:right w:type="dxa" w:w="100"/>
+            </w:tcMar>
+          </w:tcPr>
+          <w:p>
+            <w:pPr>
+              <w:spacing w:after="40"/>
+            </w:pPr>
+            <w:r>
+              <w:rPr>
+                <w:sz w:val="19"/>
+                <w:szCs w:val="19"/>
+              </w:rPr>
+              <w:t xml:space="preserve">Compliance Review opens on Checking; status bar shows Checking.</w:t>
+            </w:r>
+          </w:p>
+        </w:tc>
+      </w:tr>
+      <w:tr>
+        <w:trPr>
+          <w:cantSplit/>
+        </w:trPr>
+        <w:tc>
+          <w:tcPr>
+            <w:tcW w:type="dxa" w:w="2497"/>
+            <w:tcBorders>
+              <w:top w:val="single" w:color="8A94A6" w:sz="4"/>
+              <w:left w:val="single" w:color="8A94A6" w:sz="4"/>
+              <w:bottom w:val="single" w:color="8A94A6" w:sz="4"/>
+              <w:right w:val="single" w:color="8A94A6" w:sz="4"/>
+            </w:tcBorders>
+            <w:tcMar>
+              <w:top w:type="dxa" w:w="60"/>
+              <w:left w:type="dxa" w:w="100"/>
+              <w:bottom w:type="dxa" w:w="60"/>
+              <w:right w:type="dxa" w:w="100"/>
+            </w:tcMar>
+          </w:tcPr>
+          <w:p>
+            <w:pPr>
+              <w:spacing w:after="40"/>
+            </w:pPr>
+            <w:r>
+              <w:rPr>
+                <w:sz w:val="19"/>
+                <w:szCs w:val="19"/>
+              </w:rPr>
+              <w:t xml:space="preserve">Review finished</w:t>
+            </w:r>
+          </w:p>
+        </w:tc>
+        <w:tc>
+          <w:tcPr>
+            <w:tcW w:type="dxa" w:w="1248"/>
+            <w:tcBorders>
+              <w:top w:val="single" w:color="8A94A6" w:sz="4"/>
+              <w:left w:val="single" w:color="8A94A6" w:sz="4"/>
+              <w:bottom w:val="single" w:color="8A94A6" w:sz="4"/>
+              <w:right w:val="single" w:color="8A94A6" w:sz="4"/>
+            </w:tcBorders>
+            <w:tcMar>
+              <w:top w:type="dxa" w:w="60"/>
+              <w:left w:type="dxa" w:w="100"/>
+              <w:bottom w:type="dxa" w:w="60"/>
+              <w:right w:type="dxa" w:w="100"/>
+            </w:tcMar>
+          </w:tcPr>
+          <w:p>
+            <w:pPr>
+              <w:spacing w:after="40"/>
+            </w:pPr>
+            <w:r>
+              <w:rPr>
+                <w:sz w:val="19"/>
+                <w:szCs w:val="19"/>
+              </w:rPr>
+              <w:t xml:space="preserve">Extension</w:t>
+            </w:r>
+          </w:p>
+        </w:tc>
+        <w:tc>
+          <w:tcPr>
+            <w:tcW w:type="dxa" w:w="5281"/>
+            <w:tcBorders>
+              <w:top w:val="single" w:color="8A94A6" w:sz="4"/>
+              <w:left w:val="single" w:color="8A94A6" w:sz="4"/>
+              <w:bottom w:val="single" w:color="8A94A6" w:sz="4"/>
+              <w:right w:val="single" w:color="8A94A6" w:sz="4"/>
+            </w:tcBorders>
+            <w:tcMar>
+              <w:top w:type="dxa" w:w="60"/>
+              <w:left w:type="dxa" w:w="100"/>
+              <w:bottom w:type="dxa" w:w="60"/>
+              <w:right w:type="dxa" w:w="100"/>
+            </w:tcMar>
+          </w:tcPr>
+          <w:p>
+            <w:pPr>
+              <w:spacing w:after="40"/>
+            </w:pPr>
+            <w:r>
+              <w:rPr>
+                <w:sz w:val="19"/>
+                <w:szCs w:val="19"/>
+              </w:rPr>
+              <w:t xml:space="preserve">Panel shows Results, Clean, No changes (with the reason) or Error. Status bar shows OK (back to Idle after 5 seconds) or Violation.</w:t>
+            </w:r>
+          </w:p>
+        </w:tc>
+      </w:tr>
+      <w:tr>
+        <w:trPr>
+          <w:cantSplit/>
+        </w:trPr>
+        <w:tc>
+          <w:tcPr>
+            <w:tcW w:type="dxa" w:w="2497"/>
+            <w:tcBorders>
+              <w:top w:val="single" w:color="8A94A6" w:sz="4"/>
+              <w:left w:val="single" w:color="8A94A6" w:sz="4"/>
+              <w:bottom w:val="single" w:color="8A94A6" w:sz="4"/>
+              <w:right w:val="single" w:color="8A94A6" w:sz="4"/>
+            </w:tcBorders>
+            <w:tcMar>
+              <w:top w:type="dxa" w:w="60"/>
+              <w:left w:type="dxa" w:w="100"/>
+              <w:bottom w:type="dxa" w:w="60"/>
+              <w:right w:type="dxa" w:w="100"/>
+            </w:tcMar>
+          </w:tcPr>
+          <w:p>
+            <w:pPr>
+              <w:spacing w:after="40"/>
+            </w:pPr>
+            <w:r>
+              <w:rPr>
+                <w:sz w:val="19"/>
+                <w:szCs w:val="19"/>
+              </w:rPr>
+              <w:t xml:space="preserve">Item resolved in the review</w:t>
+            </w:r>
+          </w:p>
+        </w:tc>
+        <w:tc>
+          <w:tcPr>
+            <w:tcW w:type="dxa" w:w="1248"/>
+            <w:tcBorders>
+              <w:top w:val="single" w:color="8A94A6" w:sz="4"/>
+              <w:left w:val="single" w:color="8A94A6" w:sz="4"/>
+              <w:bottom w:val="single" w:color="8A94A6" w:sz="4"/>
+              <w:right w:val="single" w:color="8A94A6" w:sz="4"/>
+            </w:tcBorders>
+            <w:tcMar>
+              <w:top w:type="dxa" w:w="60"/>
+              <w:left w:type="dxa" w:w="100"/>
+              <w:bottom w:type="dxa" w:w="60"/>
+              <w:right w:type="dxa" w:w="100"/>
+            </w:tcMar>
+          </w:tcPr>
+          <w:p>
+            <w:pPr>
+              <w:spacing w:after="40"/>
+            </w:pPr>
+            <w:r>
+              <w:rPr>
+                <w:sz w:val="19"/>
+                <w:szCs w:val="19"/>
+              </w:rPr>
+              <w:t xml:space="preserve">Developer</w:t>
+            </w:r>
+          </w:p>
+        </w:tc>
+        <w:tc>
+          <w:tcPr>
+            <w:tcW w:type="dxa" w:w="5281"/>
+            <w:tcBorders>
+              <w:top w:val="single" w:color="8A94A6" w:sz="4"/>
+              <w:left w:val="single" w:color="8A94A6" w:sz="4"/>
+              <w:bottom w:val="single" w:color="8A94A6" w:sz="4"/>
+              <w:right w:val="single" w:color="8A94A6" w:sz="4"/>
+            </w:tcBorders>
+            <w:tcMar>
+              <w:top w:type="dxa" w:w="60"/>
+              <w:left w:type="dxa" w:w="100"/>
+              <w:bottom w:type="dxa" w:w="60"/>
+              <w:right w:type="dxa" w:w="100"/>
+            </w:tcMar>
+          </w:tcPr>
+          <w:p>
+            <w:pPr>
+              <w:spacing w:after="40"/>
+            </w:pPr>
+            <w:r>
+              <w:rPr>
+                <w:sz w:val="19"/>
+                <w:szCs w:val="19"/>
+              </w:rPr>
+              <w:t xml:space="preserve">The card is replaced by its outcome; the footer counts the items still open. When every violation is handled the status bar returns to Idle.</w:t>
+            </w:r>
+          </w:p>
+        </w:tc>
+      </w:tr>
+      <w:tr>
+        <w:trPr>
+          <w:cantSplit/>
+        </w:trPr>
+        <w:tc>
+          <w:tcPr>
+            <w:tcW w:type="dxa" w:w="2497"/>
+            <w:tcBorders>
+              <w:top w:val="single" w:color="8A94A6" w:sz="4"/>
+              <w:left w:val="single" w:color="8A94A6" w:sz="4"/>
+              <w:bottom w:val="single" w:color="8A94A6" w:sz="4"/>
+              <w:right w:val="single" w:color="8A94A6" w:sz="4"/>
+            </w:tcBorders>
+            <w:tcMar>
+              <w:top w:type="dxa" w:w="60"/>
+              <w:left w:type="dxa" w:w="100"/>
+              <w:bottom w:type="dxa" w:w="60"/>
+              <w:right w:type="dxa" w:w="100"/>
+            </w:tcMar>
+          </w:tcPr>
+          <w:p>
+            <w:pPr>
+              <w:spacing w:after="40"/>
+            </w:pPr>
+            <w:r>
+              <w:rPr>
+                <w:sz w:val="19"/>
+                <w:szCs w:val="19"/>
+              </w:rPr>
+              <w:t xml:space="preserve">Status bar Violation clicked</w:t>
+            </w:r>
+          </w:p>
+        </w:tc>
+        <w:tc>
+          <w:tcPr>
+            <w:tcW w:type="dxa" w:w="1248"/>
+            <w:tcBorders>
+              <w:top w:val="single" w:color="8A94A6" w:sz="4"/>
+              <w:left w:val="single" w:color="8A94A6" w:sz="4"/>
+              <w:bottom w:val="single" w:color="8A94A6" w:sz="4"/>
+              <w:right w:val="single" w:color="8A94A6" w:sz="4"/>
+            </w:tcBorders>
+            <w:tcMar>
+              <w:top w:type="dxa" w:w="60"/>
+              <w:left w:type="dxa" w:w="100"/>
+              <w:bottom w:type="dxa" w:w="60"/>
+              <w:right w:type="dxa" w:w="100"/>
+            </w:tcMar>
+          </w:tcPr>
+          <w:p>
+            <w:pPr>
+              <w:spacing w:after="40"/>
+            </w:pPr>
+            <w:r>
+              <w:rPr>
+                <w:sz w:val="19"/>
+                <w:szCs w:val="19"/>
+              </w:rPr>
+              <w:t xml:space="preserve">Developer</w:t>
+            </w:r>
+          </w:p>
+        </w:tc>
+        <w:tc>
+          <w:tcPr>
+            <w:tcW w:type="dxa" w:w="5281"/>
+            <w:tcBorders>
+              <w:top w:val="single" w:color="8A94A6" w:sz="4"/>
+              <w:left w:val="single" w:color="8A94A6" w:sz="4"/>
+              <w:bottom w:val="single" w:color="8A94A6" w:sz="4"/>
+              <w:right w:val="single" w:color="8A94A6" w:sz="4"/>
+            </w:tcBorders>
+            <w:tcMar>
+              <w:top w:type="dxa" w:w="60"/>
+              <w:left w:type="dxa" w:w="100"/>
+              <w:bottom w:type="dxa" w:w="60"/>
+              <w:right w:type="dxa" w:w="100"/>
+            </w:tcMar>
+          </w:tcPr>
+          <w:p>
+            <w:pPr>
+              <w:spacing w:after="40"/>
+            </w:pPr>
+            <w:r>
+              <w:rPr>
+                <w:sz w:val="19"/>
+                <w:szCs w:val="19"/>
+              </w:rPr>
+              <w:t xml:space="preserve">The open review is brought to the front; if it was closed, the review runs again.</w:t>
+            </w:r>
+          </w:p>
+        </w:tc>
+      </w:tr>
+      <w:tr>
+        <w:trPr>
+          <w:cantSplit/>
+        </w:trPr>
+        <w:tc>
+          <w:tcPr>
+            <w:tcW w:type="dxa" w:w="2497"/>
+            <w:tcBorders>
+              <w:top w:val="single" w:color="8A94A6" w:sz="4"/>
+              <w:left w:val="single" w:color="8A94A6" w:sz="4"/>
+              <w:bottom w:val="single" w:color="8A94A6" w:sz="4"/>
+              <w:right w:val="single" w:color="8A94A6" w:sz="4"/>
+            </w:tcBorders>
+            <w:tcMar>
+              <w:top w:type="dxa" w:w="60"/>
+              <w:left w:type="dxa" w:w="100"/>
+              <w:bottom w:type="dxa" w:w="60"/>
+              <w:right w:type="dxa" w:w="100"/>
+            </w:tcMar>
+          </w:tcPr>
+          <w:p>
+            <w:pPr>
+              <w:spacing w:after="40"/>
+            </w:pPr>
+            <w:r>
+              <w:rPr>
+                <w:sz w:val="19"/>
+                <w:szCs w:val="19"/>
+              </w:rPr>
+              <w:t xml:space="preserve">Decision saved by a Developer</w:t>
+            </w:r>
+          </w:p>
+        </w:tc>
+        <w:tc>
+          <w:tcPr>
+            <w:tcW w:type="dxa" w:w="1248"/>
+            <w:tcBorders>
+              <w:top w:val="single" w:color="8A94A6" w:sz="4"/>
+              <w:left w:val="single" w:color="8A94A6" w:sz="4"/>
+              <w:bottom w:val="single" w:color="8A94A6" w:sz="4"/>
+              <w:right w:val="single" w:color="8A94A6" w:sz="4"/>
+            </w:tcBorders>
+            <w:tcMar>
+              <w:top w:type="dxa" w:w="60"/>
+              <w:left w:type="dxa" w:w="100"/>
+              <w:bottom w:type="dxa" w:w="60"/>
+              <w:right w:type="dxa" w:w="100"/>
+            </w:tcMar>
+          </w:tcPr>
+          <w:p>
+            <w:pPr>
+              <w:spacing w:after="40"/>
+            </w:pPr>
+            <w:r>
+              <w:rPr>
+                <w:sz w:val="19"/>
+                <w:szCs w:val="19"/>
+              </w:rPr>
+              <w:t xml:space="preserve">Developer</w:t>
+            </w:r>
+          </w:p>
+        </w:tc>
+        <w:tc>
+          <w:tcPr>
+            <w:tcW w:type="dxa" w:w="5281"/>
+            <w:tcBorders>
+              <w:top w:val="single" w:color="8A94A6" w:sz="4"/>
+              <w:left w:val="single" w:color="8A94A6" w:sz="4"/>
+              <w:bottom w:val="single" w:color="8A94A6" w:sz="4"/>
+              <w:right w:val="single" w:color="8A94A6" w:sz="4"/>
+            </w:tcBorders>
+            <w:tcMar>
+              <w:top w:type="dxa" w:w="60"/>
+              <w:left w:type="dxa" w:w="100"/>
+              <w:bottom w:type="dxa" w:w="60"/>
+              <w:right w:type="dxa" w:w="100"/>
+            </w:tcMar>
+          </w:tcPr>
+          <w:p>
+            <w:pPr>
+              <w:spacing w:after="40"/>
+            </w:pPr>
+            <w:r>
+              <w:rPr>
+                <w:sz w:val="19"/>
+                <w:szCs w:val="19"/>
+              </w:rPr>
+              <w:t xml:space="preserve">The ADR appears under Pending approval ("waiting for an Architect"); the pending count appears in the status bar and the Hub banner.</w:t>
+            </w:r>
+          </w:p>
+        </w:tc>
+      </w:tr>
+      <w:tr>
+        <w:trPr>
+          <w:cantSplit/>
+        </w:trPr>
+        <w:tc>
+          <w:tcPr>
+            <w:tcW w:type="dxa" w:w="2497"/>
+            <w:tcBorders>
+              <w:top w:val="single" w:color="8A94A6" w:sz="4"/>
+              <w:left w:val="single" w:color="8A94A6" w:sz="4"/>
+              <w:bottom w:val="single" w:color="8A94A6" w:sz="4"/>
+              <w:right w:val="single" w:color="8A94A6" w:sz="4"/>
+            </w:tcBorders>
+            <w:tcMar>
+              <w:top w:type="dxa" w:w="60"/>
+              <w:left w:type="dxa" w:w="100"/>
+              <w:bottom w:type="dxa" w:w="60"/>
+              <w:right w:type="dxa" w:w="100"/>
+            </w:tcMar>
+          </w:tcPr>
+          <w:p>
+            <w:pPr>
+              <w:spacing w:after="40"/>
+            </w:pPr>
+            <w:r>
+              <w:rPr>
+                <w:sz w:val="19"/>
+                <w:szCs w:val="19"/>
+              </w:rPr>
+              <w:t xml:space="preserve">Pending decision approved</w:t>
+            </w:r>
+          </w:p>
+        </w:tc>
+        <w:tc>
+          <w:tcPr>
+            <w:tcW w:type="dxa" w:w="1248"/>
+            <w:tcBorders>
+              <w:top w:val="single" w:color="8A94A6" w:sz="4"/>
+              <w:left w:val="single" w:color="8A94A6" w:sz="4"/>
+              <w:bottom w:val="single" w:color="8A94A6" w:sz="4"/>
+              <w:right w:val="single" w:color="8A94A6" w:sz="4"/>
+            </w:tcBorders>
+            <w:tcMar>
+              <w:top w:type="dxa" w:w="60"/>
+              <w:left w:type="dxa" w:w="100"/>
+              <w:bottom w:type="dxa" w:w="60"/>
+              <w:right w:type="dxa" w:w="100"/>
+            </w:tcMar>
+          </w:tcPr>
+          <w:p>
+            <w:pPr>
+              <w:spacing w:after="40"/>
+            </w:pPr>
+            <w:r>
+              <w:rPr>
+                <w:sz w:val="19"/>
+                <w:szCs w:val="19"/>
+              </w:rPr>
+              <w:t xml:space="preserve">Architect</w:t>
+            </w:r>
+          </w:p>
+        </w:tc>
+        <w:tc>
+          <w:tcPr>
+            <w:tcW w:type="dxa" w:w="5281"/>
+            <w:tcBorders>
+              <w:top w:val="single" w:color="8A94A6" w:sz="4"/>
+              <w:left w:val="single" w:color="8A94A6" w:sz="4"/>
+              <w:bottom w:val="single" w:color="8A94A6" w:sz="4"/>
+              <w:right w:val="single" w:color="8A94A6" w:sz="4"/>
+            </w:tcBorders>
+            <w:tcMar>
+              <w:top w:type="dxa" w:w="60"/>
+              <w:left w:type="dxa" w:w="100"/>
+              <w:bottom w:type="dxa" w:w="60"/>
+              <w:right w:type="dxa" w:w="100"/>
+            </w:tcMar>
+          </w:tcPr>
+          <w:p>
+            <w:pPr>
+              <w:spacing w:after="40"/>
+            </w:pPr>
+            <w:r>
+              <w:rPr>
+                <w:sz w:val="19"/>
+                <w:szCs w:val="19"/>
+              </w:rPr>
+              <w:t xml:space="preserve">The ADR moves to Accepted; ARCH.md is updated and the viewer highlights the changed section; the pending count drops.</w:t>
+            </w:r>
+          </w:p>
+        </w:tc>
+      </w:tr>
+      <w:tr>
+        <w:trPr>
+          <w:cantSplit/>
+        </w:trPr>
+        <w:tc>
+          <w:tcPr>
+            <w:tcW w:type="dxa" w:w="2497"/>
+            <w:tcBorders>
+              <w:top w:val="single" w:color="8A94A6" w:sz="4"/>
+              <w:left w:val="single" w:color="8A94A6" w:sz="4"/>
+              <w:bottom w:val="single" w:color="8A94A6" w:sz="4"/>
+              <w:right w:val="single" w:color="8A94A6" w:sz="4"/>
+            </w:tcBorders>
+            <w:tcMar>
+              <w:top w:type="dxa" w:w="60"/>
+              <w:left w:type="dxa" w:w="100"/>
+              <w:bottom w:type="dxa" w:w="60"/>
+              <w:right w:type="dxa" w:w="100"/>
+            </w:tcMar>
+          </w:tcPr>
+          <w:p>
+            <w:pPr>
+              <w:spacing w:after="40"/>
+            </w:pPr>
+            <w:r>
+              <w:rPr>
+                <w:sz w:val="19"/>
+                <w:szCs w:val="19"/>
+              </w:rPr>
+              <w:t xml:space="preserve">Wizard answer analysed</w:t>
+            </w:r>
+          </w:p>
+        </w:tc>
+        <w:tc>
+          <w:tcPr>
+            <w:tcW w:type="dxa" w:w="1248"/>
+            <w:tcBorders>
+              <w:top w:val="single" w:color="8A94A6" w:sz="4"/>
+              <w:left w:val="single" w:color="8A94A6" w:sz="4"/>
+              <w:bottom w:val="single" w:color="8A94A6" w:sz="4"/>
+              <w:right w:val="single" w:color="8A94A6" w:sz="4"/>
+            </w:tcBorders>
+            <w:tcMar>
+              <w:top w:type="dxa" w:w="60"/>
+              <w:left w:type="dxa" w:w="100"/>
+              <w:bottom w:type="dxa" w:w="60"/>
+              <w:right w:type="dxa" w:w="100"/>
+            </w:tcMar>
+          </w:tcPr>
+          <w:p>
+            <w:pPr>
+              <w:spacing w:after="40"/>
+            </w:pPr>
+            <w:r>
+              <w:rPr>
+                <w:sz w:val="19"/>
+                <w:szCs w:val="19"/>
+              </w:rPr>
+              <w:t xml:space="preserve">Extension</w:t>
+            </w:r>
+          </w:p>
+        </w:tc>
+        <w:tc>
+          <w:tcPr>
+            <w:tcW w:type="dxa" w:w="5281"/>
+            <w:tcBorders>
+              <w:top w:val="single" w:color="8A94A6" w:sz="4"/>
+              <w:left w:val="single" w:color="8A94A6" w:sz="4"/>
+              <w:bottom w:val="single" w:color="8A94A6" w:sz="4"/>
+              <w:right w:val="single" w:color="8A94A6" w:sz="4"/>
+            </w:tcBorders>
+            <w:tcMar>
+              <w:top w:type="dxa" w:w="60"/>
+              <w:left w:type="dxa" w:w="100"/>
+              <w:bottom w:type="dxa" w:w="60"/>
+              <w:right w:type="dxa" w:w="100"/>
+            </w:tcMar>
+          </w:tcPr>
+          <w:p>
+            <w:pPr>
+              <w:spacing w:after="40"/>
+            </w:pPr>
+            <w:r>
+              <w:rPr>
+                <w:sz w:val="19"/>
+                <w:szCs w:val="19"/>
+              </w:rPr>
+              <w:t xml:space="preserve">The wizard shows a follow-up question (with the earlier answer above it), a draft ADR, or the next topic.</w:t>
+            </w:r>
+          </w:p>
+        </w:tc>
+      </w:tr>
+      <w:tr>
+        <w:trPr>
+          <w:cantSplit/>
+        </w:trPr>
+        <w:tc>
+          <w:tcPr>
+            <w:tcW w:type="dxa" w:w="2497"/>
+            <w:tcBorders>
+              <w:top w:val="single" w:color="8A94A6" w:sz="4"/>
+              <w:left w:val="single" w:color="8A94A6" w:sz="4"/>
+              <w:bottom w:val="single" w:color="8A94A6" w:sz="4"/>
+              <w:right w:val="single" w:color="8A94A6" w:sz="4"/>
+            </w:tcBorders>
+            <w:tcMar>
+              <w:top w:type="dxa" w:w="60"/>
+              <w:left w:type="dxa" w:w="100"/>
+              <w:bottom w:type="dxa" w:w="60"/>
+              <w:right w:type="dxa" w:w="100"/>
+            </w:tcMar>
+          </w:tcPr>
+          <w:p>
+            <w:pPr>
+              <w:spacing w:after="40"/>
+            </w:pPr>
+            <w:r>
+              <w:rPr>
+                <w:sz w:val="19"/>
+                <w:szCs w:val="19"/>
+              </w:rPr>
+              <w:t xml:space="preserve">Pre-check finished</w:t>
+            </w:r>
+          </w:p>
+        </w:tc>
+        <w:tc>
+          <w:tcPr>
+            <w:tcW w:type="dxa" w:w="1248"/>
+            <w:tcBorders>
+              <w:top w:val="single" w:color="8A94A6" w:sz="4"/>
+              <w:left w:val="single" w:color="8A94A6" w:sz="4"/>
+              <w:bottom w:val="single" w:color="8A94A6" w:sz="4"/>
+              <w:right w:val="single" w:color="8A94A6" w:sz="4"/>
+            </w:tcBorders>
+            <w:tcMar>
+              <w:top w:type="dxa" w:w="60"/>
+              <w:left w:type="dxa" w:w="100"/>
+              <w:bottom w:type="dxa" w:w="60"/>
+              <w:right w:type="dxa" w:w="100"/>
+            </w:tcMar>
+          </w:tcPr>
+          <w:p>
+            <w:pPr>
+              <w:spacing w:after="40"/>
+            </w:pPr>
+            <w:r>
+              <w:rPr>
+                <w:sz w:val="19"/>
+                <w:szCs w:val="19"/>
+              </w:rPr>
+              <w:t xml:space="preserve">Extension</w:t>
+            </w:r>
+          </w:p>
+        </w:tc>
+        <w:tc>
+          <w:tcPr>
+            <w:tcW w:type="dxa" w:w="5281"/>
+            <w:tcBorders>
+              <w:top w:val="single" w:color="8A94A6" w:sz="4"/>
+              <w:left w:val="single" w:color="8A94A6" w:sz="4"/>
+              <w:bottom w:val="single" w:color="8A94A6" w:sz="4"/>
+              <w:right w:val="single" w:color="8A94A6" w:sz="4"/>
+            </w:tcBorders>
+            <w:tcMar>
+              <w:top w:type="dxa" w:w="60"/>
+              <w:left w:type="dxa" w:w="100"/>
+              <w:bottom w:type="dxa" w:w="60"/>
+              <w:right w:type="dxa" w:w="100"/>
+            </w:tcMar>
+          </w:tcPr>
+          <w:p>
+            <w:pPr>
+              <w:spacing w:after="40"/>
+            </w:pPr>
+            <w:r>
+              <w:rPr>
+                <w:sz w:val="19"/>
+                <w:szCs w:val="19"/>
+              </w:rPr>
+              <w:t xml:space="preserve">Pre-Check shows the result: concerns, a suggested revision and the ADRs to attach, or that no conflicts were found.</w:t>
+            </w:r>
+          </w:p>
+        </w:tc>
+      </w:tr>
+      <w:tr>
+        <w:trPr>
+          <w:cantSplit/>
+        </w:trPr>
+        <w:tc>
+          <w:tcPr>
+            <w:tcW w:type="dxa" w:w="2497"/>
+            <w:tcBorders>
+              <w:top w:val="single" w:color="8A94A6" w:sz="4"/>
+              <w:left w:val="single" w:color="8A94A6" w:sz="4"/>
+              <w:bottom w:val="single" w:color="8A94A6" w:sz="4"/>
+              <w:right w:val="single" w:color="8A94A6" w:sz="4"/>
+            </w:tcBorders>
+            <w:tcMar>
+              <w:top w:type="dxa" w:w="60"/>
+              <w:left w:type="dxa" w:w="100"/>
+              <w:bottom w:type="dxa" w:w="60"/>
+              <w:right w:type="dxa" w:w="100"/>
+            </w:tcMar>
+          </w:tcPr>
+          <w:p>
+            <w:pPr>
+              <w:spacing w:after="40"/>
+            </w:pPr>
+            <w:r>
+              <w:rPr>
+                <w:sz w:val="19"/>
+                <w:szCs w:val="19"/>
+              </w:rPr>
+              <w:t xml:space="preserve">ADR Browser filtered</w:t>
+            </w:r>
+          </w:p>
+        </w:tc>
+        <w:tc>
+          <w:tcPr>
+            <w:tcW w:type="dxa" w:w="1248"/>
+            <w:tcBorders>
+              <w:top w:val="single" w:color="8A94A6" w:sz="4"/>
+              <w:left w:val="single" w:color="8A94A6" w:sz="4"/>
+              <w:bottom w:val="single" w:color="8A94A6" w:sz="4"/>
+              <w:right w:val="single" w:color="8A94A6" w:sz="4"/>
+            </w:tcBorders>
+            <w:tcMar>
+              <w:top w:type="dxa" w:w="60"/>
+              <w:left w:type="dxa" w:w="100"/>
+              <w:bottom w:type="dxa" w:w="60"/>
+              <w:right w:type="dxa" w:w="100"/>
+            </w:tcMar>
+          </w:tcPr>
+          <w:p>
+            <w:pPr>
+              <w:spacing w:after="40"/>
+            </w:pPr>
+            <w:r>
+              <w:rPr>
+                <w:sz w:val="19"/>
+                <w:szCs w:val="19"/>
+              </w:rPr>
+              <w:t xml:space="preserve">Developer</w:t>
+            </w:r>
+          </w:p>
+        </w:tc>
+        <w:tc>
+          <w:tcPr>
+            <w:tcW w:type="dxa" w:w="5281"/>
+            <w:tcBorders>
+              <w:top w:val="single" w:color="8A94A6" w:sz="4"/>
+              <w:left w:val="single" w:color="8A94A6" w:sz="4"/>
+              <w:bottom w:val="single" w:color="8A94A6" w:sz="4"/>
+              <w:right w:val="single" w:color="8A94A6" w:sz="4"/>
+            </w:tcBorders>
+            <w:tcMar>
+              <w:top w:type="dxa" w:w="60"/>
+              <w:left w:type="dxa" w:w="100"/>
+              <w:bottom w:type="dxa" w:w="60"/>
+              <w:right w:type="dxa" w:w="100"/>
+            </w:tcMar>
+          </w:tcPr>
+          <w:p>
+            <w:pPr>
+              <w:spacing w:after="40"/>
+            </w:pPr>
+            <w:r>
+              <w:rPr>
+                <w:sz w:val="19"/>
+                <w:szCs w:val="19"/>
+              </w:rPr>
+              <w:t xml:space="preserve">The list narrows; a banner shows the filter and a Clear filter button appears in the view title.</w:t>
+            </w:r>
+          </w:p>
+        </w:tc>
+      </w:tr>
+      <w:tr>
+        <w:trPr>
+          <w:cantSplit/>
+        </w:trPr>
+        <w:tc>
+          <w:tcPr>
+            <w:tcW w:type="dxa" w:w="2497"/>
+            <w:tcBorders>
+              <w:top w:val="single" w:color="8A94A6" w:sz="4"/>
+              <w:left w:val="single" w:color="8A94A6" w:sz="4"/>
+              <w:bottom w:val="single" w:color="8A94A6" w:sz="4"/>
+              <w:right w:val="single" w:color="8A94A6" w:sz="4"/>
+            </w:tcBorders>
+            <w:tcMar>
+              <w:top w:type="dxa" w:w="60"/>
+              <w:left w:type="dxa" w:w="100"/>
+              <w:bottom w:type="dxa" w:w="60"/>
+              <w:right w:type="dxa" w:w="100"/>
+            </w:tcMar>
+          </w:tcPr>
+          <w:p>
+            <w:pPr>
+              <w:spacing w:after="40"/>
+            </w:pPr>
+            <w:r>
+              <w:rPr>
+                <w:sz w:val="19"/>
+                <w:szCs w:val="19"/>
+              </w:rPr>
+              <w:t xml:space="preserve">Files changed on disk (</w:t>
+            </w:r>
+            <w:r>
+              <w:rPr>
+                <w:rFonts w:ascii="Consolas" w:cs="Consolas" w:eastAsia="Consolas" w:hAnsi="Consolas"/>
+                <w:sz w:val="19"/>
+                <w:szCs w:val="19"/>
+              </w:rPr>
+              <w:t xml:space="preserve">git pull</w:t>
+            </w:r>
+            <w:r>
+              <w:rPr>
+                <w:sz w:val="19"/>
+                <w:szCs w:val="19"/>
+              </w:rPr>
+              <w:t xml:space="preserve">, edited roles.json)</w:t>
+            </w:r>
+          </w:p>
+        </w:tc>
+        <w:tc>
+          <w:tcPr>
+            <w:tcW w:type="dxa" w:w="1248"/>
+            <w:tcBorders>
+              <w:top w:val="single" w:color="8A94A6" w:sz="4"/>
+              <w:left w:val="single" w:color="8A94A6" w:sz="4"/>
+              <w:bottom w:val="single" w:color="8A94A6" w:sz="4"/>
+              <w:right w:val="single" w:color="8A94A6" w:sz="4"/>
+            </w:tcBorders>
+            <w:tcMar>
+              <w:top w:type="dxa" w:w="60"/>
+              <w:left w:type="dxa" w:w="100"/>
+              <w:bottom w:type="dxa" w:w="60"/>
+              <w:right w:type="dxa" w:w="100"/>
+            </w:tcMar>
+          </w:tcPr>
+          <w:p>
+            <w:pPr>
+              <w:spacing w:after="40"/>
+            </w:pPr>
+            <w:r>
+              <w:rPr>
+                <w:sz w:val="19"/>
+                <w:szCs w:val="19"/>
+              </w:rPr>
+              <w:t xml:space="preserve">Workspace</w:t>
+            </w:r>
+          </w:p>
+        </w:tc>
+        <w:tc>
+          <w:tcPr>
+            <w:tcW w:type="dxa" w:w="5281"/>
+            <w:tcBorders>
+              <w:top w:val="single" w:color="8A94A6" w:sz="4"/>
+              <w:left w:val="single" w:color="8A94A6" w:sz="4"/>
+              <w:bottom w:val="single" w:color="8A94A6" w:sz="4"/>
+              <w:right w:val="single" w:color="8A94A6" w:sz="4"/>
+            </w:tcBorders>
+            <w:tcMar>
+              <w:top w:type="dxa" w:w="60"/>
+              <w:left w:type="dxa" w:w="100"/>
+              <w:bottom w:type="dxa" w:w="60"/>
+              <w:right w:type="dxa" w:w="100"/>
+            </w:tcMar>
+          </w:tcPr>
+          <w:p>
+            <w:pPr>
+              <w:spacing w:after="40"/>
+            </w:pPr>
+            <w:r>
+              <w:rPr>
+                <w:sz w:val="19"/>
+                <w:szCs w:val="19"/>
+              </w:rPr>
+              <w:t xml:space="preserve">Sidebar, pending count, role, initialized state and open panels refresh within about a second.</w:t>
+            </w:r>
+          </w:p>
+        </w:tc>
+      </w:tr>
+      <w:tr>
+        <w:trPr>
+          <w:cantSplit/>
+        </w:trPr>
+        <w:tc>
+          <w:tcPr>
+            <w:tcW w:type="dxa" w:w="2497"/>
+            <w:tcBorders>
+              <w:top w:val="single" w:color="8A94A6" w:sz="4"/>
+              <w:left w:val="single" w:color="8A94A6" w:sz="4"/>
+              <w:bottom w:val="single" w:color="8A94A6" w:sz="4"/>
+              <w:right w:val="single" w:color="8A94A6" w:sz="4"/>
+            </w:tcBorders>
+            <w:tcMar>
+              <w:top w:type="dxa" w:w="60"/>
+              <w:left w:type="dxa" w:w="100"/>
+              <w:bottom w:type="dxa" w:w="60"/>
+              <w:right w:type="dxa" w:w="100"/>
+            </w:tcMar>
+          </w:tcPr>
+          <w:p>
+            <w:pPr>
+              <w:spacing w:after="40"/>
+            </w:pPr>
+            <w:r>
+              <w:rPr>
+                <w:sz w:val="19"/>
+                <w:szCs w:val="19"/>
+              </w:rPr>
+              <w:t xml:space="preserve">User's role becomes Developer</w:t>
+            </w:r>
+          </w:p>
+        </w:tc>
+        <w:tc>
+          <w:tcPr>
+            <w:tcW w:type="dxa" w:w="1248"/>
+            <w:tcBorders>
+              <w:top w:val="single" w:color="8A94A6" w:sz="4"/>
+              <w:left w:val="single" w:color="8A94A6" w:sz="4"/>
+              <w:bottom w:val="single" w:color="8A94A6" w:sz="4"/>
+              <w:right w:val="single" w:color="8A94A6" w:sz="4"/>
+            </w:tcBorders>
+            <w:tcMar>
+              <w:top w:type="dxa" w:w="60"/>
+              <w:left w:type="dxa" w:w="100"/>
+              <w:bottom w:type="dxa" w:w="60"/>
+              <w:right w:type="dxa" w:w="100"/>
+            </w:tcMar>
+          </w:tcPr>
+          <w:p>
+            <w:pPr>
+              <w:spacing w:after="40"/>
+            </w:pPr>
+            <w:r>
+              <w:rPr>
+                <w:sz w:val="19"/>
+                <w:szCs w:val="19"/>
+              </w:rPr>
+              <w:t xml:space="preserve">roles.json</w:t>
+            </w:r>
+          </w:p>
+        </w:tc>
+        <w:tc>
+          <w:tcPr>
+            <w:tcW w:type="dxa" w:w="5281"/>
+            <w:tcBorders>
+              <w:top w:val="single" w:color="8A94A6" w:sz="4"/>
+              <w:left w:val="single" w:color="8A94A6" w:sz="4"/>
+              <w:bottom w:val="single" w:color="8A94A6" w:sz="4"/>
+              <w:right w:val="single" w:color="8A94A6" w:sz="4"/>
+            </w:tcBorders>
+            <w:tcMar>
+              <w:top w:type="dxa" w:w="60"/>
+              <w:left w:type="dxa" w:w="100"/>
+              <w:bottom w:type="dxa" w:w="60"/>
+              <w:right w:type="dxa" w:w="100"/>
+            </w:tcMar>
+          </w:tcPr>
+          <w:p>
+            <w:pPr>
+              <w:spacing w:after="40"/>
+            </w:pPr>
+            <w:r>
+              <w:rPr>
+                <w:sz w:val="19"/>
+                <w:szCs w:val="19"/>
+              </w:rPr>
+              <w:t xml:space="preserve">Approve, Reject, Revert and Regenerate are hidden or disabled; pending ADRs read "waiting for an Architect".</w:t>
+            </w:r>
+          </w:p>
+        </w:tc>
+      </w:tr>
+      <w:tr>
+        <w:trPr>
+          <w:cantSplit/>
+        </w:trPr>
+        <w:tc>
+          <w:tcPr>
+            <w:tcW w:type="dxa" w:w="2497"/>
+            <w:tcBorders>
+              <w:top w:val="single" w:color="8A94A6" w:sz="4"/>
+              <w:left w:val="single" w:color="8A94A6" w:sz="4"/>
+              <w:bottom w:val="single" w:color="8A94A6" w:sz="4"/>
+              <w:right w:val="single" w:color="8A94A6" w:sz="4"/>
+            </w:tcBorders>
+            <w:tcMar>
+              <w:top w:type="dxa" w:w="60"/>
+              <w:left w:type="dxa" w:w="100"/>
+              <w:bottom w:type="dxa" w:w="60"/>
+              <w:right w:type="dxa" w:w="100"/>
+            </w:tcMar>
+          </w:tcPr>
+          <w:p>
+            <w:pPr>
+              <w:spacing w:after="40"/>
+            </w:pPr>
+            <w:r>
+              <w:rPr>
+                <w:sz w:val="19"/>
+                <w:szCs w:val="19"/>
+              </w:rPr>
+              <w:t xml:space="preserve">Audit entry written</w:t>
+            </w:r>
+          </w:p>
+        </w:tc>
+        <w:tc>
+          <w:tcPr>
+            <w:tcW w:type="dxa" w:w="1248"/>
+            <w:tcBorders>
+              <w:top w:val="single" w:color="8A94A6" w:sz="4"/>
+              <w:left w:val="single" w:color="8A94A6" w:sz="4"/>
+              <w:bottom w:val="single" w:color="8A94A6" w:sz="4"/>
+              <w:right w:val="single" w:color="8A94A6" w:sz="4"/>
+            </w:tcBorders>
+            <w:tcMar>
+              <w:top w:type="dxa" w:w="60"/>
+              <w:left w:type="dxa" w:w="100"/>
+              <w:bottom w:type="dxa" w:w="60"/>
+              <w:right w:type="dxa" w:w="100"/>
+            </w:tcMar>
+          </w:tcPr>
+          <w:p>
+            <w:pPr>
+              <w:spacing w:after="40"/>
+            </w:pPr>
+            <w:r>
+              <w:rPr>
+                <w:sz w:val="19"/>
+                <w:szCs w:val="19"/>
+              </w:rPr>
+              <w:t xml:space="preserve">Extension</w:t>
+            </w:r>
+          </w:p>
+        </w:tc>
+        <w:tc>
+          <w:tcPr>
+            <w:tcW w:type="dxa" w:w="5281"/>
+            <w:tcBorders>
+              <w:top w:val="single" w:color="8A94A6" w:sz="4"/>
+              <w:left w:val="single" w:color="8A94A6" w:sz="4"/>
+              <w:bottom w:val="single" w:color="8A94A6" w:sz="4"/>
+              <w:right w:val="single" w:color="8A94A6" w:sz="4"/>
+            </w:tcBorders>
+            <w:tcMar>
+              <w:top w:type="dxa" w:w="60"/>
+              <w:left w:type="dxa" w:w="100"/>
+              <w:bottom w:type="dxa" w:w="60"/>
+              <w:right w:type="dxa" w:w="100"/>
+            </w:tcMar>
+          </w:tcPr>
+          <w:p>
+            <w:pPr>
+              <w:spacing w:after="40"/>
+            </w:pPr>
+            <w:r>
+              <w:rPr>
+                <w:sz w:val="19"/>
+                <w:szCs w:val="19"/>
+              </w:rPr>
+              <w:t xml:space="preserve">The sidebar Audit Trail and an open Audit Trail panel show the new entry.</w:t>
+            </w:r>
+          </w:p>
+        </w:tc>
+      </w:tr>
+    </w:tbl>
+    <w:p>
+      <w:pPr>
+        <w:spacing w:after="160"/>
+      </w:pPr>
+    </w:p>
+    <w:p>
+      <w:pPr>
+        <w:spacing w:after="140" w:line="300"/>
+        <w:jc w:val="both"/>
+      </w:pPr>
+      <w:r>
+        <w:t xml:space="preserve">Figures 6.2 and 6.3 show how these events move the two longest workflows from state to state. The states of the status bar item are shown in Figure 5.5.</w:t>
+      </w:r>
+    </w:p>
+    <w:p>
+      <w:pPr>
+        <w:keepNext/>
+        <w:spacing w:after="60" w:before="120"/>
+        <w:jc w:val="center"/>
+      </w:pPr>
+      <w:r>
+        <w:drawing>
+          <wp:inline distT="0" distB="0" distL="0" distR="0">
+            <wp:extent cx="5715000" cy="6572250"/>
+            <wp:effectExtent t="0" r="0" b="0" l="0"/>
+            <wp:docPr id="9" name="6-2-wizard-states.png" descr="Figure 6.2: State diagram of the Setup Wizard" title="Figure 6.2: State diagram of the Setup Wizard"/>
+            <wp:cNvGraphicFramePr>
+              <a:graphicFrameLocks xmlns:a="http://schemas.openxmlformats.org/drawingml/2006/main" noChangeAspect="1"/>
+            </wp:cNvGraphicFramePr>
+            <a:graphic xmlns:a="http://schemas.openxmlformats.org/drawingml/2006/main">
+              <a:graphicData uri="http://schemas.openxmlformats.org/drawingml/2006/picture">
+                <pic:pic xmlns:pic="http://schemas.openxmlformats.org/drawingml/2006/picture">
+                  <pic:nvPicPr>
+                    <pic:cNvPr id="0" name="" descr=""/>
+                    <pic:cNvPicPr>
+                      <a:picLocks noChangeAspect="1" noChangeArrowheads="1"/>
+                    </pic:cNvPicPr>
+                  </pic:nvPicPr>
+                  <pic:blipFill>
+                    <a:blip r:embed="rId15" cstate="none"/>
+                    <a:srcRect/>
+                    <a:stretch>
+                      <a:fillRect/>
+                    </a:stretch>
+                  </pic:blipFill>
+                  <pic:spPr bwMode="auto">
+                    <a:xfrm>
+                      <a:off x="0" y="0"/>
+                      <a:ext cx="5715000" cy="6572250"/>
+                    </a:xfrm>
+                    <a:prstGeom prst="rect">
+                      <a:avLst/>
+                    </a:prstGeom>
+                  </pic:spPr>
+                </pic:pic>
+              </a:graphicData>
+            </a:graphic>
+          </wp:inline>
+        </w:drawing>
+      </w:r>
+    </w:p>
+    <w:p>
+      <w:pPr>
+        <w:spacing w:after="240" w:before="60"/>
+        <w:jc w:val="center"/>
+      </w:pPr>
+      <w:r>
+        <w:rPr>
+          <w:i/>
+          <w:iCs/>
+          <w:sz w:val="20"/>
+          <w:szCs w:val="20"/>
+        </w:rPr>
+        <w:t xml:space="preserve">Figure 6.2: State diagram of the Setup Wizard</w:t>
+      </w:r>
+    </w:p>
+    <w:p>
+      <w:pPr>
+        <w:keepNext/>
+        <w:spacing w:after="60" w:before="120"/>
+        <w:jc w:val="center"/>
+      </w:pPr>
+      <w:r>
+        <w:drawing>
+          <wp:inline distT="0" distB="0" distL="0" distR="0">
+            <wp:extent cx="5715000" cy="4143375"/>
+            <wp:effectExtent t="0" r="0" b="0" l="0"/>
+            <wp:docPr id="10" name="6-3-panel-states.png" descr="Figure 6.3: State diagrams of (a) the Compliance Review panel and (b) the Pre-Check panel" title="Figure 6.3: State diagrams of (a) the Compliance Review panel and (b) the Pre-Check panel"/>
+            <wp:cNvGraphicFramePr>
+              <a:graphicFrameLocks xmlns:a="http://schemas.openxmlformats.org/drawingml/2006/main" noChangeAspect="1"/>
+            </wp:cNvGraphicFramePr>
+            <a:graphic xmlns:a="http://schemas.openxmlformats.org/drawingml/2006/main">
+              <a:graphicData uri="http://schemas.openxmlformats.org/drawingml/2006/picture">
+                <pic:pic xmlns:pic="http://schemas.openxmlformats.org/drawingml/2006/picture">
+                  <pic:nvPicPr>
+                    <pic:cNvPr id="0" name="" descr=""/>
+                    <pic:cNvPicPr>
+                      <a:picLocks noChangeAspect="1" noChangeArrowheads="1"/>
+                    </pic:cNvPicPr>
+                  </pic:nvPicPr>
+                  <pic:blipFill>
+                    <a:blip r:embed="rId16" cstate="none"/>
+                    <a:srcRect/>
+                    <a:stretch>
+                      <a:fillRect/>
+                    </a:stretch>
+                  </pic:blipFill>
+                  <pic:spPr bwMode="auto">
+                    <a:xfrm>
+                      <a:off x="0" y="0"/>
+                      <a:ext cx="5715000" cy="4143375"/>
+                    </a:xfrm>
+                    <a:prstGeom prst="rect">
+                      <a:avLst/>
+                    </a:prstGeom>
+                  </pic:spPr>
+                </pic:pic>
+              </a:graphicData>
+            </a:graphic>
+          </wp:inline>
+        </w:drawing>
+      </w:r>
+    </w:p>
+    <w:p>
+      <w:pPr>
+        <w:spacing w:after="240" w:before="60"/>
+        <w:jc w:val="center"/>
+      </w:pPr>
+      <w:r>
+        <w:rPr>
+          <w:i/>
+          <w:iCs/>
+          <w:sz w:val="20"/>
+          <w:szCs w:val="20"/>
+        </w:rPr>
+        <w:t xml:space="preserve">Figure 6.3: State diagrams of (a) the Compliance Review panel and (b) the Pre-Check panel</w:t>
+      </w:r>
+    </w:p>
+    <w:p>
+      <w:pPr>
+        <w:pStyle w:val="Heading2"/>
+      </w:pPr>
+      <w:r>
+        <w:t xml:space="preserve">6.3 Interface States as Seen by the User</w:t>
+      </w:r>
+    </w:p>
+    <w:p>
+      <w:pPr>
+        <w:spacing w:after="140" w:line="300"/>
+        <w:jc w:val="both"/>
+      </w:pPr>
+      <w:r>
+        <w:t xml:space="preserve">The following figures show each interface state as the developer sees it, in VS Code's default light theme. The panel images were produced from the extension's own panel pages, driven by the same messages the extension sends, with data from a sample project: Campus Eats, a cafeteria-ordering web application with a React frontend, an Express API, PostgreSQL and Stripe. The status bar and sidebar are native VS Code elements and are shown as reconstructions.</w:t>
+      </w:r>
+    </w:p>
+    <w:p>
+      <w:pPr>
+        <w:pStyle w:val="Heading3"/>
+      </w:pPr>
+      <w:r>
+        <w:t xml:space="preserve">6.3.1 Status Bar and Sidebar</w:t>
+      </w:r>
+    </w:p>
+    <w:p>
+      <w:pPr>
+        <w:spacing w:after="140" w:line="300"/>
+        <w:jc w:val="both"/>
+      </w:pPr>
+      <w:r>
+        <w:t xml:space="preserve">The status bar item is always visible and summarises BluePrint's state (Figure 6.4). The sidebar (Figure 6.5) lists the decisions, with pending approvals first and Approve and Reject buttons for Architects, and the latest activity from the audit log.</w:t>
+      </w:r>
+    </w:p>
+    <w:p>
+      <w:pPr>
+        <w:keepNext/>
+        <w:spacing w:after="60" w:before="120"/>
+        <w:jc w:val="center"/>
+      </w:pPr>
+      <w:r>
+        <w:drawing>
+          <wp:inline distT="0" distB="0" distL="0" distR="0">
+            <wp:extent cx="5486400" cy="1676400"/>
+            <wp:effectExtent t="0" r="0" b="0" l="0"/>
+            <wp:docPr id="11" name="6-statusbar.png" descr="Figure 6.4: The status bar item in each state (reconstruction)" title="Figure 6.4: The status bar item in each state (reconstruction)"/>
+            <wp:cNvGraphicFramePr>
+              <a:graphicFrameLocks xmlns:a="http://schemas.openxmlformats.org/drawingml/2006/main" noChangeAspect="1"/>
+            </wp:cNvGraphicFramePr>
+            <a:graphic xmlns:a="http://schemas.openxmlformats.org/drawingml/2006/main">
+              <a:graphicData uri="http://schemas.openxmlformats.org/drawingml/2006/picture">
+                <pic:pic xmlns:pic="http://schemas.openxmlformats.org/drawingml/2006/picture">
+                  <pic:nvPicPr>
+                    <pic:cNvPr id="0" name="" descr=""/>
+                    <pic:cNvPicPr>
+                      <a:picLocks noChangeAspect="1" noChangeArrowheads="1"/>
+                    </pic:cNvPicPr>
+                  </pic:nvPicPr>
+                  <pic:blipFill>
+                    <a:blip r:embed="rId17" cstate="none"/>
+                    <a:srcRect/>
+                    <a:stretch>
+                      <a:fillRect/>
+                    </a:stretch>
+                  </pic:blipFill>
+                  <pic:spPr bwMode="auto">
+                    <a:xfrm>
+                      <a:off x="0" y="0"/>
+                      <a:ext cx="5486400" cy="1676400"/>
+                    </a:xfrm>
+                    <a:prstGeom prst="rect">
+                      <a:avLst/>
+                    </a:prstGeom>
+                  </pic:spPr>
+                </pic:pic>
+              </a:graphicData>
+            </a:graphic>
+          </wp:inline>
+        </w:drawing>
+      </w:r>
+    </w:p>
+    <w:p>
+      <w:pPr>
+        <w:spacing w:after="240" w:before="60"/>
+        <w:jc w:val="center"/>
+      </w:pPr>
+      <w:r>
+        <w:rPr>
+          <w:i/>
+          <w:iCs/>
+          <w:sz w:val="20"/>
+          <w:szCs w:val="20"/>
+        </w:rPr>
+        <w:t xml:space="preserve">Figure 6.4: The status bar item in each state (reconstruction)</w:t>
+      </w:r>
+    </w:p>
+    <w:p>
+      <w:pPr>
+        <w:keepNext/>
+        <w:spacing w:after="60" w:before="120"/>
+        <w:jc w:val="center"/>
+      </w:pPr>
+      <w:r>
+        <w:drawing>
+          <wp:inline distT="0" distB="0" distL="0" distR="0">
+            <wp:extent cx="3657600" cy="3819525"/>
+            <wp:effectExtent t="0" r="0" b="0" l="0"/>
+            <wp:docPr id="12" name="6-sidebar.png" descr="Figure 6.5: The BluePrint sidebar: ADR Browser and Audit Trail (reconstruction)" title="Figure 6.5: The BluePrint sidebar: ADR Browser and Audit Trail (reconstruction)"/>
+            <wp:cNvGraphicFramePr>
+              <a:graphicFrameLocks xmlns:a="http://schemas.openxmlformats.org/drawingml/2006/main" noChangeAspect="1"/>
+            </wp:cNvGraphicFramePr>
+            <a:graphic xmlns:a="http://schemas.openxmlformats.org/drawingml/2006/main">
+              <a:graphicData uri="http://schemas.openxmlformats.org/drawingml/2006/picture">
+                <pic:pic xmlns:pic="http://schemas.openxmlformats.org/drawingml/2006/picture">
+                  <pic:nvPicPr>
+                    <pic:cNvPr id="0" name="" descr=""/>
+                    <pic:cNvPicPr>
+                      <a:picLocks noChangeAspect="1" noChangeArrowheads="1"/>
+                    </pic:cNvPicPr>
+                  </pic:nvPicPr>
+                  <pic:blipFill>
+                    <a:blip r:embed="rId18" cstate="none"/>
+                    <a:srcRect/>
+                    <a:stretch>
+                      <a:fillRect/>
+                    </a:stretch>
+                  </pic:blipFill>
+                  <pic:spPr bwMode="auto">
+                    <a:xfrm>
+                      <a:off x="0" y="0"/>
+                      <a:ext cx="3657600" cy="3819525"/>
+                    </a:xfrm>
+                    <a:prstGeom prst="rect">
+                      <a:avLst/>
+                    </a:prstGeom>
+                  </pic:spPr>
+                </pic:pic>
+              </a:graphicData>
+            </a:graphic>
+          </wp:inline>
+        </w:drawing>
+      </w:r>
+    </w:p>
+    <w:p>
+      <w:pPr>
+        <w:spacing w:after="240" w:before="60"/>
+        <w:jc w:val="center"/>
+      </w:pPr>
+      <w:r>
+        <w:rPr>
+          <w:i/>
+          <w:iCs/>
+          <w:sz w:val="20"/>
+          <w:szCs w:val="20"/>
+        </w:rPr>
+        <w:t xml:space="preserve">Figure 6.5: The BluePrint sidebar: ADR Browser and Audit Trail (reconstruction)</w:t>
+      </w:r>
+    </w:p>
+    <w:p>
+      <w:pPr>
+        <w:pStyle w:val="Heading3"/>
+      </w:pPr>
+      <w:r>
+        <w:t xml:space="preserve">6.3.2 Hub</w:t>
+      </w:r>
+    </w:p>
+    <w:p>
+      <w:pPr>
+        <w:spacing w:after="140" w:line="300"/>
+        <w:jc w:val="both"/>
+      </w:pPr>
+      <w:r>
+        <w:t xml:space="preserve">Before setup the Hub offers a single action, Initialize. Afterwards it shows who the user is, a banner when decisions wait for approval, the four main tasks and links to the less frequent ones (Figure 6.6).</w:t>
+      </w:r>
+    </w:p>
+    <w:tbl>
+      <w:tblPr>
+        <w:tblW w:type="dxa" w:w="9026"/>
+        <w:tblBorders>
+          <w:top w:val="none" w:color="FFFFFF" w:sz="0"/>
+          <w:left w:val="none" w:color="FFFFFF" w:sz="0"/>
+          <w:bottom w:val="none" w:color="FFFFFF" w:sz="0"/>
+          <w:right w:val="none" w:color="FFFFFF" w:sz="0"/>
+          <w:insideH w:val="none" w:color="FFFFFF" w:sz="0"/>
+          <w:insideV w:val="none" w:color="FFFFFF" w:sz="0"/>
+        </w:tblBorders>
+      </w:tblPr>
+      <w:tblGrid>
+        <w:gridCol w:w="4513"/>
+        <w:gridCol w:w="4513"/>
+      </w:tblGrid>
+      <w:tr>
+        <w:trPr>
+          <w:cantSplit/>
+        </w:trPr>
+        <w:tc>
+          <w:tcPr>
+            <w:tcW w:type="dxa" w:w="4513"/>
+            <w:tcBorders>
+              <w:top w:val="none" w:color="FFFFFF" w:sz="0"/>
+              <w:left w:val="none" w:color="FFFFFF" w:sz="0"/>
+              <w:bottom w:val="none" w:color="FFFFFF" w:sz="0"/>
+              <w:right w:val="none" w:color="FFFFFF" w:sz="0"/>
+            </w:tcBorders>
+            <w:tcMar>
+              <w:top w:type="dxa" w:w="40"/>
+              <w:left w:type="dxa" w:w="60"/>
+              <w:bottom w:type="dxa" w:w="40"/>
+              <w:right w:type="dxa" w:w="60"/>
+            </w:tcMar>
+            <w:vAlign w:val="top"/>
+          </w:tcPr>
+          <w:p>
+            <w:pPr>
+              <w:jc w:val="center"/>
+            </w:pPr>
+            <w:r>
+              <w:drawing>
+                <wp:inline distT="0" distB="0" distL="0" distR="0">
+                  <wp:extent cx="2724150" cy="1609725"/>
+                  <wp:effectExtent t="0" r="0" b="0" l="0"/>
+                  <wp:docPr id="13" name="6-hub-uninitialized.png" descr="(a) Before initialization" title="(a) Before initialization"/>
+                  <wp:cNvGraphicFramePr>
+                    <a:graphicFrameLocks xmlns:a="http://schemas.openxmlformats.org/drawingml/2006/main" noChangeAspect="1"/>
+                  </wp:cNvGraphicFramePr>
+                  <a:graphic xmlns:a="http://schemas.openxmlformats.org/drawingml/2006/main">
+                    <a:graphicData uri="http://schemas.openxmlformats.org/drawingml/2006/picture">
+                      <pic:pic xmlns:pic="http://schemas.openxmlformats.org/drawingml/2006/picture">
+                        <pic:nvPicPr>
+                          <pic:cNvPr id="0" name="" descr=""/>
+                          <pic:cNvPicPr>
+                            <a:picLocks noChangeAspect="1" noChangeArrowheads="1"/>
+                          </pic:cNvPicPr>
+                        </pic:nvPicPr>
+                        <pic:blipFill>
+                          <a:blip r:embed="rId19" cstate="none"/>
+                          <a:srcRect/>
+                          <a:stretch>
+                            <a:fillRect/>
+                          </a:stretch>
+                        </pic:blipFill>
+                        <pic:spPr bwMode="auto">
+                          <a:xfrm>
+                            <a:off x="0" y="0"/>
+                            <a:ext cx="2724150" cy="1609725"/>
+                          </a:xfrm>
+                          <a:prstGeom prst="rect">
+                            <a:avLst/>
+                          </a:prstGeom>
+                        </pic:spPr>
+                      </pic:pic>
+                    </a:graphicData>
+                  </a:graphic>
+                </wp:inline>
+              </w:drawing>
+            </w:r>
+          </w:p>
+          <w:p>
+            <w:pPr>
+              <w:spacing w:before="60"/>
+              <w:jc w:val="center"/>
+            </w:pPr>
+            <w:r>
+              <w:rPr>
+                <w:sz w:val="19"/>
+                <w:szCs w:val="19"/>
+              </w:rPr>
+              <w:t xml:space="preserve">(a) Before initialization</w:t>
+            </w:r>
+          </w:p>
+        </w:tc>
+        <w:tc>
+          <w:tcPr>
+            <w:tcW w:type="dxa" w:w="4513"/>
+            <w:tcBorders>
+              <w:top w:val="none" w:color="FFFFFF" w:sz="0"/>
+              <w:left w:val="none" w:color="FFFFFF" w:sz="0"/>
+              <w:bottom w:val="none" w:color="FFFFFF" w:sz="0"/>
+              <w:right w:val="none" w:color="FFFFFF" w:sz="0"/>
+            </w:tcBorders>
+            <w:tcMar>
+              <w:top w:type="dxa" w:w="40"/>
+              <w:left w:type="dxa" w:w="60"/>
+              <w:bottom w:type="dxa" w:w="40"/>
+              <w:right w:type="dxa" w:w="60"/>
+            </w:tcMar>
+            <w:vAlign w:val="top"/>
+          </w:tcPr>
+          <w:p>
+            <w:pPr>
+              <w:jc w:val="center"/>
+            </w:pPr>
+            <w:r>
+              <w:drawing>
+                <wp:inline distT="0" distB="0" distL="0" distR="0">
+                  <wp:extent cx="2724150" cy="5076825"/>
+                  <wp:effectExtent t="0" r="0" b="0" l="0"/>
+                  <wp:docPr id="14" name="6-hub.png" descr="(b) After initialization" title="(b) After initialization"/>
+                  <wp:cNvGraphicFramePr>
+                    <a:graphicFrameLocks xmlns:a="http://schemas.openxmlformats.org/drawingml/2006/main" noChangeAspect="1"/>
+                  </wp:cNvGraphicFramePr>
+                  <a:graphic xmlns:a="http://schemas.openxmlformats.org/drawingml/2006/main">
+                    <a:graphicData uri="http://schemas.openxmlformats.org/drawingml/2006/picture">
+                      <pic:pic xmlns:pic="http://schemas.openxmlformats.org/drawingml/2006/picture">
+                        <pic:nvPicPr>
+                          <pic:cNvPr id="0" name="" descr=""/>
+                          <pic:cNvPicPr>
+                            <a:picLocks noChangeAspect="1" noChangeArrowheads="1"/>
+                          </pic:cNvPicPr>
+                        </pic:nvPicPr>
+                        <pic:blipFill>
+                          <a:blip r:embed="rId20" cstate="none"/>
+                          <a:srcRect/>
+                          <a:stretch>
+                            <a:fillRect/>
+                          </a:stretch>
+                        </pic:blipFill>
+                        <pic:spPr bwMode="auto">
+                          <a:xfrm>
+                            <a:off x="0" y="0"/>
+                            <a:ext cx="2724150" cy="5076825"/>
+                          </a:xfrm>
+                          <a:prstGeom prst="rect">
+                            <a:avLst/>
+                          </a:prstGeom>
+                        </pic:spPr>
+                      </pic:pic>
+                    </a:graphicData>
+                  </a:graphic>
+                </wp:inline>
+              </w:drawing>
+            </w:r>
+          </w:p>
+          <w:p>
+            <w:pPr>
+              <w:spacing w:before="60"/>
+              <w:jc w:val="center"/>
+            </w:pPr>
+            <w:r>
+              <w:rPr>
+                <w:sz w:val="19"/>
+                <w:szCs w:val="19"/>
+              </w:rPr>
+              <w:t xml:space="preserve">(b) After initialization</w:t>
+            </w:r>
+          </w:p>
+        </w:tc>
+      </w:tr>
+    </w:tbl>
+    <w:p>
+      <w:pPr>
+        <w:spacing w:after="240" w:before="60"/>
+        <w:jc w:val="center"/>
+      </w:pPr>
+      <w:r>
+        <w:rPr>
+          <w:i/>
+          <w:iCs/>
+          <w:sz w:val="20"/>
+          <w:szCs w:val="20"/>
+        </w:rPr>
+        <w:t xml:space="preserve">Figure 6.6: The Hub</w:t>
+      </w:r>
+    </w:p>
+    <w:p>
+      <w:pPr>
+        <w:pStyle w:val="Heading3"/>
+      </w:pPr>
+      <w:r>
+        <w:t xml:space="preserve">6.3.3 Setup Wizard</w:t>
+      </w:r>
+    </w:p>
+    <w:p>
+      <w:pPr>
+        <w:spacing w:after="140" w:line="300"/>
+        <w:jc w:val="both"/>
+      </w:pPr>
+      <w:r>
+        <w:t xml:space="preserve">The wizard takes the developer from an empty project to an ARCH.md and the first ADRs. The API key is checked with one request before it is saved; the team-and-roles step appears only when the project has no roles file yet (Figure 6.7). The constraint questions follow: a follow-up repeats the earlier answer, and a single draft ADR based on both answers is offered for editing (Figure 6.8).</w:t>
+      </w:r>
+    </w:p>
+    <w:tbl>
+      <w:tblPr>
+        <w:tblW w:type="dxa" w:w="9026"/>
+        <w:tblBorders>
+          <w:top w:val="none" w:color="FFFFFF" w:sz="0"/>
+          <w:left w:val="none" w:color="FFFFFF" w:sz="0"/>
+          <w:bottom w:val="none" w:color="FFFFFF" w:sz="0"/>
+          <w:right w:val="none" w:color="FFFFFF" w:sz="0"/>
+          <w:insideH w:val="none" w:color="FFFFFF" w:sz="0"/>
+          <w:insideV w:val="none" w:color="FFFFFF" w:sz="0"/>
+        </w:tblBorders>
+      </w:tblPr>
+      <w:tblGrid>
+        <w:gridCol w:w="4513"/>
+        <w:gridCol w:w="4513"/>
+      </w:tblGrid>
+      <w:tr>
+        <w:trPr>
+          <w:cantSplit/>
+        </w:trPr>
+        <w:tc>
+          <w:tcPr>
+            <w:tcW w:type="dxa" w:w="4513"/>
+            <w:tcBorders>
+              <w:top w:val="none" w:color="FFFFFF" w:sz="0"/>
+              <w:left w:val="none" w:color="FFFFFF" w:sz="0"/>
+              <w:bottom w:val="none" w:color="FFFFFF" w:sz="0"/>
+              <w:right w:val="none" w:color="FFFFFF" w:sz="0"/>
+            </w:tcBorders>
+            <w:tcMar>
+              <w:top w:type="dxa" w:w="40"/>
+              <w:left w:type="dxa" w:w="60"/>
+              <w:bottom w:type="dxa" w:w="40"/>
+              <w:right w:type="dxa" w:w="60"/>
+            </w:tcMar>
+            <w:vAlign w:val="top"/>
+          </w:tcPr>
+          <w:p>
+            <w:pPr>
+              <w:jc w:val="center"/>
+            </w:pPr>
+            <w:r>
+              <w:drawing>
+                <wp:inline distT="0" distB="0" distL="0" distR="0">
+                  <wp:extent cx="2724150" cy="2886075"/>
+                  <wp:effectExtent t="0" r="0" b="0" l="0"/>
+                  <wp:docPr id="15" name="6-wizard-provider.png" descr="(a) LLM provider and API key" title="(a) LLM provider and API key"/>
+                  <wp:cNvGraphicFramePr>
+                    <a:graphicFrameLocks xmlns:a="http://schemas.openxmlformats.org/drawingml/2006/main" noChangeAspect="1"/>
+                  </wp:cNvGraphicFramePr>
+                  <a:graphic xmlns:a="http://schemas.openxmlformats.org/drawingml/2006/main">
+                    <a:graphicData uri="http://schemas.openxmlformats.org/drawingml/2006/picture">
+                      <pic:pic xmlns:pic="http://schemas.openxmlformats.org/drawingml/2006/picture">
+                        <pic:nvPicPr>
+                          <pic:cNvPr id="0" name="" descr=""/>
+                          <pic:cNvPicPr>
+                            <a:picLocks noChangeAspect="1" noChangeArrowheads="1"/>
+                          </pic:cNvPicPr>
+                        </pic:nvPicPr>
+                        <pic:blipFill>
+                          <a:blip r:embed="rId21" cstate="none"/>
+                          <a:srcRect/>
+                          <a:stretch>
+                            <a:fillRect/>
+                          </a:stretch>
+                        </pic:blipFill>
+                        <pic:spPr bwMode="auto">
+                          <a:xfrm>
+                            <a:off x="0" y="0"/>
+                            <a:ext cx="2724150" cy="2886075"/>
+                          </a:xfrm>
+                          <a:prstGeom prst="rect">
+                            <a:avLst/>
+                          </a:prstGeom>
+                        </pic:spPr>
+                      </pic:pic>
+                    </a:graphicData>
+                  </a:graphic>
+                </wp:inline>
+              </w:drawing>
+            </w:r>
+          </w:p>
+          <w:p>
+            <w:pPr>
+              <w:spacing w:before="60"/>
+              <w:jc w:val="center"/>
+            </w:pPr>
+            <w:r>
+              <w:rPr>
+                <w:sz w:val="19"/>
+                <w:szCs w:val="19"/>
+              </w:rPr>
+              <w:t xml:space="preserve">(a) LLM provider and API key</w:t>
+            </w:r>
+          </w:p>
+        </w:tc>
+        <w:tc>
+          <w:tcPr>
+            <w:tcW w:type="dxa" w:w="4513"/>
+            <w:tcBorders>
+              <w:top w:val="none" w:color="FFFFFF" w:sz="0"/>
+              <w:left w:val="none" w:color="FFFFFF" w:sz="0"/>
+              <w:bottom w:val="none" w:color="FFFFFF" w:sz="0"/>
+              <w:right w:val="none" w:color="FFFFFF" w:sz="0"/>
+            </w:tcBorders>
+            <w:tcMar>
+              <w:top w:type="dxa" w:w="40"/>
+              <w:left w:type="dxa" w:w="60"/>
+              <w:bottom w:type="dxa" w:w="40"/>
+              <w:right w:type="dxa" w:w="60"/>
+            </w:tcMar>
+            <w:vAlign w:val="top"/>
+          </w:tcPr>
+          <w:p>
+            <w:pPr>
+              <w:jc w:val="center"/>
+            </w:pPr>
+            <w:r>
+              <w:drawing>
+                <wp:inline distT="0" distB="0" distL="0" distR="0">
+                  <wp:extent cx="2724150" cy="5648325"/>
+                  <wp:effectExtent t="0" r="0" b="0" l="0"/>
+                  <wp:docPr id="16" name="6-wizard-roles.png" descr="(b) Team and roles" title="(b) Team and roles"/>
+                  <wp:cNvGraphicFramePr>
+                    <a:graphicFrameLocks xmlns:a="http://schemas.openxmlformats.org/drawingml/2006/main" noChangeAspect="1"/>
+                  </wp:cNvGraphicFramePr>
+                  <a:graphic xmlns:a="http://schemas.openxmlformats.org/drawingml/2006/main">
+                    <a:graphicData uri="http://schemas.openxmlformats.org/drawingml/2006/picture">
+                      <pic:pic xmlns:pic="http://schemas.openxmlformats.org/drawingml/2006/picture">
+                        <pic:nvPicPr>
+                          <pic:cNvPr id="0" name="" descr=""/>
+                          <pic:cNvPicPr>
+                            <a:picLocks noChangeAspect="1" noChangeArrowheads="1"/>
+                          </pic:cNvPicPr>
+                        </pic:nvPicPr>
+                        <pic:blipFill>
+                          <a:blip r:embed="rId22" cstate="none"/>
+                          <a:srcRect/>
+                          <a:stretch>
+                            <a:fillRect/>
+                          </a:stretch>
+                        </pic:blipFill>
+                        <pic:spPr bwMode="auto">
+                          <a:xfrm>
+                            <a:off x="0" y="0"/>
+                            <a:ext cx="2724150" cy="5648325"/>
+                          </a:xfrm>
+                          <a:prstGeom prst="rect">
+                            <a:avLst/>
+                          </a:prstGeom>
+                        </pic:spPr>
+                      </pic:pic>
+                    </a:graphicData>
+                  </a:graphic>
+                </wp:inline>
+              </w:drawing>
+            </w:r>
+          </w:p>
+          <w:p>
+            <w:pPr>
+              <w:spacing w:before="60"/>
+              <w:jc w:val="center"/>
+            </w:pPr>
+            <w:r>
+              <w:rPr>
+                <w:sz w:val="19"/>
+                <w:szCs w:val="19"/>
+              </w:rPr>
+              <w:t xml:space="preserve">(b) Team and roles</w:t>
+            </w:r>
+          </w:p>
+        </w:tc>
+      </w:tr>
+    </w:tbl>
+    <w:p>
+      <w:pPr>
+        <w:spacing w:after="240" w:before="60"/>
+        <w:jc w:val="center"/>
+      </w:pPr>
+      <w:r>
+        <w:rPr>
+          <w:i/>
+          <w:iCs/>
+          <w:sz w:val="20"/>
+          <w:szCs w:val="20"/>
+        </w:rPr>
+        <w:t xml:space="preserve">Figure 6.7: Setup Wizard, first steps</w:t>
+      </w:r>
+    </w:p>
+    <w:tbl>
+      <w:tblPr>
+        <w:tblW w:type="dxa" w:w="9026"/>
+        <w:tblBorders>
+          <w:top w:val="none" w:color="FFFFFF" w:sz="0"/>
+          <w:left w:val="none" w:color="FFFFFF" w:sz="0"/>
+          <w:bottom w:val="none" w:color="FFFFFF" w:sz="0"/>
+          <w:right w:val="none" w:color="FFFFFF" w:sz="0"/>
+          <w:insideH w:val="none" w:color="FFFFFF" w:sz="0"/>
+          <w:insideV w:val="none" w:color="FFFFFF" w:sz="0"/>
+        </w:tblBorders>
+      </w:tblPr>
+      <w:tblGrid>
+        <w:gridCol w:w="4513"/>
+        <w:gridCol w:w="4513"/>
+      </w:tblGrid>
+      <w:tr>
+        <w:trPr>
+          <w:cantSplit/>
+        </w:trPr>
+        <w:tc>
+          <w:tcPr>
+            <w:tcW w:type="dxa" w:w="4513"/>
+            <w:tcBorders>
+              <w:top w:val="none" w:color="FFFFFF" w:sz="0"/>
+              <w:left w:val="none" w:color="FFFFFF" w:sz="0"/>
+              <w:bottom w:val="none" w:color="FFFFFF" w:sz="0"/>
+              <w:right w:val="none" w:color="FFFFFF" w:sz="0"/>
+            </w:tcBorders>
+            <w:tcMar>
+              <w:top w:type="dxa" w:w="40"/>
+              <w:left w:type="dxa" w:w="60"/>
+              <w:bottom w:type="dxa" w:w="40"/>
+              <w:right w:type="dxa" w:w="60"/>
+            </w:tcMar>
+            <w:vAlign w:val="top"/>
+          </w:tcPr>
+          <w:p>
+            <w:pPr>
+              <w:jc w:val="center"/>
+            </w:pPr>
+            <w:r>
+              <w:drawing>
+                <wp:inline distT="0" distB="0" distL="0" distR="0">
+                  <wp:extent cx="2724150" cy="3381375"/>
+                  <wp:effectExtent t="0" r="0" b="0" l="0"/>
+                  <wp:docPr id="17" name="6-wizard-followup.png" descr="(a) A follow-up question" title="(a) A follow-up question"/>
+                  <wp:cNvGraphicFramePr>
+                    <a:graphicFrameLocks xmlns:a="http://schemas.openxmlformats.org/drawingml/2006/main" noChangeAspect="1"/>
+                  </wp:cNvGraphicFramePr>
+                  <a:graphic xmlns:a="http://schemas.openxmlformats.org/drawingml/2006/main">
+                    <a:graphicData uri="http://schemas.openxmlformats.org/drawingml/2006/picture">
+                      <pic:pic xmlns:pic="http://schemas.openxmlformats.org/drawingml/2006/picture">
+                        <pic:nvPicPr>
+                          <pic:cNvPr id="0" name="" descr=""/>
+                          <pic:cNvPicPr>
+                            <a:picLocks noChangeAspect="1" noChangeArrowheads="1"/>
+                          </pic:cNvPicPr>
+                        </pic:nvPicPr>
+                        <pic:blipFill>
+                          <a:blip r:embed="rId23" cstate="none"/>
+                          <a:srcRect/>
+                          <a:stretch>
+                            <a:fillRect/>
+                          </a:stretch>
+                        </pic:blipFill>
+                        <pic:spPr bwMode="auto">
+                          <a:xfrm>
+                            <a:off x="0" y="0"/>
+                            <a:ext cx="2724150" cy="3381375"/>
+                          </a:xfrm>
+                          <a:prstGeom prst="rect">
+                            <a:avLst/>
+                          </a:prstGeom>
+                        </pic:spPr>
+                      </pic:pic>
+                    </a:graphicData>
+                  </a:graphic>
+                </wp:inline>
+              </w:drawing>
+            </w:r>
+          </w:p>
+          <w:p>
+            <w:pPr>
+              <w:spacing w:before="60"/>
+              <w:jc w:val="center"/>
+            </w:pPr>
+            <w:r>
+              <w:rPr>
+                <w:sz w:val="19"/>
+                <w:szCs w:val="19"/>
+              </w:rPr>
+              <w:t xml:space="preserve">(a) A follow-up question</w:t>
+            </w:r>
+          </w:p>
+        </w:tc>
+        <w:tc>
+          <w:tcPr>
+            <w:tcW w:type="dxa" w:w="4513"/>
+            <w:tcBorders>
+              <w:top w:val="none" w:color="FFFFFF" w:sz="0"/>
+              <w:left w:val="none" w:color="FFFFFF" w:sz="0"/>
+              <w:bottom w:val="none" w:color="FFFFFF" w:sz="0"/>
+              <w:right w:val="none" w:color="FFFFFF" w:sz="0"/>
+            </w:tcBorders>
+            <w:tcMar>
+              <w:top w:type="dxa" w:w="40"/>
+              <w:left w:type="dxa" w:w="60"/>
+              <w:bottom w:type="dxa" w:w="40"/>
+              <w:right w:type="dxa" w:w="60"/>
+            </w:tcMar>
+            <w:vAlign w:val="top"/>
+          </w:tcPr>
+          <w:p>
+            <w:pPr>
+              <w:jc w:val="center"/>
+            </w:pPr>
+            <w:r>
+              <w:drawing>
+                <wp:inline distT="0" distB="0" distL="0" distR="0">
+                  <wp:extent cx="2724150" cy="4772025"/>
+                  <wp:effectExtent t="0" r="0" b="0" l="0"/>
+                  <wp:docPr id="18" name="6-wizard-draft.png" descr="(b) The draft ADR from both answers" title="(b) The draft ADR from both answers"/>
+                  <wp:cNvGraphicFramePr>
+                    <a:graphicFrameLocks xmlns:a="http://schemas.openxmlformats.org/drawingml/2006/main" noChangeAspect="1"/>
+                  </wp:cNvGraphicFramePr>
+                  <a:graphic xmlns:a="http://schemas.openxmlformats.org/drawingml/2006/main">
+                    <a:graphicData uri="http://schemas.openxmlformats.org/drawingml/2006/picture">
+                      <pic:pic xmlns:pic="http://schemas.openxmlformats.org/drawingml/2006/picture">
+                        <pic:nvPicPr>
+                          <pic:cNvPr id="0" name="" descr=""/>
+                          <pic:cNvPicPr>
+                            <a:picLocks noChangeAspect="1" noChangeArrowheads="1"/>
+                          </pic:cNvPicPr>
+                        </pic:nvPicPr>
+                        <pic:blipFill>
+                          <a:blip r:embed="rId24" cstate="none"/>
+                          <a:srcRect/>
+                          <a:stretch>
+                            <a:fillRect/>
+                          </a:stretch>
+                        </pic:blipFill>
+                        <pic:spPr bwMode="auto">
+                          <a:xfrm>
+                            <a:off x="0" y="0"/>
+                            <a:ext cx="2724150" cy="4772025"/>
+                          </a:xfrm>
+                          <a:prstGeom prst="rect">
+                            <a:avLst/>
+                          </a:prstGeom>
+                        </pic:spPr>
+                      </pic:pic>
+                    </a:graphicData>
+                  </a:graphic>
+                </wp:inline>
+              </w:drawing>
+            </w:r>
+          </w:p>
+          <w:p>
+            <w:pPr>
+              <w:spacing w:before="60"/>
+              <w:jc w:val="center"/>
+            </w:pPr>
+            <w:r>
+              <w:rPr>
+                <w:sz w:val="19"/>
+                <w:szCs w:val="19"/>
+              </w:rPr>
+              <w:t xml:space="preserve">(b) The draft ADR from both answers</w:t>
+            </w:r>
+          </w:p>
+        </w:tc>
+      </w:tr>
+    </w:tbl>
+    <w:p>
+      <w:pPr>
+        <w:spacing w:after="240" w:before="60"/>
+        <w:jc w:val="center"/>
+      </w:pPr>
+      <w:r>
+        <w:rPr>
+          <w:i/>
+          <w:iCs/>
+          <w:sz w:val="20"/>
+          <w:szCs w:val="20"/>
+        </w:rPr>
+        <w:t xml:space="preserve">Figure 6.8: Setup Wizard, constraint questions</w:t>
+      </w:r>
+    </w:p>
+    <w:p>
+      <w:pPr>
+        <w:pStyle w:val="Heading3"/>
+      </w:pPr>
+      <w:r>
+        <w:t xml:space="preserve">6.3.4 Compliance Review</w:t>
+      </w:r>
+    </w:p>
+    <w:p>
+      <w:pPr>
+        <w:spacing w:after="140" w:line="300"/>
+        <w:jc w:val="both"/>
+      </w:pPr>
+      <w:r>
+        <w:t xml:space="preserve">Figures 6.9 and 6.10 show one review of the sample project's uncommitted changes. A violation (orders written to MongoDB despite the PostgreSQL decision) is resolved by updating the architecture or modifying the code. The new React application is recognised as the planned Frontend and can be marked implemented without an ADR. A standalone notifications module is a new component, and a hello-world script is listed as checked with its reason.</w:t>
+      </w:r>
+    </w:p>
+    <w:p>
+      <w:pPr>
+        <w:keepNext/>
+        <w:spacing w:after="60" w:before="120"/>
+        <w:jc w:val="center"/>
+      </w:pPr>
+      <w:r>
+        <w:drawing>
+          <wp:inline distT="0" distB="0" distL="0" distR="0">
+            <wp:extent cx="5124450" cy="7962900"/>
+            <wp:effectExtent t="0" r="0" b="0" l="0"/>
+            <wp:docPr id="19" name="6-compliance-results-1.png" descr="Figure 6.9: Compliance Review results: violation and planned component" title="Figure 6.9: Compliance Review results: violation and planned component"/>
+            <wp:cNvGraphicFramePr>
+              <a:graphicFrameLocks xmlns:a="http://schemas.openxmlformats.org/drawingml/2006/main" noChangeAspect="1"/>
+            </wp:cNvGraphicFramePr>
+            <a:graphic xmlns:a="http://schemas.openxmlformats.org/drawingml/2006/main">
+              <a:graphicData uri="http://schemas.openxmlformats.org/drawingml/2006/picture">
+                <pic:pic xmlns:pic="http://schemas.openxmlformats.org/drawingml/2006/picture">
+                  <pic:nvPicPr>
+                    <pic:cNvPr id="0" name="" descr=""/>
+                    <pic:cNvPicPr>
+                      <a:picLocks noChangeAspect="1" noChangeArrowheads="1"/>
+                    </pic:cNvPicPr>
+                  </pic:nvPicPr>
+                  <pic:blipFill>
+                    <a:blip r:embed="rId25" cstate="none"/>
+                    <a:srcRect/>
+                    <a:stretch>
+                      <a:fillRect/>
+                    </a:stretch>
+                  </pic:blipFill>
+                  <pic:spPr bwMode="auto">
+                    <a:xfrm>
+                      <a:off x="0" y="0"/>
+                      <a:ext cx="5124450" cy="7962900"/>
+                    </a:xfrm>
+                    <a:prstGeom prst="rect">
+                      <a:avLst/>
+                    </a:prstGeom>
+                  </pic:spPr>
+                </pic:pic>
+              </a:graphicData>
+            </a:graphic>
+          </wp:inline>
+        </w:drawing>
+      </w:r>
+    </w:p>
+    <w:p>
+      <w:pPr>
+        <w:spacing w:after="240" w:before="60"/>
+        <w:jc w:val="center"/>
+      </w:pPr>
+      <w:r>
+        <w:rPr>
+          <w:i/>
+          <w:iCs/>
+          <w:sz w:val="20"/>
+          <w:szCs w:val="20"/>
+        </w:rPr>
+        <w:t xml:space="preserve">Figure 6.9: Compliance Review results: violation and planned component</w:t>
+      </w:r>
+    </w:p>
+    <w:p>
+      <w:pPr>
+        <w:keepNext/>
+        <w:spacing w:after="60" w:before="120"/>
+        <w:jc w:val="center"/>
+      </w:pPr>
+      <w:r>
+        <w:drawing>
+          <wp:inline distT="0" distB="0" distL="0" distR="0">
+            <wp:extent cx="5124450" cy="5038725"/>
+            <wp:effectExtent t="0" r="0" b="0" l="0"/>
+            <wp:docPr id="20" name="6-compliance-results-2.png" descr="Figure 6.10: Compliance Review results (continued): new component and checked files" title="Figure 6.10: Compliance Review results (continued): new component and checked files"/>
+            <wp:cNvGraphicFramePr>
+              <a:graphicFrameLocks xmlns:a="http://schemas.openxmlformats.org/drawingml/2006/main" noChangeAspect="1"/>
+            </wp:cNvGraphicFramePr>
+            <a:graphic xmlns:a="http://schemas.openxmlformats.org/drawingml/2006/main">
+              <a:graphicData uri="http://schemas.openxmlformats.org/drawingml/2006/picture">
+                <pic:pic xmlns:pic="http://schemas.openxmlformats.org/drawingml/2006/picture">
+                  <pic:nvPicPr>
+                    <pic:cNvPr id="0" name="" descr=""/>
+                    <pic:cNvPicPr>
+                      <a:picLocks noChangeAspect="1" noChangeArrowheads="1"/>
+                    </pic:cNvPicPr>
+                  </pic:nvPicPr>
+                  <pic:blipFill>
+                    <a:blip r:embed="rId26" cstate="none"/>
+                    <a:srcRect/>
+                    <a:stretch>
+                      <a:fillRect/>
+                    </a:stretch>
+                  </pic:blipFill>
+                  <pic:spPr bwMode="auto">
+                    <a:xfrm>
+                      <a:off x="0" y="0"/>
+                      <a:ext cx="5124450" cy="5038725"/>
+                    </a:xfrm>
+                    <a:prstGeom prst="rect">
+                      <a:avLst/>
+                    </a:prstGeom>
+                  </pic:spPr>
+                </pic:pic>
+              </a:graphicData>
+            </a:graphic>
+          </wp:inline>
+        </w:drawing>
+      </w:r>
+    </w:p>
+    <w:p>
+      <w:pPr>
+        <w:spacing w:after="240" w:before="60"/>
+        <w:jc w:val="center"/>
+      </w:pPr>
+      <w:r>
+        <w:rPr>
+          <w:i/>
+          <w:iCs/>
+          <w:sz w:val="20"/>
+          <w:szCs w:val="20"/>
+        </w:rPr>
+        <w:t xml:space="preserve">Figure 6.10: Compliance Review results (continued): new component and checked files</w:t>
+      </w:r>
+    </w:p>
+    <w:p>
+      <w:pPr>
+        <w:spacing w:after="140" w:line="300"/>
+        <w:jc w:val="both"/>
+      </w:pPr>
+      <w:r>
+        <w:t xml:space="preserve">When nothing needs attention the panel says so and still lists the files it checked; when it finds no changes it explains why, for example that the folder is ignored by an enclosing git repository (Figure 6.11).</w:t>
+      </w:r>
+    </w:p>
+    <w:p>
+      <w:pPr>
+        <w:keepNext/>
+        <w:spacing w:before="100"/>
+        <w:jc w:val="center"/>
+      </w:pPr>
+      <w:r>
+        <w:drawing>
+          <wp:inline distT="0" distB="0" distL="0" distR="0">
+            <wp:extent cx="4572000" cy="3638550"/>
+            <wp:effectExtent t="0" r="0" b="0" l="0"/>
+            <wp:docPr id="21" name="6-compliance-clean.png" descr="(a) No violations or new components" title="(a) No violations or new components"/>
+            <wp:cNvGraphicFramePr>
+              <a:graphicFrameLocks xmlns:a="http://schemas.openxmlformats.org/drawingml/2006/main" noChangeAspect="1"/>
+            </wp:cNvGraphicFramePr>
+            <a:graphic xmlns:a="http://schemas.openxmlformats.org/drawingml/2006/main">
+              <a:graphicData uri="http://schemas.openxmlformats.org/drawingml/2006/picture">
+                <pic:pic xmlns:pic="http://schemas.openxmlformats.org/drawingml/2006/picture">
+                  <pic:nvPicPr>
+                    <pic:cNvPr id="0" name="" descr=""/>
+                    <pic:cNvPicPr>
+                      <a:picLocks noChangeAspect="1" noChangeArrowheads="1"/>
+                    </pic:cNvPicPr>
+                  </pic:nvPicPr>
+                  <pic:blipFill>
+                    <a:blip r:embed="rId27" cstate="none"/>
+                    <a:srcRect/>
+                    <a:stretch>
+                      <a:fillRect/>
+                    </a:stretch>
+                  </pic:blipFill>
+                  <pic:spPr bwMode="auto">
+                    <a:xfrm>
+                      <a:off x="0" y="0"/>
+                      <a:ext cx="4572000" cy="3638550"/>
+                    </a:xfrm>
+                    <a:prstGeom prst="rect">
+                      <a:avLst/>
+                    </a:prstGeom>
+                  </pic:spPr>
+                </pic:pic>
+              </a:graphicData>
+            </a:graphic>
+          </wp:inline>
+        </w:drawing>
+      </w:r>
+    </w:p>
+    <w:p>
+      <w:pPr>
+        <w:keepNext/>
+        <w:spacing w:after="60"/>
+        <w:jc w:val="center"/>
+      </w:pPr>
+      <w:r>
+        <w:rPr>
+          <w:sz w:val="19"/>
+          <w:szCs w:val="19"/>
+        </w:rPr>
+        <w:t xml:space="preserve">(a) No violations or new components</w:t>
+      </w:r>
+    </w:p>
+    <w:p>
+      <w:pPr>
+        <w:keepNext/>
+        <w:spacing w:before="100"/>
+        <w:jc w:val="center"/>
+      </w:pPr>
+      <w:r>
+        <w:drawing>
+          <wp:inline distT="0" distB="0" distL="0" distR="0">
+            <wp:extent cx="4572000" cy="2409825"/>
+            <wp:effectExtent t="0" r="0" b="0" l="0"/>
+            <wp:docPr id="22" name="6-compliance-nodiff.png" descr="(b) No changes found, with the reason" title="(b) No changes found, with the reason"/>
+            <wp:cNvGraphicFramePr>
+              <a:graphicFrameLocks xmlns:a="http://schemas.openxmlformats.org/drawingml/2006/main" noChangeAspect="1"/>
+            </wp:cNvGraphicFramePr>
+            <a:graphic xmlns:a="http://schemas.openxmlformats.org/drawingml/2006/main">
+              <a:graphicData uri="http://schemas.openxmlformats.org/drawingml/2006/picture">
+                <pic:pic xmlns:pic="http://schemas.openxmlformats.org/drawingml/2006/picture">
+                  <pic:nvPicPr>
+                    <pic:cNvPr id="0" name="" descr=""/>
+                    <pic:cNvPicPr>
+                      <a:picLocks noChangeAspect="1" noChangeArrowheads="1"/>
+                    </pic:cNvPicPr>
+                  </pic:nvPicPr>
+                  <pic:blipFill>
+                    <a:blip r:embed="rId28" cstate="none"/>
+                    <a:srcRect/>
+                    <a:stretch>
+                      <a:fillRect/>
+                    </a:stretch>
+                  </pic:blipFill>
+                  <pic:spPr bwMode="auto">
+                    <a:xfrm>
+                      <a:off x="0" y="0"/>
+                      <a:ext cx="4572000" cy="2409825"/>
+                    </a:xfrm>
+                    <a:prstGeom prst="rect">
+                      <a:avLst/>
+                    </a:prstGeom>
+                  </pic:spPr>
+                </pic:pic>
+              </a:graphicData>
+            </a:graphic>
+          </wp:inline>
+        </w:drawing>
+      </w:r>
+    </w:p>
+    <w:p>
+      <w:pPr>
+        <w:keepNext/>
+        <w:spacing w:after="60"/>
+        <w:jc w:val="center"/>
+      </w:pPr>
+      <w:r>
+        <w:rPr>
+          <w:sz w:val="19"/>
+          <w:szCs w:val="19"/>
+        </w:rPr>
+        <w:t xml:space="preserve">(b) No changes found, with the reason</w:t>
+      </w:r>
+    </w:p>
+    <w:p>
+      <w:pPr>
+        <w:spacing w:after="240" w:before="60"/>
+        <w:jc w:val="center"/>
+      </w:pPr>
+      <w:r>
+        <w:rPr>
+          <w:i/>
+          <w:iCs/>
+          <w:sz w:val="20"/>
+          <w:szCs w:val="20"/>
+        </w:rPr>
+        <w:t xml:space="preserve">Figure 6.11: Compliance Review outcomes without items</w:t>
+      </w:r>
+    </w:p>
+    <w:p>
+      <w:pPr>
+        <w:pStyle w:val="Heading3"/>
+      </w:pPr>
+      <w:r>
+        <w:t xml:space="preserve">6.3.5 Pre-Check and Add Decision</w:t>
+      </w:r>
+    </w:p>
+    <w:p>
+      <w:pPr>
+        <w:spacing w:after="140" w:line="300"/>
+        <w:jc w:val="both"/>
+      </w:pPr>
+      <w:r>
+        <w:t xml:space="preserve">The Pre-Check panel checks a prompt for an AI coding assistant before any code is written. In Figure 6.12 the prompt asks for a MongoDB collection; the panel cites ADR-0001, suggests a revised prompt, and offers to copy the prompt together with the relevant ADRs. Add Decision (Figure 6.13) turns a plain-language decision into an editable ADR and suggests the existing decision it replaces.</w:t>
+      </w:r>
+    </w:p>
+    <w:p>
+      <w:pPr>
+        <w:keepNext/>
+        <w:spacing w:after="60" w:before="120"/>
+        <w:jc w:val="center"/>
+      </w:pPr>
+      <w:r>
+        <w:drawing>
+          <wp:inline distT="0" distB="0" distL="0" distR="0">
+            <wp:extent cx="4572000" cy="5962650"/>
+            <wp:effectExtent t="0" r="0" b="0" l="0"/>
+            <wp:docPr id="23" name="6-precheck-result.png" descr="Figure 6.12: Pre-Check result for a conflicting prompt" title="Figure 6.12: Pre-Check result for a conflicting prompt"/>
+            <wp:cNvGraphicFramePr>
+              <a:graphicFrameLocks xmlns:a="http://schemas.openxmlformats.org/drawingml/2006/main" noChangeAspect="1"/>
+            </wp:cNvGraphicFramePr>
+            <a:graphic xmlns:a="http://schemas.openxmlformats.org/drawingml/2006/main">
+              <a:graphicData uri="http://schemas.openxmlformats.org/drawingml/2006/picture">
+                <pic:pic xmlns:pic="http://schemas.openxmlformats.org/drawingml/2006/picture">
+                  <pic:nvPicPr>
+                    <pic:cNvPr id="0" name="" descr=""/>
+                    <pic:cNvPicPr>
+                      <a:picLocks noChangeAspect="1" noChangeArrowheads="1"/>
+                    </pic:cNvPicPr>
+                  </pic:nvPicPr>
+                  <pic:blipFill>
+                    <a:blip r:embed="rId29" cstate="none"/>
+                    <a:srcRect/>
+                    <a:stretch>
+                      <a:fillRect/>
+                    </a:stretch>
+                  </pic:blipFill>
+                  <pic:spPr bwMode="auto">
+                    <a:xfrm>
+                      <a:off x="0" y="0"/>
+                      <a:ext cx="4572000" cy="5962650"/>
+                    </a:xfrm>
+                    <a:prstGeom prst="rect">
+                      <a:avLst/>
+                    </a:prstGeom>
+                  </pic:spPr>
+                </pic:pic>
+              </a:graphicData>
+            </a:graphic>
+          </wp:inline>
+        </w:drawing>
+      </w:r>
+    </w:p>
+    <w:p>
+      <w:pPr>
+        <w:spacing w:after="240" w:before="60"/>
+        <w:jc w:val="center"/>
+      </w:pPr>
+      <w:r>
+        <w:rPr>
+          <w:i/>
+          <w:iCs/>
+          <w:sz w:val="20"/>
+          <w:szCs w:val="20"/>
+        </w:rPr>
+        <w:t xml:space="preserve">Figure 6.12: Pre-Check result for a conflicting prompt</w:t>
+      </w:r>
+    </w:p>
+    <w:p>
+      <w:pPr>
+        <w:keepNext/>
+        <w:spacing w:after="60" w:before="120"/>
+        <w:jc w:val="center"/>
+      </w:pPr>
+      <w:r>
+        <w:drawing>
+          <wp:inline distT="0" distB="0" distL="0" distR="0">
+            <wp:extent cx="4572000" cy="5905500"/>
+            <wp:effectExtent t="0" r="0" b="0" l="0"/>
+            <wp:docPr id="24" name="6-decision-draft.png" descr="Figure 6.13: Add Decision with a suggested replacement" title="Figure 6.13: Add Decision with a suggested replacement"/>
+            <wp:cNvGraphicFramePr>
+              <a:graphicFrameLocks xmlns:a="http://schemas.openxmlformats.org/drawingml/2006/main" noChangeAspect="1"/>
+            </wp:cNvGraphicFramePr>
+            <a:graphic xmlns:a="http://schemas.openxmlformats.org/drawingml/2006/main">
+              <a:graphicData uri="http://schemas.openxmlformats.org/drawingml/2006/picture">
+                <pic:pic xmlns:pic="http://schemas.openxmlformats.org/drawingml/2006/picture">
+                  <pic:nvPicPr>
+                    <pic:cNvPr id="0" name="" descr=""/>
+                    <pic:cNvPicPr>
+                      <a:picLocks noChangeAspect="1" noChangeArrowheads="1"/>
+                    </pic:cNvPicPr>
+                  </pic:nvPicPr>
+                  <pic:blipFill>
+                    <a:blip r:embed="rId30" cstate="none"/>
+                    <a:srcRect/>
+                    <a:stretch>
+                      <a:fillRect/>
+                    </a:stretch>
+                  </pic:blipFill>
+                  <pic:spPr bwMode="auto">
+                    <a:xfrm>
+                      <a:off x="0" y="0"/>
+                      <a:ext cx="4572000" cy="5905500"/>
+                    </a:xfrm>
+                    <a:prstGeom prst="rect">
+                      <a:avLst/>
+                    </a:prstGeom>
+                  </pic:spPr>
+                </pic:pic>
+              </a:graphicData>
+            </a:graphic>
+          </wp:inline>
+        </w:drawing>
+      </w:r>
+    </w:p>
+    <w:p>
+      <w:pPr>
+        <w:spacing w:after="240" w:before="60"/>
+        <w:jc w:val="center"/>
+      </w:pPr>
+      <w:r>
+        <w:rPr>
+          <w:i/>
+          <w:iCs/>
+          <w:sz w:val="20"/>
+          <w:szCs w:val="20"/>
+        </w:rPr>
+        <w:t xml:space="preserve">Figure 6.13: Add Decision with a suggested replacement</w:t>
+      </w:r>
+    </w:p>
+    <w:p>
+      <w:pPr>
+        <w:pStyle w:val="Heading3"/>
+      </w:pPr>
+      <w:r>
+        <w:t xml:space="preserve">6.3.6 ARCH.md Viewer, Audit Trail and Team &amp; Roles</w:t>
+      </w:r>
+    </w:p>
+    <w:p>
+      <w:pPr>
+        <w:spacing w:after="140" w:line="300"/>
+        <w:jc w:val="both"/>
+      </w:pPr>
+      <w:r>
+        <w:t xml:space="preserve">The ARCH.md Viewer (Figure 6.14) renders the architecture and highlights the sections changed by recent decisions, with the reason for each change; the Components table shows which components are planned and which are implemented. The Audit Trail (Figure 6.15) records every review, decision and change, searchable and filterable. Team &amp; Roles (Figure 6.16) shows the user's role and lets Architects edit the team.</w:t>
+      </w:r>
+    </w:p>
+    <w:p>
+      <w:pPr>
+        <w:keepNext/>
+        <w:spacing w:after="60" w:before="120"/>
+        <w:jc w:val="center"/>
+      </w:pPr>
+      <w:r>
+        <w:drawing>
+          <wp:inline distT="0" distB="0" distL="0" distR="0">
+            <wp:extent cx="5124450" cy="7696200"/>
+            <wp:effectExtent t="0" r="0" b="0" l="0"/>
+            <wp:docPr id="25" name="6-arch-viewer.png" descr="Figure 6.14: ARCH.md Viewer with recent changes highlighted" title="Figure 6.14: ARCH.md Viewer with recent changes highlighted"/>
+            <wp:cNvGraphicFramePr>
+              <a:graphicFrameLocks xmlns:a="http://schemas.openxmlformats.org/drawingml/2006/main" noChangeAspect="1"/>
+            </wp:cNvGraphicFramePr>
+            <a:graphic xmlns:a="http://schemas.openxmlformats.org/drawingml/2006/main">
+              <a:graphicData uri="http://schemas.openxmlformats.org/drawingml/2006/picture">
+                <pic:pic xmlns:pic="http://schemas.openxmlformats.org/drawingml/2006/picture">
+                  <pic:nvPicPr>
+                    <pic:cNvPr id="0" name="" descr=""/>
+                    <pic:cNvPicPr>
+                      <a:picLocks noChangeAspect="1" noChangeArrowheads="1"/>
+                    </pic:cNvPicPr>
+                  </pic:nvPicPr>
+                  <pic:blipFill>
+                    <a:blip r:embed="rId31" cstate="none"/>
+                    <a:srcRect/>
+                    <a:stretch>
+                      <a:fillRect/>
+                    </a:stretch>
+                  </pic:blipFill>
+                  <pic:spPr bwMode="auto">
+                    <a:xfrm>
+                      <a:off x="0" y="0"/>
+                      <a:ext cx="5124450" cy="7696200"/>
+                    </a:xfrm>
+                    <a:prstGeom prst="rect">
+                      <a:avLst/>
+                    </a:prstGeom>
+                  </pic:spPr>
+                </pic:pic>
+              </a:graphicData>
+            </a:graphic>
+          </wp:inline>
+        </w:drawing>
+      </w:r>
+    </w:p>
+    <w:p>
+      <w:pPr>
+        <w:spacing w:after="240" w:before="60"/>
+        <w:jc w:val="center"/>
+      </w:pPr>
+      <w:r>
+        <w:rPr>
+          <w:i/>
+          <w:iCs/>
+          <w:sz w:val="20"/>
+          <w:szCs w:val="20"/>
+        </w:rPr>
+        <w:t xml:space="preserve">Figure 6.14: ARCH.md Viewer with recent changes highlighted</w:t>
+      </w:r>
+    </w:p>
+    <w:p>
+      <w:pPr>
+        <w:keepNext/>
+        <w:spacing w:after="60" w:before="120"/>
+        <w:jc w:val="center"/>
+      </w:pPr>
+      <w:r>
+        <w:drawing>
+          <wp:inline distT="0" distB="0" distL="0" distR="0">
+            <wp:extent cx="5124450" cy="6486525"/>
+            <wp:effectExtent t="0" r="0" b="0" l="0"/>
+            <wp:docPr id="26" name="6-audit-trail.png" descr="Figure 6.15: Audit Trail panel, Activity tab" title="Figure 6.15: Audit Trail panel, Activity tab"/>
+            <wp:cNvGraphicFramePr>
+              <a:graphicFrameLocks xmlns:a="http://schemas.openxmlformats.org/drawingml/2006/main" noChangeAspect="1"/>
+            </wp:cNvGraphicFramePr>
+            <a:graphic xmlns:a="http://schemas.openxmlformats.org/drawingml/2006/main">
+              <a:graphicData uri="http://schemas.openxmlformats.org/drawingml/2006/picture">
+                <pic:pic xmlns:pic="http://schemas.openxmlformats.org/drawingml/2006/picture">
+                  <pic:nvPicPr>
+                    <pic:cNvPr id="0" name="" descr=""/>
+                    <pic:cNvPicPr>
+                      <a:picLocks noChangeAspect="1" noChangeArrowheads="1"/>
+                    </pic:cNvPicPr>
+                  </pic:nvPicPr>
+                  <pic:blipFill>
+                    <a:blip r:embed="rId32" cstate="none"/>
+                    <a:srcRect/>
+                    <a:stretch>
+                      <a:fillRect/>
+                    </a:stretch>
+                  </pic:blipFill>
+                  <pic:spPr bwMode="auto">
+                    <a:xfrm>
+                      <a:off x="0" y="0"/>
+                      <a:ext cx="5124450" cy="6486525"/>
+                    </a:xfrm>
+                    <a:prstGeom prst="rect">
+                      <a:avLst/>
+                    </a:prstGeom>
+                  </pic:spPr>
+                </pic:pic>
+              </a:graphicData>
+            </a:graphic>
+          </wp:inline>
+        </w:drawing>
+      </w:r>
+    </w:p>
+    <w:p>
+      <w:pPr>
+        <w:spacing w:after="240" w:before="60"/>
+        <w:jc w:val="center"/>
+      </w:pPr>
+      <w:r>
+        <w:rPr>
+          <w:i/>
+          <w:iCs/>
+          <w:sz w:val="20"/>
+          <w:szCs w:val="20"/>
+        </w:rPr>
+        <w:t xml:space="preserve">Figure 6.15: Audit Trail panel, Activity tab</w:t>
+      </w:r>
+    </w:p>
+    <w:p>
+      <w:pPr>
+        <w:keepNext/>
+        <w:spacing w:after="60" w:before="120"/>
+        <w:jc w:val="center"/>
+      </w:pPr>
+      <w:r>
+        <w:drawing>
+          <wp:inline distT="0" distB="0" distL="0" distR="0">
+            <wp:extent cx="4019550" cy="4676775"/>
+            <wp:effectExtent t="0" r="0" b="0" l="0"/>
+            <wp:docPr id="27" name="6-roles.png" descr="Figure 6.16: Team &amp; Roles panel" title="Figure 6.16: Team &amp; Roles panel"/>
+            <wp:cNvGraphicFramePr>
+              <a:graphicFrameLocks xmlns:a="http://schemas.openxmlformats.org/drawingml/2006/main" noChangeAspect="1"/>
+            </wp:cNvGraphicFramePr>
+            <a:graphic xmlns:a="http://schemas.openxmlformats.org/drawingml/2006/main">
+              <a:graphicData uri="http://schemas.openxmlformats.org/drawingml/2006/picture">
+                <pic:pic xmlns:pic="http://schemas.openxmlformats.org/drawingml/2006/picture">
+                  <pic:nvPicPr>
+                    <pic:cNvPr id="0" name="" descr=""/>
+                    <pic:cNvPicPr>
+                      <a:picLocks noChangeAspect="1" noChangeArrowheads="1"/>
+                    </pic:cNvPicPr>
+                  </pic:nvPicPr>
+                  <pic:blipFill>
+                    <a:blip r:embed="rId33" cstate="none"/>
+                    <a:srcRect/>
+                    <a:stretch>
+                      <a:fillRect/>
+                    </a:stretch>
+                  </pic:blipFill>
+                  <pic:spPr bwMode="auto">
+                    <a:xfrm>
+                      <a:off x="0" y="0"/>
+                      <a:ext cx="4019550" cy="4676775"/>
+                    </a:xfrm>
+                    <a:prstGeom prst="rect">
+                      <a:avLst/>
+                    </a:prstGeom>
+                  </pic:spPr>
+                </pic:pic>
+              </a:graphicData>
+            </a:graphic>
+          </wp:inline>
+        </w:drawing>
+      </w:r>
+    </w:p>
+    <w:p>
+      <w:pPr>
+        <w:spacing w:after="240" w:before="60"/>
+        <w:jc w:val="center"/>
+      </w:pPr>
+      <w:r>
+        <w:rPr>
+          <w:i/>
+          <w:iCs/>
+          <w:sz w:val="20"/>
+          <w:szCs w:val="20"/>
+        </w:rPr>
+        <w:t xml:space="preserve">Figure 6.16: Team &amp; Roles panel</w:t>
+      </w:r>
+    </w:p>
+    <w:p>
+      <w:r>
+        <w:br w:type="page"/>
+      </w:r>
+    </w:p>
+    <w:p>
+      <w:pPr>
+        <w:pStyle w:val="Heading1"/>
+      </w:pPr>
+      <w:r>
+        <w:t xml:space="preserve">7 Testing</w:t>
+      </w:r>
+    </w:p>
+    <w:p>
+      <w:pPr>
+        <w:spacing w:after="140" w:line="300"/>
+        <w:jc w:val="both"/>
+      </w:pPr>
+      <w:r>
+        <w:t xml:space="preserve">This section describes how BluePrint was tested: the strategy, the criteria for passing or failing a test item, the main risks and how they are handled, and the main test cases with their outcomes. Test case identifiers in the form T</w:t>
+      </w:r>
+      <w:r>
+        <w:rPr>
+          <w:i/>
+          <w:iCs/>
+        </w:rPr>
+        <w:t xml:space="preserve">n</w:t>
+      </w:r>
+      <w:r>
+        <w:t xml:space="preserve"> refer to the test plan of the Software Requirements Specification (SRS).</w:t>
+      </w:r>
+    </w:p>
+    <w:p>
+      <w:pPr>
+        <w:pStyle w:val="Heading2"/>
+      </w:pPr>
+      <w:r>
+        <w:t xml:space="preserve">7.1 Testing Approach and Strategy</w:t>
+      </w:r>
+    </w:p>
+    <w:p>
+      <w:pPr>
+        <w:spacing w:after="140" w:line="300"/>
+        <w:jc w:val="both"/>
+      </w:pPr>
+      <w:r>
+        <w:t xml:space="preserve">Testing combines four levels, from fast and deterministic to slow and realistic:</w:t>
+      </w:r>
+    </w:p>
+    <w:p>
+      <w:pPr>
+        <w:pStyle w:val="ListParagraph"/>
+        <w:numPr>
+          <w:ilvl w:val="0"/>
+          <w:numId w:val="3"/>
+        </w:numPr>
+        <w:spacing w:after="60" w:line="288"/>
+      </w:pPr>
+      <w:r>
+        <w:rPr>
+          <w:b/>
+          <w:bCs/>
+        </w:rPr>
+        <w:t xml:space="preserve">Unit and integration tests</w:t>
+      </w:r>
+      <w:r>
+        <w:t xml:space="preserve"> run with Vitest on every change: 169 tests in 8 files covering the LLM client (routing for five providers, retries, key validation), the agents, diff summarization, retrieval, ADR storage, ARCH.md patching and history, roles and the approval queue, and the UI state classes. The VS Code API is replaced by a stand-in backed by real temporary folders, so file reading and writing are exercised for real; the language model is replaced by a scripted fake that returns prepared answers and records each prompt.</w:t>
+      </w:r>
+    </w:p>
+    <w:p>
+      <w:pPr>
+        <w:pStyle w:val="ListParagraph"/>
+        <w:numPr>
+          <w:ilvl w:val="0"/>
+          <w:numId w:val="3"/>
+        </w:numPr>
+        <w:spacing w:after="60" w:line="288"/>
+      </w:pPr>
+      <w:r>
+        <w:rPr>
+          <w:b/>
+          <w:bCs/>
+        </w:rPr>
+        <w:t xml:space="preserve">Integration with real tools.</w:t>
+      </w:r>
+      <w:r>
+        <w:t xml:space="preserve"> Diff tests create temporary git repositories (commits, renames, deletions, untracked files, nested and ignored folders) and parse the changes with the real Tree-sitter grammars.</w:t>
+      </w:r>
+    </w:p>
+    <w:p>
+      <w:pPr>
+        <w:pStyle w:val="ListParagraph"/>
+        <w:numPr>
+          <w:ilvl w:val="0"/>
+          <w:numId w:val="3"/>
+        </w:numPr>
+        <w:spacing w:after="60" w:line="288"/>
+      </w:pPr>
+      <w:r>
+        <w:rPr>
+          <w:b/>
+          <w:bCs/>
+        </w:rPr>
+        <w:t xml:space="preserve">Live model tests.</w:t>
+      </w:r>
+      <w:r>
+        <w:t xml:space="preserve"> Behaviour that depends on the model's judgment (the wizard's follow-ups, extension detection) is checked against a real provider (Groq, model </w:t>
+      </w:r>
+      <w:r>
+        <w:rPr>
+          <w:rFonts w:ascii="Consolas" w:cs="Consolas" w:eastAsia="Consolas" w:hAnsi="Consolas"/>
+          <w:sz w:val="20"/>
+          <w:szCs w:val="20"/>
+        </w:rPr>
+        <w:t xml:space="preserve">openai/gpt-oss-120b</w:t>
+      </w:r>
+      <w:r>
+        <w:t xml:space="preserve">) on the sample projects, several runs per case, because model output varies between runs.</w:t>
+      </w:r>
+    </w:p>
+    <w:p>
+      <w:pPr>
+        <w:pStyle w:val="ListParagraph"/>
+        <w:numPr>
+          <w:ilvl w:val="0"/>
+          <w:numId w:val="3"/>
+        </w:numPr>
+        <w:spacing w:after="60" w:line="288"/>
+      </w:pPr>
+      <w:r>
+        <w:rPr>
+          <w:b/>
+          <w:bCs/>
+        </w:rPr>
+        <w:t xml:space="preserve">Manual acceptance tests</w:t>
+      </w:r>
+      <w:r>
+        <w:t xml:space="preserve"> in the VS Code Extension Development Host follow a checklist that maps every SRS test case (T1 to T53) to an automated test or a manual step.</w:t>
+      </w:r>
+    </w:p>
+    <w:p>
+      <w:pPr>
+        <w:spacing w:after="140" w:line="300"/>
+        <w:jc w:val="both"/>
+      </w:pPr>
+      <w:r>
+        <w:t xml:space="preserve">Static checks (TypeScript type checking and ESLint) run alongside the tests. When a defect is fixed, a regression test is added, and for important fixes the test is confirmed to fail when the fix is removed (a manual mutation check), so the test is known to catch the defect.</w:t>
+      </w:r>
+    </w:p>
+    <w:p>
+      <w:pPr>
+        <w:pStyle w:val="Heading2"/>
+      </w:pPr>
+      <w:r>
+        <w:t xml:space="preserve">7.2 Item Pass/Fail Criteria</w:t>
+      </w:r>
+    </w:p>
+    <w:p>
+      <w:pPr>
+        <w:pStyle w:val="ListParagraph"/>
+        <w:numPr>
+          <w:ilvl w:val="0"/>
+          <w:numId w:val="3"/>
+        </w:numPr>
+        <w:spacing w:after="60" w:line="288"/>
+      </w:pPr>
+      <w:r>
+        <w:rPr>
+          <w:b/>
+          <w:bCs/>
+        </w:rPr>
+        <w:t xml:space="preserve">Build:</w:t>
+      </w:r>
+      <w:r>
+        <w:t xml:space="preserve"> a change is accepted only when every automated test passes, the type check reports no errors and the linter reports no problems.</w:t>
+      </w:r>
+    </w:p>
+    <w:p>
+      <w:pPr>
+        <w:pStyle w:val="ListParagraph"/>
+        <w:numPr>
+          <w:ilvl w:val="0"/>
+          <w:numId w:val="3"/>
+        </w:numPr>
+        <w:spacing w:after="60" w:line="288"/>
+      </w:pPr>
+      <w:r>
+        <w:rPr>
+          <w:b/>
+          <w:bCs/>
+        </w:rPr>
+        <w:t xml:space="preserve">Automated test case:</w:t>
+      </w:r>
+      <w:r>
+        <w:t xml:space="preserve"> passes when all its assertions hold; any failed assertion or unexpected exception fails it.</w:t>
+      </w:r>
+    </w:p>
+    <w:p>
+      <w:pPr>
+        <w:pStyle w:val="ListParagraph"/>
+        <w:numPr>
+          <w:ilvl w:val="0"/>
+          <w:numId w:val="3"/>
+        </w:numPr>
+        <w:spacing w:after="60" w:line="288"/>
+      </w:pPr>
+      <w:r>
+        <w:rPr>
+          <w:b/>
+          <w:bCs/>
+        </w:rPr>
+        <w:t xml:space="preserve">Model-dependent behaviour:</w:t>
+      </w:r>
+      <w:r>
+        <w:t xml:space="preserve"> passes when the answer is parsed into a valid result and the expected outcome is produced in every one of four live runs; one wrong run fails it and the prompt is revised.</w:t>
+      </w:r>
+    </w:p>
+    <w:p>
+      <w:pPr>
+        <w:pStyle w:val="ListParagraph"/>
+        <w:numPr>
+          <w:ilvl w:val="0"/>
+          <w:numId w:val="3"/>
+        </w:numPr>
+        <w:spacing w:after="60" w:line="288"/>
+      </w:pPr>
+      <w:r>
+        <w:rPr>
+          <w:b/>
+          <w:bCs/>
+        </w:rPr>
+        <w:t xml:space="preserve">Manual test case:</w:t>
+      </w:r>
+      <w:r>
+        <w:t xml:space="preserve"> passes when the observed behaviour matches the expected result in the checklist; a crash, an unhandled error, lost data or a blocked interface fails it.</w:t>
+      </w:r>
+    </w:p>
+    <w:p>
+      <w:pPr>
+        <w:pStyle w:val="ListParagraph"/>
+        <w:numPr>
+          <w:ilvl w:val="0"/>
+          <w:numId w:val="3"/>
+        </w:numPr>
+        <w:spacing w:after="60" w:line="288"/>
+      </w:pPr>
+      <w:r>
+        <w:rPr>
+          <w:b/>
+          <w:bCs/>
+        </w:rPr>
+        <w:t xml:space="preserve">Robustness:</w:t>
+      </w:r>
+      <w:r>
+        <w:t xml:space="preserve"> malformed model output, network failures and missing files must never crash the extension or corrupt stored data; the user must see a clear message instead.</w:t>
+      </w:r>
+    </w:p>
+    <w:p>
+      <w:pPr>
+        <w:pStyle w:val="Heading2"/>
+      </w:pPr>
+      <w:r>
+        <w:t xml:space="preserve">7.3 Risks and Contingencies</w:t>
+      </w:r>
+    </w:p>
+    <w:p>
+      <w:pPr>
+        <w:keepNext/>
+        <w:spacing w:after="80" w:before="200"/>
+        <w:jc w:val="center"/>
+      </w:pPr>
+      <w:r>
+        <w:rPr>
+          <w:i/>
+          <w:iCs/>
+          <w:sz w:val="20"/>
+          <w:szCs w:val="20"/>
+        </w:rPr>
+        <w:t xml:space="preserve">Table 7.1: Testing risks and contingencies</w:t>
+      </w:r>
+    </w:p>
+    <w:tbl>
+      <w:tblPr>
+        <w:tblW w:type="dxa" w:w="9026"/>
+        <w:tblBorders>
+          <w:top w:val="single" w:color="auto" w:sz="4"/>
+          <w:left w:val="single" w:color="auto" w:sz="4"/>
+          <w:bottom w:val="single" w:color="auto" w:sz="4"/>
+          <w:right w:val="single" w:color="auto" w:sz="4"/>
+          <w:insideH w:val="single" w:color="auto" w:sz="4"/>
+          <w:insideV w:val="single" w:color="auto" w:sz="4"/>
+        </w:tblBorders>
+      </w:tblPr>
+      <w:tblGrid>
+        <w:gridCol w:w="2305"/>
+        <w:gridCol w:w="2112"/>
+        <w:gridCol w:w="4609"/>
+      </w:tblGrid>
+      <w:tr>
+        <w:trPr>
+          <w:tblHeader/>
+        </w:trPr>
+        <w:tc>
+          <w:tcPr>
+            <w:tcW w:type="dxa" w:w="2305"/>
+            <w:tcBorders>
+              <w:top w:val="single" w:color="8A94A6" w:sz="4"/>
+              <w:left w:val="single" w:color="8A94A6" w:sz="4"/>
+              <w:bottom w:val="single" w:color="8A94A6" w:sz="4"/>
+              <w:right w:val="single" w:color="8A94A6" w:sz="4"/>
+            </w:tcBorders>
+            <w:shd w:fill="DCE6F4" w:color="auto" w:val="clear"/>
+            <w:tcMar>
+              <w:top w:type="dxa" w:w="60"/>
+              <w:left w:type="dxa" w:w="100"/>
+              <w:bottom w:type="dxa" w:w="60"/>
+              <w:right w:type="dxa" w:w="100"/>
+            </w:tcMar>
+          </w:tcPr>
+          <w:p>
+            <w:pPr>
+              <w:spacing w:after="40"/>
+            </w:pPr>
+            <w:r>
+              <w:rPr>
+                <w:b/>
+                <w:bCs/>
+                <w:sz w:val="19"/>
+                <w:szCs w:val="19"/>
+              </w:rPr>
+              <w:t xml:space="preserve">Risk</w:t>
+            </w:r>
+          </w:p>
+        </w:tc>
+        <w:tc>
+          <w:tcPr>
+            <w:tcW w:type="dxa" w:w="2112"/>
+            <w:tcBorders>
+              <w:top w:val="single" w:color="8A94A6" w:sz="4"/>
+              <w:left w:val="single" w:color="8A94A6" w:sz="4"/>
+              <w:bottom w:val="single" w:color="8A94A6" w:sz="4"/>
+              <w:right w:val="single" w:color="8A94A6" w:sz="4"/>
+            </w:tcBorders>
+            <w:shd w:fill="DCE6F4" w:color="auto" w:val="clear"/>
+            <w:tcMar>
+              <w:top w:type="dxa" w:w="60"/>
+              <w:left w:type="dxa" w:w="100"/>
+              <w:bottom w:type="dxa" w:w="60"/>
+              <w:right w:type="dxa" w:w="100"/>
+            </w:tcMar>
+          </w:tcPr>
+          <w:p>
+            <w:pPr>
+              <w:spacing w:after="40"/>
+            </w:pPr>
+            <w:r>
+              <w:rPr>
+                <w:b/>
+                <w:bCs/>
+                <w:sz w:val="19"/>
+                <w:szCs w:val="19"/>
+              </w:rPr>
+              <w:t xml:space="preserve">Impact</w:t>
+            </w:r>
+          </w:p>
+        </w:tc>
+        <w:tc>
+          <w:tcPr>
+            <w:tcW w:type="dxa" w:w="4609"/>
+            <w:tcBorders>
+              <w:top w:val="single" w:color="8A94A6" w:sz="4"/>
+              <w:left w:val="single" w:color="8A94A6" w:sz="4"/>
+              <w:bottom w:val="single" w:color="8A94A6" w:sz="4"/>
+              <w:right w:val="single" w:color="8A94A6" w:sz="4"/>
+            </w:tcBorders>
+            <w:shd w:fill="DCE6F4" w:color="auto" w:val="clear"/>
+            <w:tcMar>
+              <w:top w:type="dxa" w:w="60"/>
+              <w:left w:type="dxa" w:w="100"/>
+              <w:bottom w:type="dxa" w:w="60"/>
+              <w:right w:type="dxa" w:w="100"/>
+            </w:tcMar>
+          </w:tcPr>
+          <w:p>
+            <w:pPr>
+              <w:spacing w:after="40"/>
+            </w:pPr>
+            <w:r>
+              <w:rPr>
+                <w:b/>
+                <w:bCs/>
+                <w:sz w:val="19"/>
+                <w:szCs w:val="19"/>
+              </w:rPr>
+              <w:t xml:space="preserve">Contingency</w:t>
+            </w:r>
+          </w:p>
+        </w:tc>
+      </w:tr>
+      <w:tr>
+        <w:trPr>
+          <w:cantSplit/>
+        </w:trPr>
+        <w:tc>
+          <w:tcPr>
+            <w:tcW w:type="dxa" w:w="2305"/>
+            <w:tcBorders>
+              <w:top w:val="single" w:color="8A94A6" w:sz="4"/>
+              <w:left w:val="single" w:color="8A94A6" w:sz="4"/>
+              <w:bottom w:val="single" w:color="8A94A6" w:sz="4"/>
+              <w:right w:val="single" w:color="8A94A6" w:sz="4"/>
+            </w:tcBorders>
+            <w:tcMar>
+              <w:top w:type="dxa" w:w="60"/>
+              <w:left w:type="dxa" w:w="100"/>
+              <w:bottom w:type="dxa" w:w="60"/>
+              <w:right w:type="dxa" w:w="100"/>
+            </w:tcMar>
+          </w:tcPr>
+          <w:p>
+            <w:pPr>
+              <w:spacing w:after="40"/>
+            </w:pPr>
+            <w:r>
+              <w:rPr>
+                <w:sz w:val="19"/>
+                <w:szCs w:val="19"/>
+              </w:rPr>
+              <w:t xml:space="preserve">Model answers vary between runs</w:t>
+            </w:r>
+          </w:p>
+        </w:tc>
+        <w:tc>
+          <w:tcPr>
+            <w:tcW w:type="dxa" w:w="2112"/>
+            <w:tcBorders>
+              <w:top w:val="single" w:color="8A94A6" w:sz="4"/>
+              <w:left w:val="single" w:color="8A94A6" w:sz="4"/>
+              <w:bottom w:val="single" w:color="8A94A6" w:sz="4"/>
+              <w:right w:val="single" w:color="8A94A6" w:sz="4"/>
+            </w:tcBorders>
+            <w:tcMar>
+              <w:top w:type="dxa" w:w="60"/>
+              <w:left w:type="dxa" w:w="100"/>
+              <w:bottom w:type="dxa" w:w="60"/>
+              <w:right w:type="dxa" w:w="100"/>
+            </w:tcMar>
+          </w:tcPr>
+          <w:p>
+            <w:pPr>
+              <w:spacing w:after="40"/>
+            </w:pPr>
+            <w:r>
+              <w:rPr>
+                <w:sz w:val="19"/>
+                <w:szCs w:val="19"/>
+              </w:rPr>
+              <w:t xml:space="preserve">Inconsistent violations or component verdicts</w:t>
+            </w:r>
+          </w:p>
+        </w:tc>
+        <w:tc>
+          <w:tcPr>
+            <w:tcW w:type="dxa" w:w="4609"/>
+            <w:tcBorders>
+              <w:top w:val="single" w:color="8A94A6" w:sz="4"/>
+              <w:left w:val="single" w:color="8A94A6" w:sz="4"/>
+              <w:bottom w:val="single" w:color="8A94A6" w:sz="4"/>
+              <w:right w:val="single" w:color="8A94A6" w:sz="4"/>
+            </w:tcBorders>
+            <w:tcMar>
+              <w:top w:type="dxa" w:w="60"/>
+              <w:left w:type="dxa" w:w="100"/>
+              <w:bottom w:type="dxa" w:w="60"/>
+              <w:right w:type="dxa" w:w="100"/>
+            </w:tcMar>
+          </w:tcPr>
+          <w:p>
+            <w:pPr>
+              <w:spacing w:after="40"/>
+            </w:pPr>
+            <w:r>
+              <w:rPr>
+                <w:sz w:val="19"/>
+                <w:szCs w:val="19"/>
+              </w:rPr>
+              <w:t xml:space="preserve">Strict JSON format, answers checked against the real components, safe defaults; every verdict can be overruled in the panel; repeated live runs before a prompt change is accepted</w:t>
+            </w:r>
+          </w:p>
+        </w:tc>
+      </w:tr>
+      <w:tr>
+        <w:trPr>
+          <w:cantSplit/>
+        </w:trPr>
+        <w:tc>
+          <w:tcPr>
+            <w:tcW w:type="dxa" w:w="2305"/>
+            <w:tcBorders>
+              <w:top w:val="single" w:color="8A94A6" w:sz="4"/>
+              <w:left w:val="single" w:color="8A94A6" w:sz="4"/>
+              <w:bottom w:val="single" w:color="8A94A6" w:sz="4"/>
+              <w:right w:val="single" w:color="8A94A6" w:sz="4"/>
+            </w:tcBorders>
+            <w:tcMar>
+              <w:top w:type="dxa" w:w="60"/>
+              <w:left w:type="dxa" w:w="100"/>
+              <w:bottom w:type="dxa" w:w="60"/>
+              <w:right w:type="dxa" w:w="100"/>
+            </w:tcMar>
+          </w:tcPr>
+          <w:p>
+            <w:pPr>
+              <w:spacing w:after="40"/>
+            </w:pPr>
+            <w:r>
+              <w:rPr>
+                <w:sz w:val="19"/>
+                <w:szCs w:val="19"/>
+              </w:rPr>
+              <w:t xml:space="preserve">Provider rate limits or outages</w:t>
+            </w:r>
+          </w:p>
+        </w:tc>
+        <w:tc>
+          <w:tcPr>
+            <w:tcW w:type="dxa" w:w="2112"/>
+            <w:tcBorders>
+              <w:top w:val="single" w:color="8A94A6" w:sz="4"/>
+              <w:left w:val="single" w:color="8A94A6" w:sz="4"/>
+              <w:bottom w:val="single" w:color="8A94A6" w:sz="4"/>
+              <w:right w:val="single" w:color="8A94A6" w:sz="4"/>
+            </w:tcBorders>
+            <w:tcMar>
+              <w:top w:type="dxa" w:w="60"/>
+              <w:left w:type="dxa" w:w="100"/>
+              <w:bottom w:type="dxa" w:w="60"/>
+              <w:right w:type="dxa" w:w="100"/>
+            </w:tcMar>
+          </w:tcPr>
+          <w:p>
+            <w:pPr>
+              <w:spacing w:after="40"/>
+            </w:pPr>
+            <w:r>
+              <w:rPr>
+                <w:sz w:val="19"/>
+                <w:szCs w:val="19"/>
+              </w:rPr>
+              <w:t xml:space="preserve">Checks fail or slow down</w:t>
+            </w:r>
+          </w:p>
+        </w:tc>
+        <w:tc>
+          <w:tcPr>
+            <w:tcW w:type="dxa" w:w="4609"/>
+            <w:tcBorders>
+              <w:top w:val="single" w:color="8A94A6" w:sz="4"/>
+              <w:left w:val="single" w:color="8A94A6" w:sz="4"/>
+              <w:bottom w:val="single" w:color="8A94A6" w:sz="4"/>
+              <w:right w:val="single" w:color="8A94A6" w:sz="4"/>
+            </w:tcBorders>
+            <w:tcMar>
+              <w:top w:type="dxa" w:w="60"/>
+              <w:left w:type="dxa" w:w="100"/>
+              <w:bottom w:type="dxa" w:w="60"/>
+              <w:right w:type="dxa" w:w="100"/>
+            </w:tcMar>
+          </w:tcPr>
+          <w:p>
+            <w:pPr>
+              <w:spacing w:after="40"/>
+            </w:pPr>
+            <w:r>
+              <w:rPr>
+                <w:sz w:val="19"/>
+                <w:szCs w:val="19"/>
+              </w:rPr>
+              <w:t xml:space="preserve">Time-out and retry with back-off; clear error with Try again; provider can be changed without re-initializing</w:t>
+            </w:r>
+          </w:p>
+        </w:tc>
+      </w:tr>
+      <w:tr>
+        <w:trPr>
+          <w:cantSplit/>
+        </w:trPr>
+        <w:tc>
+          <w:tcPr>
+            <w:tcW w:type="dxa" w:w="2305"/>
+            <w:tcBorders>
+              <w:top w:val="single" w:color="8A94A6" w:sz="4"/>
+              <w:left w:val="single" w:color="8A94A6" w:sz="4"/>
+              <w:bottom w:val="single" w:color="8A94A6" w:sz="4"/>
+              <w:right w:val="single" w:color="8A94A6" w:sz="4"/>
+            </w:tcBorders>
+            <w:tcMar>
+              <w:top w:type="dxa" w:w="60"/>
+              <w:left w:type="dxa" w:w="100"/>
+              <w:bottom w:type="dxa" w:w="60"/>
+              <w:right w:type="dxa" w:w="100"/>
+            </w:tcMar>
+          </w:tcPr>
+          <w:p>
+            <w:pPr>
+              <w:spacing w:after="40"/>
+            </w:pPr>
+            <w:r>
+              <w:rPr>
+                <w:sz w:val="19"/>
+                <w:szCs w:val="19"/>
+              </w:rPr>
+              <w:t xml:space="preserve">Provider retires a model</w:t>
+            </w:r>
+          </w:p>
+        </w:tc>
+        <w:tc>
+          <w:tcPr>
+            <w:tcW w:type="dxa" w:w="2112"/>
+            <w:tcBorders>
+              <w:top w:val="single" w:color="8A94A6" w:sz="4"/>
+              <w:left w:val="single" w:color="8A94A6" w:sz="4"/>
+              <w:bottom w:val="single" w:color="8A94A6" w:sz="4"/>
+              <w:right w:val="single" w:color="8A94A6" w:sz="4"/>
+            </w:tcBorders>
+            <w:tcMar>
+              <w:top w:type="dxa" w:w="60"/>
+              <w:left w:type="dxa" w:w="100"/>
+              <w:bottom w:type="dxa" w:w="60"/>
+              <w:right w:type="dxa" w:w="100"/>
+            </w:tcMar>
+          </w:tcPr>
+          <w:p>
+            <w:pPr>
+              <w:spacing w:after="40"/>
+            </w:pPr>
+            <w:r>
+              <w:rPr>
+                <w:sz w:val="19"/>
+                <w:szCs w:val="19"/>
+              </w:rPr>
+              <w:t xml:space="preserve">Requests fail (HTTP 404)</w:t>
+            </w:r>
+          </w:p>
+        </w:tc>
+        <w:tc>
+          <w:tcPr>
+            <w:tcW w:type="dxa" w:w="4609"/>
+            <w:tcBorders>
+              <w:top w:val="single" w:color="8A94A6" w:sz="4"/>
+              <w:left w:val="single" w:color="8A94A6" w:sz="4"/>
+              <w:bottom w:val="single" w:color="8A94A6" w:sz="4"/>
+              <w:right w:val="single" w:color="8A94A6" w:sz="4"/>
+            </w:tcBorders>
+            <w:tcMar>
+              <w:top w:type="dxa" w:w="60"/>
+              <w:left w:type="dxa" w:w="100"/>
+              <w:bottom w:type="dxa" w:w="60"/>
+              <w:right w:type="dxa" w:w="100"/>
+            </w:tcMar>
+          </w:tcPr>
+          <w:p>
+            <w:pPr>
+              <w:spacing w:after="40"/>
+            </w:pPr>
+            <w:r>
+              <w:rPr>
+                <w:sz w:val="19"/>
+                <w:szCs w:val="19"/>
+              </w:rPr>
+              <w:t xml:space="preserve">Maintained default models, a per-provider model setting, and an error message that names the setting</w:t>
+            </w:r>
+          </w:p>
+        </w:tc>
+      </w:tr>
+      <w:tr>
+        <w:trPr>
+          <w:cantSplit/>
+        </w:trPr>
+        <w:tc>
+          <w:tcPr>
+            <w:tcW w:type="dxa" w:w="2305"/>
+            <w:tcBorders>
+              <w:top w:val="single" w:color="8A94A6" w:sz="4"/>
+              <w:left w:val="single" w:color="8A94A6" w:sz="4"/>
+              <w:bottom w:val="single" w:color="8A94A6" w:sz="4"/>
+              <w:right w:val="single" w:color="8A94A6" w:sz="4"/>
+            </w:tcBorders>
+            <w:tcMar>
+              <w:top w:type="dxa" w:w="60"/>
+              <w:left w:type="dxa" w:w="100"/>
+              <w:bottom w:type="dxa" w:w="60"/>
+              <w:right w:type="dxa" w:w="100"/>
+            </w:tcMar>
+          </w:tcPr>
+          <w:p>
+            <w:pPr>
+              <w:spacing w:after="40"/>
+            </w:pPr>
+            <w:r>
+              <w:rPr>
+                <w:sz w:val="19"/>
+                <w:szCs w:val="19"/>
+              </w:rPr>
+              <w:t xml:space="preserve">Embedding model unavailable (offline, unsupported platform)</w:t>
+            </w:r>
+          </w:p>
+        </w:tc>
+        <w:tc>
+          <w:tcPr>
+            <w:tcW w:type="dxa" w:w="2112"/>
+            <w:tcBorders>
+              <w:top w:val="single" w:color="8A94A6" w:sz="4"/>
+              <w:left w:val="single" w:color="8A94A6" w:sz="4"/>
+              <w:bottom w:val="single" w:color="8A94A6" w:sz="4"/>
+              <w:right w:val="single" w:color="8A94A6" w:sz="4"/>
+            </w:tcBorders>
+            <w:tcMar>
+              <w:top w:type="dxa" w:w="60"/>
+              <w:left w:type="dxa" w:w="100"/>
+              <w:bottom w:type="dxa" w:w="60"/>
+              <w:right w:type="dxa" w:w="100"/>
+            </w:tcMar>
+          </w:tcPr>
+          <w:p>
+            <w:pPr>
+              <w:spacing w:after="40"/>
+            </w:pPr>
+            <w:r>
+              <w:rPr>
+                <w:sz w:val="19"/>
+                <w:szCs w:val="19"/>
+              </w:rPr>
+              <w:t xml:space="preserve">Less accurate ADR retrieval</w:t>
+            </w:r>
+          </w:p>
+        </w:tc>
+        <w:tc>
+          <w:tcPr>
+            <w:tcW w:type="dxa" w:w="4609"/>
+            <w:tcBorders>
+              <w:top w:val="single" w:color="8A94A6" w:sz="4"/>
+              <w:left w:val="single" w:color="8A94A6" w:sz="4"/>
+              <w:bottom w:val="single" w:color="8A94A6" w:sz="4"/>
+              <w:right w:val="single" w:color="8A94A6" w:sz="4"/>
+            </w:tcBorders>
+            <w:tcMar>
+              <w:top w:type="dxa" w:w="60"/>
+              <w:left w:type="dxa" w:w="100"/>
+              <w:bottom w:type="dxa" w:w="60"/>
+              <w:right w:type="dxa" w:w="100"/>
+            </w:tcMar>
+          </w:tcPr>
+          <w:p>
+            <w:pPr>
+              <w:spacing w:after="40"/>
+            </w:pPr>
+            <w:r>
+              <w:rPr>
+                <w:sz w:val="19"/>
+                <w:szCs w:val="19"/>
+              </w:rPr>
+              <w:t xml:space="preserve">Automatic fallback to lexical (TF-IDF) ranking, covered by tests</w:t>
+            </w:r>
+          </w:p>
+        </w:tc>
+      </w:tr>
+      <w:tr>
+        <w:trPr>
+          <w:cantSplit/>
+        </w:trPr>
+        <w:tc>
+          <w:tcPr>
+            <w:tcW w:type="dxa" w:w="2305"/>
+            <w:tcBorders>
+              <w:top w:val="single" w:color="8A94A6" w:sz="4"/>
+              <w:left w:val="single" w:color="8A94A6" w:sz="4"/>
+              <w:bottom w:val="single" w:color="8A94A6" w:sz="4"/>
+              <w:right w:val="single" w:color="8A94A6" w:sz="4"/>
+            </w:tcBorders>
+            <w:tcMar>
+              <w:top w:type="dxa" w:w="60"/>
+              <w:left w:type="dxa" w:w="100"/>
+              <w:bottom w:type="dxa" w:w="60"/>
+              <w:right w:type="dxa" w:w="100"/>
+            </w:tcMar>
+          </w:tcPr>
+          <w:p>
+            <w:pPr>
+              <w:spacing w:after="40"/>
+            </w:pPr>
+            <w:r>
+              <w:rPr>
+                <w:sz w:val="19"/>
+                <w:szCs w:val="19"/>
+              </w:rPr>
+              <w:t xml:space="preserve">Platform-specific packages not run on Linux or macOS</w:t>
+            </w:r>
+          </w:p>
+        </w:tc>
+        <w:tc>
+          <w:tcPr>
+            <w:tcW w:type="dxa" w:w="2112"/>
+            <w:tcBorders>
+              <w:top w:val="single" w:color="8A94A6" w:sz="4"/>
+              <w:left w:val="single" w:color="8A94A6" w:sz="4"/>
+              <w:bottom w:val="single" w:color="8A94A6" w:sz="4"/>
+              <w:right w:val="single" w:color="8A94A6" w:sz="4"/>
+            </w:tcBorders>
+            <w:tcMar>
+              <w:top w:type="dxa" w:w="60"/>
+              <w:left w:type="dxa" w:w="100"/>
+              <w:bottom w:type="dxa" w:w="60"/>
+              <w:right w:type="dxa" w:w="100"/>
+            </w:tcMar>
+          </w:tcPr>
+          <w:p>
+            <w:pPr>
+              <w:spacing w:after="40"/>
+            </w:pPr>
+            <w:r>
+              <w:rPr>
+                <w:sz w:val="19"/>
+                <w:szCs w:val="19"/>
+              </w:rPr>
+              <w:t xml:space="preserve">Installation problems on those systems</w:t>
+            </w:r>
+          </w:p>
+        </w:tc>
+        <w:tc>
+          <w:tcPr>
+            <w:tcW w:type="dxa" w:w="4609"/>
+            <w:tcBorders>
+              <w:top w:val="single" w:color="8A94A6" w:sz="4"/>
+              <w:left w:val="single" w:color="8A94A6" w:sz="4"/>
+              <w:bottom w:val="single" w:color="8A94A6" w:sz="4"/>
+              <w:right w:val="single" w:color="8A94A6" w:sz="4"/>
+            </w:tcBorders>
+            <w:tcMar>
+              <w:top w:type="dxa" w:w="60"/>
+              <w:left w:type="dxa" w:w="100"/>
+              <w:bottom w:type="dxa" w:w="60"/>
+              <w:right w:type="dxa" w:w="100"/>
+            </w:tcMar>
+          </w:tcPr>
+          <w:p>
+            <w:pPr>
+              <w:spacing w:after="40"/>
+            </w:pPr>
+            <w:r>
+              <w:rPr>
+                <w:sz w:val="19"/>
+                <w:szCs w:val="19"/>
+              </w:rPr>
+              <w:t xml:space="preserve">A universal package without native code; marked as untested</w:t>
+            </w:r>
+          </w:p>
+        </w:tc>
+      </w:tr>
+      <w:tr>
+        <w:trPr>
+          <w:cantSplit/>
+        </w:trPr>
+        <w:tc>
+          <w:tcPr>
+            <w:tcW w:type="dxa" w:w="2305"/>
+            <w:tcBorders>
+              <w:top w:val="single" w:color="8A94A6" w:sz="4"/>
+              <w:left w:val="single" w:color="8A94A6" w:sz="4"/>
+              <w:bottom w:val="single" w:color="8A94A6" w:sz="4"/>
+              <w:right w:val="single" w:color="8A94A6" w:sz="4"/>
+            </w:tcBorders>
+            <w:tcMar>
+              <w:top w:type="dxa" w:w="60"/>
+              <w:left w:type="dxa" w:w="100"/>
+              <w:bottom w:type="dxa" w:w="60"/>
+              <w:right w:type="dxa" w:w="100"/>
+            </w:tcMar>
+          </w:tcPr>
+          <w:p>
+            <w:pPr>
+              <w:spacing w:after="40"/>
+            </w:pPr>
+            <w:r>
+              <w:rPr>
+                <w:sz w:val="19"/>
+                <w:szCs w:val="19"/>
+              </w:rPr>
+              <w:t xml:space="preserve">Project not a git repository, or inside a larger one</w:t>
+            </w:r>
+          </w:p>
+        </w:tc>
+        <w:tc>
+          <w:tcPr>
+            <w:tcW w:type="dxa" w:w="2112"/>
+            <w:tcBorders>
+              <w:top w:val="single" w:color="8A94A6" w:sz="4"/>
+              <w:left w:val="single" w:color="8A94A6" w:sz="4"/>
+              <w:bottom w:val="single" w:color="8A94A6" w:sz="4"/>
+              <w:right w:val="single" w:color="8A94A6" w:sz="4"/>
+            </w:tcBorders>
+            <w:tcMar>
+              <w:top w:type="dxa" w:w="60"/>
+              <w:left w:type="dxa" w:w="100"/>
+              <w:bottom w:type="dxa" w:w="60"/>
+              <w:right w:type="dxa" w:w="100"/>
+            </w:tcMar>
+          </w:tcPr>
+          <w:p>
+            <w:pPr>
+              <w:spacing w:after="40"/>
+            </w:pPr>
+            <w:r>
+              <w:rPr>
+                <w:sz w:val="19"/>
+                <w:szCs w:val="19"/>
+              </w:rPr>
+              <w:t xml:space="preserve">Reviews find nothing to check</w:t>
+            </w:r>
+          </w:p>
+        </w:tc>
+        <w:tc>
+          <w:tcPr>
+            <w:tcW w:type="dxa" w:w="4609"/>
+            <w:tcBorders>
+              <w:top w:val="single" w:color="8A94A6" w:sz="4"/>
+              <w:left w:val="single" w:color="8A94A6" w:sz="4"/>
+              <w:bottom w:val="single" w:color="8A94A6" w:sz="4"/>
+              <w:right w:val="single" w:color="8A94A6" w:sz="4"/>
+            </w:tcBorders>
+            <w:tcMar>
+              <w:top w:type="dxa" w:w="60"/>
+              <w:left w:type="dxa" w:w="100"/>
+              <w:bottom w:type="dxa" w:w="60"/>
+              <w:right w:type="dxa" w:w="100"/>
+            </w:tcMar>
+          </w:tcPr>
+          <w:p>
+            <w:pPr>
+              <w:spacing w:after="40"/>
+            </w:pPr>
+            <w:r>
+              <w:rPr>
+                <w:sz w:val="19"/>
+                <w:szCs w:val="19"/>
+              </w:rPr>
+              <w:t xml:space="preserve">The panel states the reason and the fix; a non-git fallback is planned</w:t>
+            </w:r>
+          </w:p>
+        </w:tc>
+      </w:tr>
+      <w:tr>
+        <w:trPr>
+          <w:cantSplit/>
+        </w:trPr>
+        <w:tc>
+          <w:tcPr>
+            <w:tcW w:type="dxa" w:w="2305"/>
+            <w:tcBorders>
+              <w:top w:val="single" w:color="8A94A6" w:sz="4"/>
+              <w:left w:val="single" w:color="8A94A6" w:sz="4"/>
+              <w:bottom w:val="single" w:color="8A94A6" w:sz="4"/>
+              <w:right w:val="single" w:color="8A94A6" w:sz="4"/>
+            </w:tcBorders>
+            <w:tcMar>
+              <w:top w:type="dxa" w:w="60"/>
+              <w:left w:type="dxa" w:w="100"/>
+              <w:bottom w:type="dxa" w:w="60"/>
+              <w:right w:type="dxa" w:w="100"/>
+            </w:tcMar>
+          </w:tcPr>
+          <w:p>
+            <w:pPr>
+              <w:spacing w:after="40"/>
+            </w:pPr>
+            <w:r>
+              <w:rPr>
+                <w:sz w:val="19"/>
+                <w:szCs w:val="19"/>
+              </w:rPr>
+              <w:t xml:space="preserve">Concurrent writes to the ADR index</w:t>
+            </w:r>
+          </w:p>
+        </w:tc>
+        <w:tc>
+          <w:tcPr>
+            <w:tcW w:type="dxa" w:w="2112"/>
+            <w:tcBorders>
+              <w:top w:val="single" w:color="8A94A6" w:sz="4"/>
+              <w:left w:val="single" w:color="8A94A6" w:sz="4"/>
+              <w:bottom w:val="single" w:color="8A94A6" w:sz="4"/>
+              <w:right w:val="single" w:color="8A94A6" w:sz="4"/>
+            </w:tcBorders>
+            <w:tcMar>
+              <w:top w:type="dxa" w:w="60"/>
+              <w:left w:type="dxa" w:w="100"/>
+              <w:bottom w:type="dxa" w:w="60"/>
+              <w:right w:type="dxa" w:w="100"/>
+            </w:tcMar>
+          </w:tcPr>
+          <w:p>
+            <w:pPr>
+              <w:spacing w:after="40"/>
+            </w:pPr>
+            <w:r>
+              <w:rPr>
+                <w:sz w:val="19"/>
+                <w:szCs w:val="19"/>
+              </w:rPr>
+              <w:t xml:space="preserve">Duplicate or skipped ADR numbers</w:t>
+            </w:r>
+          </w:p>
+        </w:tc>
+        <w:tc>
+          <w:tcPr>
+            <w:tcW w:type="dxa" w:w="4609"/>
+            <w:tcBorders>
+              <w:top w:val="single" w:color="8A94A6" w:sz="4"/>
+              <w:left w:val="single" w:color="8A94A6" w:sz="4"/>
+              <w:bottom w:val="single" w:color="8A94A6" w:sz="4"/>
+              <w:right w:val="single" w:color="8A94A6" w:sz="4"/>
+            </w:tcBorders>
+            <w:tcMar>
+              <w:top w:type="dxa" w:w="60"/>
+              <w:left w:type="dxa" w:w="100"/>
+              <w:bottom w:type="dxa" w:w="60"/>
+              <w:right w:type="dxa" w:w="100"/>
+            </w:tcMar>
+          </w:tcPr>
+          <w:p>
+            <w:pPr>
+              <w:spacing w:after="40"/>
+            </w:pPr>
+            <w:r>
+              <w:rPr>
+                <w:sz w:val="19"/>
+                <w:szCs w:val="19"/>
+              </w:rPr>
+              <w:t xml:space="preserve">Writes are serialized; covered by a concurrency test</w:t>
+            </w:r>
+          </w:p>
+        </w:tc>
+      </w:tr>
+      <w:tr>
+        <w:trPr>
+          <w:cantSplit/>
+        </w:trPr>
+        <w:tc>
+          <w:tcPr>
+            <w:tcW w:type="dxa" w:w="2305"/>
+            <w:tcBorders>
+              <w:top w:val="single" w:color="8A94A6" w:sz="4"/>
+              <w:left w:val="single" w:color="8A94A6" w:sz="4"/>
+              <w:bottom w:val="single" w:color="8A94A6" w:sz="4"/>
+              <w:right w:val="single" w:color="8A94A6" w:sz="4"/>
+            </w:tcBorders>
+            <w:tcMar>
+              <w:top w:type="dxa" w:w="60"/>
+              <w:left w:type="dxa" w:w="100"/>
+              <w:bottom w:type="dxa" w:w="60"/>
+              <w:right w:type="dxa" w:w="100"/>
+            </w:tcMar>
+          </w:tcPr>
+          <w:p>
+            <w:pPr>
+              <w:spacing w:after="40"/>
+            </w:pPr>
+            <w:r>
+              <w:rPr>
+                <w:sz w:val="19"/>
+                <w:szCs w:val="19"/>
+              </w:rPr>
+              <w:t xml:space="preserve">Manual acceptance testing not yet complete</w:t>
+            </w:r>
+          </w:p>
+        </w:tc>
+        <w:tc>
+          <w:tcPr>
+            <w:tcW w:type="dxa" w:w="2112"/>
+            <w:tcBorders>
+              <w:top w:val="single" w:color="8A94A6" w:sz="4"/>
+              <w:left w:val="single" w:color="8A94A6" w:sz="4"/>
+              <w:bottom w:val="single" w:color="8A94A6" w:sz="4"/>
+              <w:right w:val="single" w:color="8A94A6" w:sz="4"/>
+            </w:tcBorders>
+            <w:tcMar>
+              <w:top w:type="dxa" w:w="60"/>
+              <w:left w:type="dxa" w:w="100"/>
+              <w:bottom w:type="dxa" w:w="60"/>
+              <w:right w:type="dxa" w:w="100"/>
+            </w:tcMar>
+          </w:tcPr>
+          <w:p>
+            <w:pPr>
+              <w:spacing w:after="40"/>
+            </w:pPr>
+            <w:r>
+              <w:rPr>
+                <w:sz w:val="19"/>
+                <w:szCs w:val="19"/>
+              </w:rPr>
+              <w:t xml:space="preserve">Interface defects may remain</w:t>
+            </w:r>
+          </w:p>
+        </w:tc>
+        <w:tc>
+          <w:tcPr>
+            <w:tcW w:type="dxa" w:w="4609"/>
+            <w:tcBorders>
+              <w:top w:val="single" w:color="8A94A6" w:sz="4"/>
+              <w:left w:val="single" w:color="8A94A6" w:sz="4"/>
+              <w:bottom w:val="single" w:color="8A94A6" w:sz="4"/>
+              <w:right w:val="single" w:color="8A94A6" w:sz="4"/>
+            </w:tcBorders>
+            <w:tcMar>
+              <w:top w:type="dxa" w:w="60"/>
+              <w:left w:type="dxa" w:w="100"/>
+              <w:bottom w:type="dxa" w:w="60"/>
+              <w:right w:type="dxa" w:w="100"/>
+            </w:tcMar>
+          </w:tcPr>
+          <w:p>
+            <w:pPr>
+              <w:spacing w:after="40"/>
+            </w:pPr>
+            <w:r>
+              <w:rPr>
+                <w:sz w:val="19"/>
+                <w:szCs w:val="19"/>
+              </w:rPr>
+              <w:t xml:space="preserve">Checklist in progress; each defect found so far was fixed with a regression test</w:t>
+            </w:r>
+          </w:p>
+        </w:tc>
+      </w:tr>
+    </w:tbl>
+    <w:p>
+      <w:pPr>
+        <w:spacing w:after="160"/>
+      </w:pPr>
+    </w:p>
+    <w:p>
+      <w:pPr>
+        <w:pStyle w:val="Heading2"/>
+      </w:pPr>
+      <w:r>
+        <w:t xml:space="preserve">7.4 Test Cases</w:t>
+      </w:r>
+    </w:p>
+    <w:p>
+      <w:pPr>
+        <w:spacing w:after="140" w:line="300"/>
+        <w:jc w:val="both"/>
+      </w:pPr>
+      <w:r>
+        <w:t xml:space="preserve">Table 7.2 lists the main functional and API test cases. "Auto" cases run in the automated suite; "Live" cases were run against the real model; "Manual" cases are part of the acceptance checklist.</w:t>
+      </w:r>
+    </w:p>
+    <w:p>
+      <w:pPr>
+        <w:keepNext/>
+        <w:spacing w:after="80" w:before="200"/>
+        <w:jc w:val="center"/>
+      </w:pPr>
+      <w:r>
+        <w:rPr>
+          <w:i/>
+          <w:iCs/>
+          <w:sz w:val="20"/>
+          <w:szCs w:val="20"/>
+        </w:rPr>
+        <w:t xml:space="preserve">Table 7.2: Test cases with outcomes</w:t>
+      </w:r>
+    </w:p>
+    <w:tbl>
+      <w:tblPr>
+        <w:tblW w:type="dxa" w:w="9026"/>
+        <w:tblBorders>
+          <w:top w:val="single" w:color="auto" w:sz="4"/>
+          <w:left w:val="single" w:color="auto" w:sz="4"/>
+          <w:bottom w:val="single" w:color="auto" w:sz="4"/>
+          <w:right w:val="single" w:color="auto" w:sz="4"/>
+          <w:insideH w:val="single" w:color="auto" w:sz="4"/>
+          <w:insideV w:val="single" w:color="auto" w:sz="4"/>
+        </w:tblBorders>
+      </w:tblPr>
+      <w:tblGrid>
+        <w:gridCol w:w="808"/>
+        <w:gridCol w:w="1378"/>
+        <w:gridCol w:w="2043"/>
+        <w:gridCol w:w="2185"/>
+        <w:gridCol w:w="1758"/>
+        <w:gridCol w:w="854"/>
+      </w:tblGrid>
+      <w:tr>
+        <w:trPr>
+          <w:tblHeader/>
+        </w:trPr>
+        <w:tc>
+          <w:tcPr>
+            <w:tcW w:type="dxa" w:w="808"/>
+            <w:tcBorders>
+              <w:top w:val="single" w:color="8A94A6" w:sz="4"/>
+              <w:left w:val="single" w:color="8A94A6" w:sz="4"/>
+              <w:bottom w:val="single" w:color="8A94A6" w:sz="4"/>
+              <w:right w:val="single" w:color="8A94A6" w:sz="4"/>
+            </w:tcBorders>
+            <w:shd w:fill="DCE6F4" w:color="auto" w:val="clear"/>
+            <w:tcMar>
+              <w:top w:type="dxa" w:w="60"/>
+              <w:left w:type="dxa" w:w="100"/>
+              <w:bottom w:type="dxa" w:w="60"/>
+              <w:right w:type="dxa" w:w="100"/>
+            </w:tcMar>
+          </w:tcPr>
+          <w:p>
+            <w:pPr>
+              <w:spacing w:after="40"/>
+            </w:pPr>
+            <w:r>
+              <w:rPr>
+                <w:b/>
+                <w:bCs/>
+                <w:sz w:val="19"/>
+                <w:szCs w:val="19"/>
+              </w:rPr>
+              <w:t xml:space="preserve">ID</w:t>
+            </w:r>
+          </w:p>
+        </w:tc>
+        <w:tc>
+          <w:tcPr>
+            <w:tcW w:type="dxa" w:w="1378"/>
+            <w:tcBorders>
+              <w:top w:val="single" w:color="8A94A6" w:sz="4"/>
+              <w:left w:val="single" w:color="8A94A6" w:sz="4"/>
+              <w:bottom w:val="single" w:color="8A94A6" w:sz="4"/>
+              <w:right w:val="single" w:color="8A94A6" w:sz="4"/>
+            </w:tcBorders>
+            <w:shd w:fill="DCE6F4" w:color="auto" w:val="clear"/>
+            <w:tcMar>
+              <w:top w:type="dxa" w:w="60"/>
+              <w:left w:type="dxa" w:w="100"/>
+              <w:bottom w:type="dxa" w:w="60"/>
+              <w:right w:type="dxa" w:w="100"/>
+            </w:tcMar>
+          </w:tcPr>
+          <w:p>
+            <w:pPr>
+              <w:spacing w:after="40"/>
+            </w:pPr>
+            <w:r>
+              <w:rPr>
+                <w:b/>
+                <w:bCs/>
+                <w:sz w:val="19"/>
+                <w:szCs w:val="19"/>
+              </w:rPr>
+              <w:t xml:space="preserve">Feature (SRS)</w:t>
+            </w:r>
+          </w:p>
+        </w:tc>
+        <w:tc>
+          <w:tcPr>
+            <w:tcW w:type="dxa" w:w="2043"/>
+            <w:tcBorders>
+              <w:top w:val="single" w:color="8A94A6" w:sz="4"/>
+              <w:left w:val="single" w:color="8A94A6" w:sz="4"/>
+              <w:bottom w:val="single" w:color="8A94A6" w:sz="4"/>
+              <w:right w:val="single" w:color="8A94A6" w:sz="4"/>
+            </w:tcBorders>
+            <w:shd w:fill="DCE6F4" w:color="auto" w:val="clear"/>
+            <w:tcMar>
+              <w:top w:type="dxa" w:w="60"/>
+              <w:left w:type="dxa" w:w="100"/>
+              <w:bottom w:type="dxa" w:w="60"/>
+              <w:right w:type="dxa" w:w="100"/>
+            </w:tcMar>
+          </w:tcPr>
+          <w:p>
+            <w:pPr>
+              <w:spacing w:after="40"/>
+            </w:pPr>
+            <w:r>
+              <w:rPr>
+                <w:b/>
+                <w:bCs/>
+                <w:sz w:val="19"/>
+                <w:szCs w:val="19"/>
+              </w:rPr>
+              <w:t xml:space="preserve">Input / procedure</w:t>
+            </w:r>
+          </w:p>
+        </w:tc>
+        <w:tc>
+          <w:tcPr>
+            <w:tcW w:type="dxa" w:w="2185"/>
+            <w:tcBorders>
+              <w:top w:val="single" w:color="8A94A6" w:sz="4"/>
+              <w:left w:val="single" w:color="8A94A6" w:sz="4"/>
+              <w:bottom w:val="single" w:color="8A94A6" w:sz="4"/>
+              <w:right w:val="single" w:color="8A94A6" w:sz="4"/>
+            </w:tcBorders>
+            <w:shd w:fill="DCE6F4" w:color="auto" w:val="clear"/>
+            <w:tcMar>
+              <w:top w:type="dxa" w:w="60"/>
+              <w:left w:type="dxa" w:w="100"/>
+              <w:bottom w:type="dxa" w:w="60"/>
+              <w:right w:type="dxa" w:w="100"/>
+            </w:tcMar>
+          </w:tcPr>
+          <w:p>
+            <w:pPr>
+              <w:spacing w:after="40"/>
+            </w:pPr>
+            <w:r>
+              <w:rPr>
+                <w:b/>
+                <w:bCs/>
+                <w:sz w:val="19"/>
+                <w:szCs w:val="19"/>
+              </w:rPr>
+              <w:t xml:space="preserve">Expected outcome</w:t>
+            </w:r>
+          </w:p>
+        </w:tc>
+        <w:tc>
+          <w:tcPr>
+            <w:tcW w:type="dxa" w:w="1758"/>
+            <w:tcBorders>
+              <w:top w:val="single" w:color="8A94A6" w:sz="4"/>
+              <w:left w:val="single" w:color="8A94A6" w:sz="4"/>
+              <w:bottom w:val="single" w:color="8A94A6" w:sz="4"/>
+              <w:right w:val="single" w:color="8A94A6" w:sz="4"/>
+            </w:tcBorders>
+            <w:shd w:fill="DCE6F4" w:color="auto" w:val="clear"/>
+            <w:tcMar>
+              <w:top w:type="dxa" w:w="60"/>
+              <w:left w:type="dxa" w:w="100"/>
+              <w:bottom w:type="dxa" w:w="60"/>
+              <w:right w:type="dxa" w:w="100"/>
+            </w:tcMar>
+          </w:tcPr>
+          <w:p>
+            <w:pPr>
+              <w:spacing w:after="40"/>
+            </w:pPr>
+            <w:r>
+              <w:rPr>
+                <w:b/>
+                <w:bCs/>
+                <w:sz w:val="19"/>
+                <w:szCs w:val="19"/>
+              </w:rPr>
+              <w:t xml:space="preserve">Actual outcome</w:t>
+            </w:r>
+          </w:p>
+        </w:tc>
+        <w:tc>
+          <w:tcPr>
+            <w:tcW w:type="dxa" w:w="854"/>
+            <w:tcBorders>
+              <w:top w:val="single" w:color="8A94A6" w:sz="4"/>
+              <w:left w:val="single" w:color="8A94A6" w:sz="4"/>
+              <w:bottom w:val="single" w:color="8A94A6" w:sz="4"/>
+              <w:right w:val="single" w:color="8A94A6" w:sz="4"/>
+            </w:tcBorders>
+            <w:shd w:fill="DCE6F4" w:color="auto" w:val="clear"/>
+            <w:tcMar>
+              <w:top w:type="dxa" w:w="60"/>
+              <w:left w:type="dxa" w:w="100"/>
+              <w:bottom w:type="dxa" w:w="60"/>
+              <w:right w:type="dxa" w:w="100"/>
+            </w:tcMar>
+          </w:tcPr>
+          <w:p>
+            <w:pPr>
+              <w:spacing w:after="40"/>
+            </w:pPr>
+            <w:r>
+              <w:rPr>
+                <w:b/>
+                <w:bCs/>
+                <w:sz w:val="19"/>
+                <w:szCs w:val="19"/>
+              </w:rPr>
+              <w:t xml:space="preserve">Result</w:t>
+            </w:r>
+          </w:p>
+        </w:tc>
+      </w:tr>
+      <w:tr>
+        <w:trPr>
+          <w:cantSplit/>
+        </w:trPr>
+        <w:tc>
+          <w:tcPr>
+            <w:tcW w:type="dxa" w:w="808"/>
+            <w:tcBorders>
+              <w:top w:val="single" w:color="8A94A6" w:sz="4"/>
+              <w:left w:val="single" w:color="8A94A6" w:sz="4"/>
+              <w:bottom w:val="single" w:color="8A94A6" w:sz="4"/>
+              <w:right w:val="single" w:color="8A94A6" w:sz="4"/>
+            </w:tcBorders>
+            <w:tcMar>
+              <w:top w:type="dxa" w:w="60"/>
+              <w:left w:type="dxa" w:w="100"/>
+              <w:bottom w:type="dxa" w:w="60"/>
+              <w:right w:type="dxa" w:w="100"/>
+            </w:tcMar>
+          </w:tcPr>
+          <w:p>
+            <w:pPr>
+              <w:spacing w:after="40"/>
+            </w:pPr>
+            <w:r>
+              <w:rPr>
+                <w:sz w:val="19"/>
+                <w:szCs w:val="19"/>
+              </w:rPr>
+              <w:t xml:space="preserve">TC-01</w:t>
+            </w:r>
+          </w:p>
+        </w:tc>
+        <w:tc>
+          <w:tcPr>
+            <w:tcW w:type="dxa" w:w="1378"/>
+            <w:tcBorders>
+              <w:top w:val="single" w:color="8A94A6" w:sz="4"/>
+              <w:left w:val="single" w:color="8A94A6" w:sz="4"/>
+              <w:bottom w:val="single" w:color="8A94A6" w:sz="4"/>
+              <w:right w:val="single" w:color="8A94A6" w:sz="4"/>
+            </w:tcBorders>
+            <w:tcMar>
+              <w:top w:type="dxa" w:w="60"/>
+              <w:left w:type="dxa" w:w="100"/>
+              <w:bottom w:type="dxa" w:w="60"/>
+              <w:right w:type="dxa" w:w="100"/>
+            </w:tcMar>
+          </w:tcPr>
+          <w:p>
+            <w:pPr>
+              <w:spacing w:after="40"/>
+            </w:pPr>
+            <w:r>
+              <w:rPr>
+                <w:sz w:val="19"/>
+                <w:szCs w:val="19"/>
+              </w:rPr>
+              <w:t xml:space="preserve">LLM request routing (T7–T9)</w:t>
+            </w:r>
+          </w:p>
+        </w:tc>
+        <w:tc>
+          <w:tcPr>
+            <w:tcW w:type="dxa" w:w="2043"/>
+            <w:tcBorders>
+              <w:top w:val="single" w:color="8A94A6" w:sz="4"/>
+              <w:left w:val="single" w:color="8A94A6" w:sz="4"/>
+              <w:bottom w:val="single" w:color="8A94A6" w:sz="4"/>
+              <w:right w:val="single" w:color="8A94A6" w:sz="4"/>
+            </w:tcBorders>
+            <w:tcMar>
+              <w:top w:type="dxa" w:w="60"/>
+              <w:left w:type="dxa" w:w="100"/>
+              <w:bottom w:type="dxa" w:w="60"/>
+              <w:right w:type="dxa" w:w="100"/>
+            </w:tcMar>
+          </w:tcPr>
+          <w:p>
+            <w:pPr>
+              <w:spacing w:after="40"/>
+            </w:pPr>
+            <w:r>
+              <w:rPr>
+                <w:sz w:val="19"/>
+                <w:szCs w:val="19"/>
+              </w:rPr>
+              <w:t xml:space="preserve">Send a prompt through each provider: Gemini, Anthropic, OpenAI, Groq, OpenRouter (Auto)</w:t>
+            </w:r>
+          </w:p>
+        </w:tc>
+        <w:tc>
+          <w:tcPr>
+            <w:tcW w:type="dxa" w:w="2185"/>
+            <w:tcBorders>
+              <w:top w:val="single" w:color="8A94A6" w:sz="4"/>
+              <w:left w:val="single" w:color="8A94A6" w:sz="4"/>
+              <w:bottom w:val="single" w:color="8A94A6" w:sz="4"/>
+              <w:right w:val="single" w:color="8A94A6" w:sz="4"/>
+            </w:tcBorders>
+            <w:tcMar>
+              <w:top w:type="dxa" w:w="60"/>
+              <w:left w:type="dxa" w:w="100"/>
+              <w:bottom w:type="dxa" w:w="60"/>
+              <w:right w:type="dxa" w:w="100"/>
+            </w:tcMar>
+          </w:tcPr>
+          <w:p>
+            <w:pPr>
+              <w:spacing w:after="40"/>
+            </w:pPr>
+            <w:r>
+              <w:rPr>
+                <w:sz w:val="19"/>
+                <w:szCs w:val="19"/>
+              </w:rPr>
+              <w:t xml:space="preserve">Correct endpoint, model and message format; API key sent in a header, never in the URL</w:t>
+            </w:r>
+          </w:p>
+        </w:tc>
+        <w:tc>
+          <w:tcPr>
+            <w:tcW w:type="dxa" w:w="1758"/>
+            <w:tcBorders>
+              <w:top w:val="single" w:color="8A94A6" w:sz="4"/>
+              <w:left w:val="single" w:color="8A94A6" w:sz="4"/>
+              <w:bottom w:val="single" w:color="8A94A6" w:sz="4"/>
+              <w:right w:val="single" w:color="8A94A6" w:sz="4"/>
+            </w:tcBorders>
+            <w:tcMar>
+              <w:top w:type="dxa" w:w="60"/>
+              <w:left w:type="dxa" w:w="100"/>
+              <w:bottom w:type="dxa" w:w="60"/>
+              <w:right w:type="dxa" w:w="100"/>
+            </w:tcMar>
+          </w:tcPr>
+          <w:p>
+            <w:pPr>
+              <w:spacing w:after="40"/>
+            </w:pPr>
+            <w:r>
+              <w:rPr>
+                <w:sz w:val="19"/>
+                <w:szCs w:val="19"/>
+              </w:rPr>
+              <w:t xml:space="preserve">Requests built as expected for all five providers</w:t>
+            </w:r>
+          </w:p>
+        </w:tc>
+        <w:tc>
+          <w:tcPr>
+            <w:tcW w:type="dxa" w:w="854"/>
+            <w:tcBorders>
+              <w:top w:val="single" w:color="8A94A6" w:sz="4"/>
+              <w:left w:val="single" w:color="8A94A6" w:sz="4"/>
+              <w:bottom w:val="single" w:color="8A94A6" w:sz="4"/>
+              <w:right w:val="single" w:color="8A94A6" w:sz="4"/>
+            </w:tcBorders>
+            <w:tcMar>
+              <w:top w:type="dxa" w:w="60"/>
+              <w:left w:type="dxa" w:w="100"/>
+              <w:bottom w:type="dxa" w:w="60"/>
+              <w:right w:type="dxa" w:w="100"/>
+            </w:tcMar>
+          </w:tcPr>
+          <w:p>
+            <w:pPr>
+              <w:spacing w:after="40"/>
+            </w:pPr>
+            <w:r>
+              <w:rPr>
+                <w:sz w:val="19"/>
+                <w:szCs w:val="19"/>
+              </w:rPr>
+              <w:t xml:space="preserve">Pass</w:t>
+            </w:r>
+          </w:p>
+        </w:tc>
+      </w:tr>
+      <w:tr>
+        <w:trPr>
+          <w:cantSplit/>
+        </w:trPr>
+        <w:tc>
+          <w:tcPr>
+            <w:tcW w:type="dxa" w:w="808"/>
+            <w:tcBorders>
+              <w:top w:val="single" w:color="8A94A6" w:sz="4"/>
+              <w:left w:val="single" w:color="8A94A6" w:sz="4"/>
+              <w:bottom w:val="single" w:color="8A94A6" w:sz="4"/>
+              <w:right w:val="single" w:color="8A94A6" w:sz="4"/>
+            </w:tcBorders>
+            <w:tcMar>
+              <w:top w:type="dxa" w:w="60"/>
+              <w:left w:type="dxa" w:w="100"/>
+              <w:bottom w:type="dxa" w:w="60"/>
+              <w:right w:type="dxa" w:w="100"/>
+            </w:tcMar>
+          </w:tcPr>
+          <w:p>
+            <w:pPr>
+              <w:spacing w:after="40"/>
+            </w:pPr>
+            <w:r>
+              <w:rPr>
+                <w:sz w:val="19"/>
+                <w:szCs w:val="19"/>
+              </w:rPr>
+              <w:t xml:space="preserve">TC-02</w:t>
+            </w:r>
+          </w:p>
+        </w:tc>
+        <w:tc>
+          <w:tcPr>
+            <w:tcW w:type="dxa" w:w="1378"/>
+            <w:tcBorders>
+              <w:top w:val="single" w:color="8A94A6" w:sz="4"/>
+              <w:left w:val="single" w:color="8A94A6" w:sz="4"/>
+              <w:bottom w:val="single" w:color="8A94A6" w:sz="4"/>
+              <w:right w:val="single" w:color="8A94A6" w:sz="4"/>
+            </w:tcBorders>
+            <w:tcMar>
+              <w:top w:type="dxa" w:w="60"/>
+              <w:left w:type="dxa" w:w="100"/>
+              <w:bottom w:type="dxa" w:w="60"/>
+              <w:right w:type="dxa" w:w="100"/>
+            </w:tcMar>
+          </w:tcPr>
+          <w:p>
+            <w:pPr>
+              <w:spacing w:after="40"/>
+            </w:pPr>
+            <w:r>
+              <w:rPr>
+                <w:sz w:val="19"/>
+                <w:szCs w:val="19"/>
+              </w:rPr>
+              <w:t xml:space="preserve">LLM errors and retries (T10)</w:t>
+            </w:r>
+          </w:p>
+        </w:tc>
+        <w:tc>
+          <w:tcPr>
+            <w:tcW w:type="dxa" w:w="2043"/>
+            <w:tcBorders>
+              <w:top w:val="single" w:color="8A94A6" w:sz="4"/>
+              <w:left w:val="single" w:color="8A94A6" w:sz="4"/>
+              <w:bottom w:val="single" w:color="8A94A6" w:sz="4"/>
+              <w:right w:val="single" w:color="8A94A6" w:sz="4"/>
+            </w:tcBorders>
+            <w:tcMar>
+              <w:top w:type="dxa" w:w="60"/>
+              <w:left w:type="dxa" w:w="100"/>
+              <w:bottom w:type="dxa" w:w="60"/>
+              <w:right w:type="dxa" w:w="100"/>
+            </w:tcMar>
+          </w:tcPr>
+          <w:p>
+            <w:pPr>
+              <w:spacing w:after="40"/>
+            </w:pPr>
+            <w:r>
+              <w:rPr>
+                <w:sz w:val="19"/>
+                <w:szCs w:val="19"/>
+              </w:rPr>
+              <w:t xml:space="preserve">Provider returns 429 (with retry-after), a non-retryable error, a 404, and an empty response (Auto)</w:t>
+            </w:r>
+          </w:p>
+        </w:tc>
+        <w:tc>
+          <w:tcPr>
+            <w:tcW w:type="dxa" w:w="2185"/>
+            <w:tcBorders>
+              <w:top w:val="single" w:color="8A94A6" w:sz="4"/>
+              <w:left w:val="single" w:color="8A94A6" w:sz="4"/>
+              <w:bottom w:val="single" w:color="8A94A6" w:sz="4"/>
+              <w:right w:val="single" w:color="8A94A6" w:sz="4"/>
+            </w:tcBorders>
+            <w:tcMar>
+              <w:top w:type="dxa" w:w="60"/>
+              <w:left w:type="dxa" w:w="100"/>
+              <w:bottom w:type="dxa" w:w="60"/>
+              <w:right w:type="dxa" w:w="100"/>
+            </w:tcMar>
+          </w:tcPr>
+          <w:p>
+            <w:pPr>
+              <w:spacing w:after="40"/>
+            </w:pPr>
+            <w:r>
+              <w:rPr>
+                <w:sz w:val="19"/>
+                <w:szCs w:val="19"/>
+              </w:rPr>
+              <w:t xml:space="preserve">429 retried with back-off, giving up after three attempts; other errors reported with their status; a 404 names the model setting; an empty response is an error, not a crash</w:t>
+            </w:r>
+          </w:p>
+        </w:tc>
+        <w:tc>
+          <w:tcPr>
+            <w:tcW w:type="dxa" w:w="1758"/>
+            <w:tcBorders>
+              <w:top w:val="single" w:color="8A94A6" w:sz="4"/>
+              <w:left w:val="single" w:color="8A94A6" w:sz="4"/>
+              <w:bottom w:val="single" w:color="8A94A6" w:sz="4"/>
+              <w:right w:val="single" w:color="8A94A6" w:sz="4"/>
+            </w:tcBorders>
+            <w:tcMar>
+              <w:top w:type="dxa" w:w="60"/>
+              <w:left w:type="dxa" w:w="100"/>
+              <w:bottom w:type="dxa" w:w="60"/>
+              <w:right w:type="dxa" w:w="100"/>
+            </w:tcMar>
+          </w:tcPr>
+          <w:p>
+            <w:pPr>
+              <w:spacing w:after="40"/>
+            </w:pPr>
+            <w:r>
+              <w:rPr>
+                <w:sz w:val="19"/>
+                <w:szCs w:val="19"/>
+              </w:rPr>
+              <w:t xml:space="preserve">As expected</w:t>
+            </w:r>
+          </w:p>
+        </w:tc>
+        <w:tc>
+          <w:tcPr>
+            <w:tcW w:type="dxa" w:w="854"/>
+            <w:tcBorders>
+              <w:top w:val="single" w:color="8A94A6" w:sz="4"/>
+              <w:left w:val="single" w:color="8A94A6" w:sz="4"/>
+              <w:bottom w:val="single" w:color="8A94A6" w:sz="4"/>
+              <w:right w:val="single" w:color="8A94A6" w:sz="4"/>
+            </w:tcBorders>
+            <w:tcMar>
+              <w:top w:type="dxa" w:w="60"/>
+              <w:left w:type="dxa" w:w="100"/>
+              <w:bottom w:type="dxa" w:w="60"/>
+              <w:right w:type="dxa" w:w="100"/>
+            </w:tcMar>
+          </w:tcPr>
+          <w:p>
+            <w:pPr>
+              <w:spacing w:after="40"/>
+            </w:pPr>
+            <w:r>
+              <w:rPr>
+                <w:sz w:val="19"/>
+                <w:szCs w:val="19"/>
+              </w:rPr>
+              <w:t xml:space="preserve">Pass</w:t>
+            </w:r>
+          </w:p>
+        </w:tc>
+      </w:tr>
+      <w:tr>
+        <w:trPr>
+          <w:cantSplit/>
+        </w:trPr>
+        <w:tc>
+          <w:tcPr>
+            <w:tcW w:type="dxa" w:w="808"/>
+            <w:tcBorders>
+              <w:top w:val="single" w:color="8A94A6" w:sz="4"/>
+              <w:left w:val="single" w:color="8A94A6" w:sz="4"/>
+              <w:bottom w:val="single" w:color="8A94A6" w:sz="4"/>
+              <w:right w:val="single" w:color="8A94A6" w:sz="4"/>
+            </w:tcBorders>
+            <w:tcMar>
+              <w:top w:type="dxa" w:w="60"/>
+              <w:left w:type="dxa" w:w="100"/>
+              <w:bottom w:type="dxa" w:w="60"/>
+              <w:right w:type="dxa" w:w="100"/>
+            </w:tcMar>
+          </w:tcPr>
+          <w:p>
+            <w:pPr>
+              <w:spacing w:after="40"/>
+            </w:pPr>
+            <w:r>
+              <w:rPr>
+                <w:sz w:val="19"/>
+                <w:szCs w:val="19"/>
+              </w:rPr>
+              <w:t xml:space="preserve">TC-03</w:t>
+            </w:r>
+          </w:p>
+        </w:tc>
+        <w:tc>
+          <w:tcPr>
+            <w:tcW w:type="dxa" w:w="1378"/>
+            <w:tcBorders>
+              <w:top w:val="single" w:color="8A94A6" w:sz="4"/>
+              <w:left w:val="single" w:color="8A94A6" w:sz="4"/>
+              <w:bottom w:val="single" w:color="8A94A6" w:sz="4"/>
+              <w:right w:val="single" w:color="8A94A6" w:sz="4"/>
+            </w:tcBorders>
+            <w:tcMar>
+              <w:top w:type="dxa" w:w="60"/>
+              <w:left w:type="dxa" w:w="100"/>
+              <w:bottom w:type="dxa" w:w="60"/>
+              <w:right w:type="dxa" w:w="100"/>
+            </w:tcMar>
+          </w:tcPr>
+          <w:p>
+            <w:pPr>
+              <w:spacing w:after="40"/>
+            </w:pPr>
+            <w:r>
+              <w:rPr>
+                <w:sz w:val="19"/>
+                <w:szCs w:val="19"/>
+              </w:rPr>
+              <w:t xml:space="preserve">API key storage and validation (T5, T6)</w:t>
+            </w:r>
+          </w:p>
+        </w:tc>
+        <w:tc>
+          <w:tcPr>
+            <w:tcW w:type="dxa" w:w="2043"/>
+            <w:tcBorders>
+              <w:top w:val="single" w:color="8A94A6" w:sz="4"/>
+              <w:left w:val="single" w:color="8A94A6" w:sz="4"/>
+              <w:bottom w:val="single" w:color="8A94A6" w:sz="4"/>
+              <w:right w:val="single" w:color="8A94A6" w:sz="4"/>
+            </w:tcBorders>
+            <w:tcMar>
+              <w:top w:type="dxa" w:w="60"/>
+              <w:left w:type="dxa" w:w="100"/>
+              <w:bottom w:type="dxa" w:w="60"/>
+              <w:right w:type="dxa" w:w="100"/>
+            </w:tcMar>
+          </w:tcPr>
+          <w:p>
+            <w:pPr>
+              <w:spacing w:after="40"/>
+            </w:pPr>
+            <w:r>
+              <w:rPr>
+                <w:sz w:val="19"/>
+                <w:szCs w:val="19"/>
+              </w:rPr>
+              <w:t xml:space="preserve">Save a key; validate a working key, a rejected key, an unknown model and a blocked project (Auto, Live)</w:t>
+            </w:r>
+          </w:p>
+        </w:tc>
+        <w:tc>
+          <w:tcPr>
+            <w:tcW w:type="dxa" w:w="2185"/>
+            <w:tcBorders>
+              <w:top w:val="single" w:color="8A94A6" w:sz="4"/>
+              <w:left w:val="single" w:color="8A94A6" w:sz="4"/>
+              <w:bottom w:val="single" w:color="8A94A6" w:sz="4"/>
+              <w:right w:val="single" w:color="8A94A6" w:sz="4"/>
+            </w:tcBorders>
+            <w:tcMar>
+              <w:top w:type="dxa" w:w="60"/>
+              <w:left w:type="dxa" w:w="100"/>
+              <w:bottom w:type="dxa" w:w="60"/>
+              <w:right w:type="dxa" w:w="100"/>
+            </w:tcMar>
+          </w:tcPr>
+          <w:p>
+            <w:pPr>
+              <w:spacing w:after="40"/>
+            </w:pPr>
+            <w:r>
+              <w:rPr>
+                <w:sz w:val="19"/>
+                <w:szCs w:val="19"/>
+              </w:rPr>
+              <w:t xml:space="preserve">Key and provider stored only in secret storage; each failure mapped to an actionable message; a working key accepted</w:t>
+            </w:r>
+          </w:p>
+        </w:tc>
+        <w:tc>
+          <w:tcPr>
+            <w:tcW w:type="dxa" w:w="1758"/>
+            <w:tcBorders>
+              <w:top w:val="single" w:color="8A94A6" w:sz="4"/>
+              <w:left w:val="single" w:color="8A94A6" w:sz="4"/>
+              <w:bottom w:val="single" w:color="8A94A6" w:sz="4"/>
+              <w:right w:val="single" w:color="8A94A6" w:sz="4"/>
+            </w:tcBorders>
+            <w:tcMar>
+              <w:top w:type="dxa" w:w="60"/>
+              <w:left w:type="dxa" w:w="100"/>
+              <w:bottom w:type="dxa" w:w="60"/>
+              <w:right w:type="dxa" w:w="100"/>
+            </w:tcMar>
+          </w:tcPr>
+          <w:p>
+            <w:pPr>
+              <w:spacing w:after="40"/>
+            </w:pPr>
+            <w:r>
+              <w:rPr>
+                <w:sz w:val="19"/>
+                <w:szCs w:val="19"/>
+              </w:rPr>
+              <w:t xml:space="preserve">As expected; a real Groq key validated live</w:t>
+            </w:r>
+          </w:p>
+        </w:tc>
+        <w:tc>
+          <w:tcPr>
+            <w:tcW w:type="dxa" w:w="854"/>
+            <w:tcBorders>
+              <w:top w:val="single" w:color="8A94A6" w:sz="4"/>
+              <w:left w:val="single" w:color="8A94A6" w:sz="4"/>
+              <w:bottom w:val="single" w:color="8A94A6" w:sz="4"/>
+              <w:right w:val="single" w:color="8A94A6" w:sz="4"/>
+            </w:tcBorders>
+            <w:tcMar>
+              <w:top w:type="dxa" w:w="60"/>
+              <w:left w:type="dxa" w:w="100"/>
+              <w:bottom w:type="dxa" w:w="60"/>
+              <w:right w:type="dxa" w:w="100"/>
+            </w:tcMar>
+          </w:tcPr>
+          <w:p>
+            <w:pPr>
+              <w:spacing w:after="40"/>
+            </w:pPr>
+            <w:r>
+              <w:rPr>
+                <w:sz w:val="19"/>
+                <w:szCs w:val="19"/>
+              </w:rPr>
+              <w:t xml:space="preserve">Pass</w:t>
+            </w:r>
+          </w:p>
+        </w:tc>
+      </w:tr>
+      <w:tr>
+        <w:trPr>
+          <w:cantSplit/>
+        </w:trPr>
+        <w:tc>
+          <w:tcPr>
+            <w:tcW w:type="dxa" w:w="808"/>
+            <w:tcBorders>
+              <w:top w:val="single" w:color="8A94A6" w:sz="4"/>
+              <w:left w:val="single" w:color="8A94A6" w:sz="4"/>
+              <w:bottom w:val="single" w:color="8A94A6" w:sz="4"/>
+              <w:right w:val="single" w:color="8A94A6" w:sz="4"/>
+            </w:tcBorders>
+            <w:tcMar>
+              <w:top w:type="dxa" w:w="60"/>
+              <w:left w:type="dxa" w:w="100"/>
+              <w:bottom w:type="dxa" w:w="60"/>
+              <w:right w:type="dxa" w:w="100"/>
+            </w:tcMar>
+          </w:tcPr>
+          <w:p>
+            <w:pPr>
+              <w:spacing w:after="40"/>
+            </w:pPr>
+            <w:r>
+              <w:rPr>
+                <w:sz w:val="19"/>
+                <w:szCs w:val="19"/>
+              </w:rPr>
+              <w:t xml:space="preserve">TC-04</w:t>
+            </w:r>
+          </w:p>
+        </w:tc>
+        <w:tc>
+          <w:tcPr>
+            <w:tcW w:type="dxa" w:w="1378"/>
+            <w:tcBorders>
+              <w:top w:val="single" w:color="8A94A6" w:sz="4"/>
+              <w:left w:val="single" w:color="8A94A6" w:sz="4"/>
+              <w:bottom w:val="single" w:color="8A94A6" w:sz="4"/>
+              <w:right w:val="single" w:color="8A94A6" w:sz="4"/>
+            </w:tcBorders>
+            <w:tcMar>
+              <w:top w:type="dxa" w:w="60"/>
+              <w:left w:type="dxa" w:w="100"/>
+              <w:bottom w:type="dxa" w:w="60"/>
+              <w:right w:type="dxa" w:w="100"/>
+            </w:tcMar>
+          </w:tcPr>
+          <w:p>
+            <w:pPr>
+              <w:spacing w:after="40"/>
+            </w:pPr>
+            <w:r>
+              <w:rPr>
+                <w:sz w:val="19"/>
+                <w:szCs w:val="19"/>
+              </w:rPr>
+              <w:t xml:space="preserve">Architecture generation (T11, T13, T14)</w:t>
+            </w:r>
+          </w:p>
+        </w:tc>
+        <w:tc>
+          <w:tcPr>
+            <w:tcW w:type="dxa" w:w="2043"/>
+            <w:tcBorders>
+              <w:top w:val="single" w:color="8A94A6" w:sz="4"/>
+              <w:left w:val="single" w:color="8A94A6" w:sz="4"/>
+              <w:bottom w:val="single" w:color="8A94A6" w:sz="4"/>
+              <w:right w:val="single" w:color="8A94A6" w:sz="4"/>
+            </w:tcBorders>
+            <w:tcMar>
+              <w:top w:type="dxa" w:w="60"/>
+              <w:left w:type="dxa" w:w="100"/>
+              <w:bottom w:type="dxa" w:w="60"/>
+              <w:right w:type="dxa" w:w="100"/>
+            </w:tcMar>
+          </w:tcPr>
+          <w:p>
+            <w:pPr>
+              <w:spacing w:after="40"/>
+            </w:pPr>
+            <w:r>
+              <w:rPr>
+                <w:sz w:val="19"/>
+                <w:szCs w:val="19"/>
+              </w:rPr>
+              <w:t xml:space="preserve">Model returns valid JSON, fenced JSON, and plain text (Auto)</w:t>
+            </w:r>
+          </w:p>
+        </w:tc>
+        <w:tc>
+          <w:tcPr>
+            <w:tcW w:type="dxa" w:w="2185"/>
+            <w:tcBorders>
+              <w:top w:val="single" w:color="8A94A6" w:sz="4"/>
+              <w:left w:val="single" w:color="8A94A6" w:sz="4"/>
+              <w:bottom w:val="single" w:color="8A94A6" w:sz="4"/>
+              <w:right w:val="single" w:color="8A94A6" w:sz="4"/>
+            </w:tcBorders>
+            <w:tcMar>
+              <w:top w:type="dxa" w:w="60"/>
+              <w:left w:type="dxa" w:w="100"/>
+              <w:bottom w:type="dxa" w:w="60"/>
+              <w:right w:type="dxa" w:w="100"/>
+            </w:tcMar>
+          </w:tcPr>
+          <w:p>
+            <w:pPr>
+              <w:spacing w:after="40"/>
+            </w:pPr>
+            <w:r>
+              <w:rPr>
+                <w:sz w:val="19"/>
+                <w:szCs w:val="19"/>
+              </w:rPr>
+              <w:t xml:space="preserve">Blueprint written to arch.json and ARCH.md with every component Planned; fences stripped; plain text reported with the raw response</w:t>
+            </w:r>
+          </w:p>
+        </w:tc>
+        <w:tc>
+          <w:tcPr>
+            <w:tcW w:type="dxa" w:w="1758"/>
+            <w:tcBorders>
+              <w:top w:val="single" w:color="8A94A6" w:sz="4"/>
+              <w:left w:val="single" w:color="8A94A6" w:sz="4"/>
+              <w:bottom w:val="single" w:color="8A94A6" w:sz="4"/>
+              <w:right w:val="single" w:color="8A94A6" w:sz="4"/>
+            </w:tcBorders>
+            <w:tcMar>
+              <w:top w:type="dxa" w:w="60"/>
+              <w:left w:type="dxa" w:w="100"/>
+              <w:bottom w:type="dxa" w:w="60"/>
+              <w:right w:type="dxa" w:w="100"/>
+            </w:tcMar>
+          </w:tcPr>
+          <w:p>
+            <w:pPr>
+              <w:spacing w:after="40"/>
+            </w:pPr>
+            <w:r>
+              <w:rPr>
+                <w:sz w:val="19"/>
+                <w:szCs w:val="19"/>
+              </w:rPr>
+              <w:t xml:space="preserve">As expected</w:t>
+            </w:r>
+          </w:p>
+        </w:tc>
+        <w:tc>
+          <w:tcPr>
+            <w:tcW w:type="dxa" w:w="854"/>
+            <w:tcBorders>
+              <w:top w:val="single" w:color="8A94A6" w:sz="4"/>
+              <w:left w:val="single" w:color="8A94A6" w:sz="4"/>
+              <w:bottom w:val="single" w:color="8A94A6" w:sz="4"/>
+              <w:right w:val="single" w:color="8A94A6" w:sz="4"/>
+            </w:tcBorders>
+            <w:tcMar>
+              <w:top w:type="dxa" w:w="60"/>
+              <w:left w:type="dxa" w:w="100"/>
+              <w:bottom w:type="dxa" w:w="60"/>
+              <w:right w:type="dxa" w:w="100"/>
+            </w:tcMar>
+          </w:tcPr>
+          <w:p>
+            <w:pPr>
+              <w:spacing w:after="40"/>
+            </w:pPr>
+            <w:r>
+              <w:rPr>
+                <w:sz w:val="19"/>
+                <w:szCs w:val="19"/>
+              </w:rPr>
+              <w:t xml:space="preserve">Pass</w:t>
+            </w:r>
+          </w:p>
+        </w:tc>
+      </w:tr>
+      <w:tr>
+        <w:trPr>
+          <w:cantSplit/>
+        </w:trPr>
+        <w:tc>
+          <w:tcPr>
+            <w:tcW w:type="dxa" w:w="808"/>
+            <w:tcBorders>
+              <w:top w:val="single" w:color="8A94A6" w:sz="4"/>
+              <w:left w:val="single" w:color="8A94A6" w:sz="4"/>
+              <w:bottom w:val="single" w:color="8A94A6" w:sz="4"/>
+              <w:right w:val="single" w:color="8A94A6" w:sz="4"/>
+            </w:tcBorders>
+            <w:tcMar>
+              <w:top w:type="dxa" w:w="60"/>
+              <w:left w:type="dxa" w:w="100"/>
+              <w:bottom w:type="dxa" w:w="60"/>
+              <w:right w:type="dxa" w:w="100"/>
+            </w:tcMar>
+          </w:tcPr>
+          <w:p>
+            <w:pPr>
+              <w:spacing w:after="40"/>
+            </w:pPr>
+            <w:r>
+              <w:rPr>
+                <w:sz w:val="19"/>
+                <w:szCs w:val="19"/>
+              </w:rPr>
+              <w:t xml:space="preserve">TC-05</w:t>
+            </w:r>
+          </w:p>
+        </w:tc>
+        <w:tc>
+          <w:tcPr>
+            <w:tcW w:type="dxa" w:w="1378"/>
+            <w:tcBorders>
+              <w:top w:val="single" w:color="8A94A6" w:sz="4"/>
+              <w:left w:val="single" w:color="8A94A6" w:sz="4"/>
+              <w:bottom w:val="single" w:color="8A94A6" w:sz="4"/>
+              <w:right w:val="single" w:color="8A94A6" w:sz="4"/>
+            </w:tcBorders>
+            <w:tcMar>
+              <w:top w:type="dxa" w:w="60"/>
+              <w:left w:type="dxa" w:w="100"/>
+              <w:bottom w:type="dxa" w:w="60"/>
+              <w:right w:type="dxa" w:w="100"/>
+            </w:tcMar>
+          </w:tcPr>
+          <w:p>
+            <w:pPr>
+              <w:spacing w:after="40"/>
+            </w:pPr>
+            <w:r>
+              <w:rPr>
+                <w:sz w:val="19"/>
+                <w:szCs w:val="19"/>
+              </w:rPr>
+              <w:t xml:space="preserve">Constraint questions (T16–T18)</w:t>
+            </w:r>
+          </w:p>
+        </w:tc>
+        <w:tc>
+          <w:tcPr>
+            <w:tcW w:type="dxa" w:w="2043"/>
+            <w:tcBorders>
+              <w:top w:val="single" w:color="8A94A6" w:sz="4"/>
+              <w:left w:val="single" w:color="8A94A6" w:sz="4"/>
+              <w:bottom w:val="single" w:color="8A94A6" w:sz="4"/>
+              <w:right w:val="single" w:color="8A94A6" w:sz="4"/>
+            </w:tcBorders>
+            <w:tcMar>
+              <w:top w:type="dxa" w:w="60"/>
+              <w:left w:type="dxa" w:w="100"/>
+              <w:bottom w:type="dxa" w:w="60"/>
+              <w:right w:type="dxa" w:w="100"/>
+            </w:tcMar>
+          </w:tcPr>
+          <w:p>
+            <w:pPr>
+              <w:spacing w:after="40"/>
+            </w:pPr>
+            <w:r>
+              <w:rPr>
+                <w:sz w:val="19"/>
+                <w:szCs w:val="19"/>
+              </w:rPr>
+              <w:t xml:space="preserve">Concrete, tentative and empty answers (Auto)</w:t>
+            </w:r>
+          </w:p>
+        </w:tc>
+        <w:tc>
+          <w:tcPr>
+            <w:tcW w:type="dxa" w:w="2185"/>
+            <w:tcBorders>
+              <w:top w:val="single" w:color="8A94A6" w:sz="4"/>
+              <w:left w:val="single" w:color="8A94A6" w:sz="4"/>
+              <w:bottom w:val="single" w:color="8A94A6" w:sz="4"/>
+              <w:right w:val="single" w:color="8A94A6" w:sz="4"/>
+            </w:tcBorders>
+            <w:tcMar>
+              <w:top w:type="dxa" w:w="60"/>
+              <w:left w:type="dxa" w:w="100"/>
+              <w:bottom w:type="dxa" w:w="60"/>
+              <w:right w:type="dxa" w:w="100"/>
+            </w:tcMar>
+          </w:tcPr>
+          <w:p>
+            <w:pPr>
+              <w:spacing w:after="40"/>
+            </w:pPr>
+            <w:r>
+              <w:rPr>
+                <w:sz w:val="19"/>
+                <w:szCs w:val="19"/>
+              </w:rPr>
+              <w:t xml:space="preserve">Draft ADR for a concrete answer; none for a tentative one; no model call for an empty one</w:t>
+            </w:r>
+          </w:p>
+        </w:tc>
+        <w:tc>
+          <w:tcPr>
+            <w:tcW w:type="dxa" w:w="1758"/>
+            <w:tcBorders>
+              <w:top w:val="single" w:color="8A94A6" w:sz="4"/>
+              <w:left w:val="single" w:color="8A94A6" w:sz="4"/>
+              <w:bottom w:val="single" w:color="8A94A6" w:sz="4"/>
+              <w:right w:val="single" w:color="8A94A6" w:sz="4"/>
+            </w:tcBorders>
+            <w:tcMar>
+              <w:top w:type="dxa" w:w="60"/>
+              <w:left w:type="dxa" w:w="100"/>
+              <w:bottom w:type="dxa" w:w="60"/>
+              <w:right w:type="dxa" w:w="100"/>
+            </w:tcMar>
+          </w:tcPr>
+          <w:p>
+            <w:pPr>
+              <w:spacing w:after="40"/>
+            </w:pPr>
+            <w:r>
+              <w:rPr>
+                <w:sz w:val="19"/>
+                <w:szCs w:val="19"/>
+              </w:rPr>
+              <w:t xml:space="preserve">As expected</w:t>
+            </w:r>
+          </w:p>
+        </w:tc>
+        <w:tc>
+          <w:tcPr>
+            <w:tcW w:type="dxa" w:w="854"/>
+            <w:tcBorders>
+              <w:top w:val="single" w:color="8A94A6" w:sz="4"/>
+              <w:left w:val="single" w:color="8A94A6" w:sz="4"/>
+              <w:bottom w:val="single" w:color="8A94A6" w:sz="4"/>
+              <w:right w:val="single" w:color="8A94A6" w:sz="4"/>
+            </w:tcBorders>
+            <w:tcMar>
+              <w:top w:type="dxa" w:w="60"/>
+              <w:left w:type="dxa" w:w="100"/>
+              <w:bottom w:type="dxa" w:w="60"/>
+              <w:right w:type="dxa" w:w="100"/>
+            </w:tcMar>
+          </w:tcPr>
+          <w:p>
+            <w:pPr>
+              <w:spacing w:after="40"/>
+            </w:pPr>
+            <w:r>
+              <w:rPr>
+                <w:sz w:val="19"/>
+                <w:szCs w:val="19"/>
+              </w:rPr>
+              <w:t xml:space="preserve">Pass</w:t>
+            </w:r>
+          </w:p>
+        </w:tc>
+      </w:tr>
+      <w:tr>
+        <w:trPr>
+          <w:cantSplit/>
+        </w:trPr>
+        <w:tc>
+          <w:tcPr>
+            <w:tcW w:type="dxa" w:w="808"/>
+            <w:tcBorders>
+              <w:top w:val="single" w:color="8A94A6" w:sz="4"/>
+              <w:left w:val="single" w:color="8A94A6" w:sz="4"/>
+              <w:bottom w:val="single" w:color="8A94A6" w:sz="4"/>
+              <w:right w:val="single" w:color="8A94A6" w:sz="4"/>
+            </w:tcBorders>
+            <w:tcMar>
+              <w:top w:type="dxa" w:w="60"/>
+              <w:left w:type="dxa" w:w="100"/>
+              <w:bottom w:type="dxa" w:w="60"/>
+              <w:right w:type="dxa" w:w="100"/>
+            </w:tcMar>
+          </w:tcPr>
+          <w:p>
+            <w:pPr>
+              <w:spacing w:after="40"/>
+            </w:pPr>
+            <w:r>
+              <w:rPr>
+                <w:sz w:val="19"/>
+                <w:szCs w:val="19"/>
+              </w:rPr>
+              <w:t xml:space="preserve">TC-06</w:t>
+            </w:r>
+          </w:p>
+        </w:tc>
+        <w:tc>
+          <w:tcPr>
+            <w:tcW w:type="dxa" w:w="1378"/>
+            <w:tcBorders>
+              <w:top w:val="single" w:color="8A94A6" w:sz="4"/>
+              <w:left w:val="single" w:color="8A94A6" w:sz="4"/>
+              <w:bottom w:val="single" w:color="8A94A6" w:sz="4"/>
+              <w:right w:val="single" w:color="8A94A6" w:sz="4"/>
+            </w:tcBorders>
+            <w:tcMar>
+              <w:top w:type="dxa" w:w="60"/>
+              <w:left w:type="dxa" w:w="100"/>
+              <w:bottom w:type="dxa" w:w="60"/>
+              <w:right w:type="dxa" w:w="100"/>
+            </w:tcMar>
+          </w:tcPr>
+          <w:p>
+            <w:pPr>
+              <w:spacing w:after="40"/>
+            </w:pPr>
+            <w:r>
+              <w:rPr>
+                <w:sz w:val="19"/>
+                <w:szCs w:val="19"/>
+              </w:rPr>
+              <w:t xml:space="preserve">One ADR per topic (follow-ups)</w:t>
+            </w:r>
+          </w:p>
+        </w:tc>
+        <w:tc>
+          <w:tcPr>
+            <w:tcW w:type="dxa" w:w="2043"/>
+            <w:tcBorders>
+              <w:top w:val="single" w:color="8A94A6" w:sz="4"/>
+              <w:left w:val="single" w:color="8A94A6" w:sz="4"/>
+              <w:bottom w:val="single" w:color="8A94A6" w:sz="4"/>
+              <w:right w:val="single" w:color="8A94A6" w:sz="4"/>
+            </w:tcBorders>
+            <w:tcMar>
+              <w:top w:type="dxa" w:w="60"/>
+              <w:left w:type="dxa" w:w="100"/>
+              <w:bottom w:type="dxa" w:w="60"/>
+              <w:right w:type="dxa" w:w="100"/>
+            </w:tcMar>
+          </w:tcPr>
+          <w:p>
+            <w:pPr>
+              <w:spacing w:after="40"/>
+            </w:pPr>
+            <w:r>
+              <w:rPr>
+                <w:sz w:val="19"/>
+                <w:szCs w:val="19"/>
+              </w:rPr>
+              <w:t xml:space="preserve">Topic answer with a follow-up, then answer, skip, or answer "not sure" (Auto, Live)</w:t>
+            </w:r>
+          </w:p>
+        </w:tc>
+        <w:tc>
+          <w:tcPr>
+            <w:tcW w:type="dxa" w:w="2185"/>
+            <w:tcBorders>
+              <w:top w:val="single" w:color="8A94A6" w:sz="4"/>
+              <w:left w:val="single" w:color="8A94A6" w:sz="4"/>
+              <w:bottom w:val="single" w:color="8A94A6" w:sz="4"/>
+              <w:right w:val="single" w:color="8A94A6" w:sz="4"/>
+            </w:tcBorders>
+            <w:tcMar>
+              <w:top w:type="dxa" w:w="60"/>
+              <w:left w:type="dxa" w:w="100"/>
+              <w:bottom w:type="dxa" w:w="60"/>
+              <w:right w:type="dxa" w:w="100"/>
+            </w:tcMar>
+          </w:tcPr>
+          <w:p>
+            <w:pPr>
+              <w:spacing w:after="40"/>
+            </w:pPr>
+            <w:r>
+              <w:rPr>
+                <w:sz w:val="19"/>
+                <w:szCs w:val="19"/>
+              </w:rPr>
+              <w:t xml:space="preserve">Draft held until the follow-up; one ADR covering both answers; the first answer's draft offered on skip</w:t>
+            </w:r>
+          </w:p>
+        </w:tc>
+        <w:tc>
+          <w:tcPr>
+            <w:tcW w:type="dxa" w:w="1758"/>
+            <w:tcBorders>
+              <w:top w:val="single" w:color="8A94A6" w:sz="4"/>
+              <w:left w:val="single" w:color="8A94A6" w:sz="4"/>
+              <w:bottom w:val="single" w:color="8A94A6" w:sz="4"/>
+              <w:right w:val="single" w:color="8A94A6" w:sz="4"/>
+            </w:tcBorders>
+            <w:tcMar>
+              <w:top w:type="dxa" w:w="60"/>
+              <w:left w:type="dxa" w:w="100"/>
+              <w:bottom w:type="dxa" w:w="60"/>
+              <w:right w:type="dxa" w:w="100"/>
+            </w:tcMar>
+          </w:tcPr>
+          <w:p>
+            <w:pPr>
+              <w:spacing w:after="40"/>
+            </w:pPr>
+            <w:r>
+              <w:rPr>
+                <w:sz w:val="19"/>
+                <w:szCs w:val="19"/>
+              </w:rPr>
+              <w:t xml:space="preserve">As expected; 3 of 3 live topics gave one combined draft keeping facts from both answers</w:t>
+            </w:r>
+          </w:p>
+        </w:tc>
+        <w:tc>
+          <w:tcPr>
+            <w:tcW w:type="dxa" w:w="854"/>
+            <w:tcBorders>
+              <w:top w:val="single" w:color="8A94A6" w:sz="4"/>
+              <w:left w:val="single" w:color="8A94A6" w:sz="4"/>
+              <w:bottom w:val="single" w:color="8A94A6" w:sz="4"/>
+              <w:right w:val="single" w:color="8A94A6" w:sz="4"/>
+            </w:tcBorders>
+            <w:tcMar>
+              <w:top w:type="dxa" w:w="60"/>
+              <w:left w:type="dxa" w:w="100"/>
+              <w:bottom w:type="dxa" w:w="60"/>
+              <w:right w:type="dxa" w:w="100"/>
+            </w:tcMar>
+          </w:tcPr>
+          <w:p>
+            <w:pPr>
+              <w:spacing w:after="40"/>
+            </w:pPr>
+            <w:r>
+              <w:rPr>
+                <w:sz w:val="19"/>
+                <w:szCs w:val="19"/>
+              </w:rPr>
+              <w:t xml:space="preserve">Pass</w:t>
+            </w:r>
+          </w:p>
+        </w:tc>
+      </w:tr>
+      <w:tr>
+        <w:trPr>
+          <w:cantSplit/>
+        </w:trPr>
+        <w:tc>
+          <w:tcPr>
+            <w:tcW w:type="dxa" w:w="808"/>
+            <w:tcBorders>
+              <w:top w:val="single" w:color="8A94A6" w:sz="4"/>
+              <w:left w:val="single" w:color="8A94A6" w:sz="4"/>
+              <w:bottom w:val="single" w:color="8A94A6" w:sz="4"/>
+              <w:right w:val="single" w:color="8A94A6" w:sz="4"/>
+            </w:tcBorders>
+            <w:tcMar>
+              <w:top w:type="dxa" w:w="60"/>
+              <w:left w:type="dxa" w:w="100"/>
+              <w:bottom w:type="dxa" w:w="60"/>
+              <w:right w:type="dxa" w:w="100"/>
+            </w:tcMar>
+          </w:tcPr>
+          <w:p>
+            <w:pPr>
+              <w:spacing w:after="40"/>
+            </w:pPr>
+            <w:r>
+              <w:rPr>
+                <w:sz w:val="19"/>
+                <w:szCs w:val="19"/>
+              </w:rPr>
+              <w:t xml:space="preserve">TC-07</w:t>
+            </w:r>
+          </w:p>
+        </w:tc>
+        <w:tc>
+          <w:tcPr>
+            <w:tcW w:type="dxa" w:w="1378"/>
+            <w:tcBorders>
+              <w:top w:val="single" w:color="8A94A6" w:sz="4"/>
+              <w:left w:val="single" w:color="8A94A6" w:sz="4"/>
+              <w:bottom w:val="single" w:color="8A94A6" w:sz="4"/>
+              <w:right w:val="single" w:color="8A94A6" w:sz="4"/>
+            </w:tcBorders>
+            <w:tcMar>
+              <w:top w:type="dxa" w:w="60"/>
+              <w:left w:type="dxa" w:w="100"/>
+              <w:bottom w:type="dxa" w:w="60"/>
+              <w:right w:type="dxa" w:w="100"/>
+            </w:tcMar>
+          </w:tcPr>
+          <w:p>
+            <w:pPr>
+              <w:spacing w:after="40"/>
+            </w:pPr>
+            <w:r>
+              <w:rPr>
+                <w:sz w:val="19"/>
+                <w:szCs w:val="19"/>
+              </w:rPr>
+              <w:t xml:space="preserve">Diff summarization (T21–T25)</w:t>
+            </w:r>
+          </w:p>
+        </w:tc>
+        <w:tc>
+          <w:tcPr>
+            <w:tcW w:type="dxa" w:w="2043"/>
+            <w:tcBorders>
+              <w:top w:val="single" w:color="8A94A6" w:sz="4"/>
+              <w:left w:val="single" w:color="8A94A6" w:sz="4"/>
+              <w:bottom w:val="single" w:color="8A94A6" w:sz="4"/>
+              <w:right w:val="single" w:color="8A94A6" w:sz="4"/>
+            </w:tcBorders>
+            <w:tcMar>
+              <w:top w:type="dxa" w:w="60"/>
+              <w:left w:type="dxa" w:w="100"/>
+              <w:bottom w:type="dxa" w:w="60"/>
+              <w:right w:type="dxa" w:w="100"/>
+            </w:tcMar>
+          </w:tcPr>
+          <w:p>
+            <w:pPr>
+              <w:spacing w:after="40"/>
+            </w:pPr>
+            <w:r>
+              <w:rPr>
+                <w:sz w:val="19"/>
+                <w:szCs w:val="19"/>
+              </w:rPr>
+              <w:t xml:space="preserve">Git repository with modified, new, renamed, deleted, empty and untracked files; nested and ignored folders (Auto)</w:t>
+            </w:r>
+          </w:p>
+        </w:tc>
+        <w:tc>
+          <w:tcPr>
+            <w:tcW w:type="dxa" w:w="2185"/>
+            <w:tcBorders>
+              <w:top w:val="single" w:color="8A94A6" w:sz="4"/>
+              <w:left w:val="single" w:color="8A94A6" w:sz="4"/>
+              <w:bottom w:val="single" w:color="8A94A6" w:sz="4"/>
+              <w:right w:val="single" w:color="8A94A6" w:sz="4"/>
+            </w:tcBorders>
+            <w:tcMar>
+              <w:top w:type="dxa" w:w="60"/>
+              <w:left w:type="dxa" w:w="100"/>
+              <w:bottom w:type="dxa" w:w="60"/>
+              <w:right w:type="dxa" w:w="100"/>
+            </w:tcMar>
+          </w:tcPr>
+          <w:p>
+            <w:pPr>
+              <w:spacing w:after="40"/>
+            </w:pPr>
+            <w:r>
+              <w:rPr>
+                <w:sz w:val="19"/>
+                <w:szCs w:val="19"/>
+              </w:rPr>
+              <w:t xml:space="preserve">Files classified correctly; new imports, declarations and dependency changes extracted; only the workspace's own changes; the reason given when nothing is found</w:t>
+            </w:r>
+          </w:p>
+        </w:tc>
+        <w:tc>
+          <w:tcPr>
+            <w:tcW w:type="dxa" w:w="1758"/>
+            <w:tcBorders>
+              <w:top w:val="single" w:color="8A94A6" w:sz="4"/>
+              <w:left w:val="single" w:color="8A94A6" w:sz="4"/>
+              <w:bottom w:val="single" w:color="8A94A6" w:sz="4"/>
+              <w:right w:val="single" w:color="8A94A6" w:sz="4"/>
+            </w:tcBorders>
+            <w:tcMar>
+              <w:top w:type="dxa" w:w="60"/>
+              <w:left w:type="dxa" w:w="100"/>
+              <w:bottom w:type="dxa" w:w="60"/>
+              <w:right w:type="dxa" w:w="100"/>
+            </w:tcMar>
+          </w:tcPr>
+          <w:p>
+            <w:pPr>
+              <w:spacing w:after="40"/>
+            </w:pPr>
+            <w:r>
+              <w:rPr>
+                <w:sz w:val="19"/>
+                <w:szCs w:val="19"/>
+              </w:rPr>
+              <w:t xml:space="preserve">As expected</w:t>
+            </w:r>
+          </w:p>
+        </w:tc>
+        <w:tc>
+          <w:tcPr>
+            <w:tcW w:type="dxa" w:w="854"/>
+            <w:tcBorders>
+              <w:top w:val="single" w:color="8A94A6" w:sz="4"/>
+              <w:left w:val="single" w:color="8A94A6" w:sz="4"/>
+              <w:bottom w:val="single" w:color="8A94A6" w:sz="4"/>
+              <w:right w:val="single" w:color="8A94A6" w:sz="4"/>
+            </w:tcBorders>
+            <w:tcMar>
+              <w:top w:type="dxa" w:w="60"/>
+              <w:left w:type="dxa" w:w="100"/>
+              <w:bottom w:type="dxa" w:w="60"/>
+              <w:right w:type="dxa" w:w="100"/>
+            </w:tcMar>
+          </w:tcPr>
+          <w:p>
+            <w:pPr>
+              <w:spacing w:after="40"/>
+            </w:pPr>
+            <w:r>
+              <w:rPr>
+                <w:sz w:val="19"/>
+                <w:szCs w:val="19"/>
+              </w:rPr>
+              <w:t xml:space="preserve">Pass</w:t>
+            </w:r>
+          </w:p>
+        </w:tc>
+      </w:tr>
+      <w:tr>
+        <w:trPr>
+          <w:cantSplit/>
+        </w:trPr>
+        <w:tc>
+          <w:tcPr>
+            <w:tcW w:type="dxa" w:w="808"/>
+            <w:tcBorders>
+              <w:top w:val="single" w:color="8A94A6" w:sz="4"/>
+              <w:left w:val="single" w:color="8A94A6" w:sz="4"/>
+              <w:bottom w:val="single" w:color="8A94A6" w:sz="4"/>
+              <w:right w:val="single" w:color="8A94A6" w:sz="4"/>
+            </w:tcBorders>
+            <w:tcMar>
+              <w:top w:type="dxa" w:w="60"/>
+              <w:left w:type="dxa" w:w="100"/>
+              <w:bottom w:type="dxa" w:w="60"/>
+              <w:right w:type="dxa" w:w="100"/>
+            </w:tcMar>
+          </w:tcPr>
+          <w:p>
+            <w:pPr>
+              <w:spacing w:after="40"/>
+            </w:pPr>
+            <w:r>
+              <w:rPr>
+                <w:sz w:val="19"/>
+                <w:szCs w:val="19"/>
+              </w:rPr>
+              <w:t xml:space="preserve">TC-08</w:t>
+            </w:r>
+          </w:p>
+        </w:tc>
+        <w:tc>
+          <w:tcPr>
+            <w:tcW w:type="dxa" w:w="1378"/>
+            <w:tcBorders>
+              <w:top w:val="single" w:color="8A94A6" w:sz="4"/>
+              <w:left w:val="single" w:color="8A94A6" w:sz="4"/>
+              <w:bottom w:val="single" w:color="8A94A6" w:sz="4"/>
+              <w:right w:val="single" w:color="8A94A6" w:sz="4"/>
+            </w:tcBorders>
+            <w:tcMar>
+              <w:top w:type="dxa" w:w="60"/>
+              <w:left w:type="dxa" w:w="100"/>
+              <w:bottom w:type="dxa" w:w="60"/>
+              <w:right w:type="dxa" w:w="100"/>
+            </w:tcMar>
+          </w:tcPr>
+          <w:p>
+            <w:pPr>
+              <w:spacing w:after="40"/>
+            </w:pPr>
+            <w:r>
+              <w:rPr>
+                <w:sz w:val="19"/>
+                <w:szCs w:val="19"/>
+              </w:rPr>
+              <w:t xml:space="preserve">ADR retrieval (T26–T31)</w:t>
+            </w:r>
+          </w:p>
+        </w:tc>
+        <w:tc>
+          <w:tcPr>
+            <w:tcW w:type="dxa" w:w="2043"/>
+            <w:tcBorders>
+              <w:top w:val="single" w:color="8A94A6" w:sz="4"/>
+              <w:left w:val="single" w:color="8A94A6" w:sz="4"/>
+              <w:bottom w:val="single" w:color="8A94A6" w:sz="4"/>
+              <w:right w:val="single" w:color="8A94A6" w:sz="4"/>
+            </w:tcBorders>
+            <w:tcMar>
+              <w:top w:type="dxa" w:w="60"/>
+              <w:left w:type="dxa" w:w="100"/>
+              <w:bottom w:type="dxa" w:w="60"/>
+              <w:right w:type="dxa" w:w="100"/>
+            </w:tcMar>
+          </w:tcPr>
+          <w:p>
+            <w:pPr>
+              <w:spacing w:after="40"/>
+            </w:pPr>
+            <w:r>
+              <w:rPr>
+                <w:sz w:val="19"/>
+                <w:szCs w:val="19"/>
+              </w:rPr>
+              <w:t xml:space="preserve">Several accepted ADRs and a query; embedding model unavailable (Auto)</w:t>
+            </w:r>
+          </w:p>
+        </w:tc>
+        <w:tc>
+          <w:tcPr>
+            <w:tcW w:type="dxa" w:w="2185"/>
+            <w:tcBorders>
+              <w:top w:val="single" w:color="8A94A6" w:sz="4"/>
+              <w:left w:val="single" w:color="8A94A6" w:sz="4"/>
+              <w:bottom w:val="single" w:color="8A94A6" w:sz="4"/>
+              <w:right w:val="single" w:color="8A94A6" w:sz="4"/>
+            </w:tcBorders>
+            <w:tcMar>
+              <w:top w:type="dxa" w:w="60"/>
+              <w:left w:type="dxa" w:w="100"/>
+              <w:bottom w:type="dxa" w:w="60"/>
+              <w:right w:type="dxa" w:w="100"/>
+            </w:tcMar>
+          </w:tcPr>
+          <w:p>
+            <w:pPr>
+              <w:spacing w:after="40"/>
+            </w:pPr>
+            <w:r>
+              <w:rPr>
+                <w:sz w:val="19"/>
+                <w:szCs w:val="19"/>
+              </w:rPr>
+              <w:t xml:space="preserve">Top 5 ranked by blended score with component-name boost; embeddings cached; lexical fallback</w:t>
+            </w:r>
+          </w:p>
+        </w:tc>
+        <w:tc>
+          <w:tcPr>
+            <w:tcW w:type="dxa" w:w="1758"/>
+            <w:tcBorders>
+              <w:top w:val="single" w:color="8A94A6" w:sz="4"/>
+              <w:left w:val="single" w:color="8A94A6" w:sz="4"/>
+              <w:bottom w:val="single" w:color="8A94A6" w:sz="4"/>
+              <w:right w:val="single" w:color="8A94A6" w:sz="4"/>
+            </w:tcBorders>
+            <w:tcMar>
+              <w:top w:type="dxa" w:w="60"/>
+              <w:left w:type="dxa" w:w="100"/>
+              <w:bottom w:type="dxa" w:w="60"/>
+              <w:right w:type="dxa" w:w="100"/>
+            </w:tcMar>
+          </w:tcPr>
+          <w:p>
+            <w:pPr>
+              <w:spacing w:after="40"/>
+            </w:pPr>
+            <w:r>
+              <w:rPr>
+                <w:sz w:val="19"/>
+                <w:szCs w:val="19"/>
+              </w:rPr>
+              <w:t xml:space="preserve">As expected</w:t>
+            </w:r>
+          </w:p>
+        </w:tc>
+        <w:tc>
+          <w:tcPr>
+            <w:tcW w:type="dxa" w:w="854"/>
+            <w:tcBorders>
+              <w:top w:val="single" w:color="8A94A6" w:sz="4"/>
+              <w:left w:val="single" w:color="8A94A6" w:sz="4"/>
+              <w:bottom w:val="single" w:color="8A94A6" w:sz="4"/>
+              <w:right w:val="single" w:color="8A94A6" w:sz="4"/>
+            </w:tcBorders>
+            <w:tcMar>
+              <w:top w:type="dxa" w:w="60"/>
+              <w:left w:type="dxa" w:w="100"/>
+              <w:bottom w:type="dxa" w:w="60"/>
+              <w:right w:type="dxa" w:w="100"/>
+            </w:tcMar>
+          </w:tcPr>
+          <w:p>
+            <w:pPr>
+              <w:spacing w:after="40"/>
+            </w:pPr>
+            <w:r>
+              <w:rPr>
+                <w:sz w:val="19"/>
+                <w:szCs w:val="19"/>
+              </w:rPr>
+              <w:t xml:space="preserve">Pass</w:t>
+            </w:r>
+          </w:p>
+        </w:tc>
+      </w:tr>
+      <w:tr>
+        <w:trPr>
+          <w:cantSplit/>
+        </w:trPr>
+        <w:tc>
+          <w:tcPr>
+            <w:tcW w:type="dxa" w:w="808"/>
+            <w:tcBorders>
+              <w:top w:val="single" w:color="8A94A6" w:sz="4"/>
+              <w:left w:val="single" w:color="8A94A6" w:sz="4"/>
+              <w:bottom w:val="single" w:color="8A94A6" w:sz="4"/>
+              <w:right w:val="single" w:color="8A94A6" w:sz="4"/>
+            </w:tcBorders>
+            <w:tcMar>
+              <w:top w:type="dxa" w:w="60"/>
+              <w:left w:type="dxa" w:w="100"/>
+              <w:bottom w:type="dxa" w:w="60"/>
+              <w:right w:type="dxa" w:w="100"/>
+            </w:tcMar>
+          </w:tcPr>
+          <w:p>
+            <w:pPr>
+              <w:spacing w:after="40"/>
+            </w:pPr>
+            <w:r>
+              <w:rPr>
+                <w:sz w:val="19"/>
+                <w:szCs w:val="19"/>
+              </w:rPr>
+              <w:t xml:space="preserve">TC-09</w:t>
+            </w:r>
+          </w:p>
+        </w:tc>
+        <w:tc>
+          <w:tcPr>
+            <w:tcW w:type="dxa" w:w="1378"/>
+            <w:tcBorders>
+              <w:top w:val="single" w:color="8A94A6" w:sz="4"/>
+              <w:left w:val="single" w:color="8A94A6" w:sz="4"/>
+              <w:bottom w:val="single" w:color="8A94A6" w:sz="4"/>
+              <w:right w:val="single" w:color="8A94A6" w:sz="4"/>
+            </w:tcBorders>
+            <w:tcMar>
+              <w:top w:type="dxa" w:w="60"/>
+              <w:left w:type="dxa" w:w="100"/>
+              <w:bottom w:type="dxa" w:w="60"/>
+              <w:right w:type="dxa" w:w="100"/>
+            </w:tcMar>
+          </w:tcPr>
+          <w:p>
+            <w:pPr>
+              <w:spacing w:after="40"/>
+            </w:pPr>
+            <w:r>
+              <w:rPr>
+                <w:sz w:val="19"/>
+                <w:szCs w:val="19"/>
+              </w:rPr>
+              <w:t xml:space="preserve">Violation detection (T32, T35)</w:t>
+            </w:r>
+          </w:p>
+        </w:tc>
+        <w:tc>
+          <w:tcPr>
+            <w:tcW w:type="dxa" w:w="2043"/>
+            <w:tcBorders>
+              <w:top w:val="single" w:color="8A94A6" w:sz="4"/>
+              <w:left w:val="single" w:color="8A94A6" w:sz="4"/>
+              <w:bottom w:val="single" w:color="8A94A6" w:sz="4"/>
+              <w:right w:val="single" w:color="8A94A6" w:sz="4"/>
+            </w:tcBorders>
+            <w:tcMar>
+              <w:top w:type="dxa" w:w="60"/>
+              <w:left w:type="dxa" w:w="100"/>
+              <w:bottom w:type="dxa" w:w="60"/>
+              <w:right w:type="dxa" w:w="100"/>
+            </w:tcMar>
+          </w:tcPr>
+          <w:p>
+            <w:pPr>
+              <w:spacing w:after="40"/>
+            </w:pPr>
+            <w:r>
+              <w:rPr>
+                <w:sz w:val="19"/>
+                <w:szCs w:val="19"/>
+              </w:rPr>
+              <w:t xml:space="preserve">Model reports a violation; model returns malformed output (Auto)</w:t>
+            </w:r>
+          </w:p>
+        </w:tc>
+        <w:tc>
+          <w:tcPr>
+            <w:tcW w:type="dxa" w:w="2185"/>
+            <w:tcBorders>
+              <w:top w:val="single" w:color="8A94A6" w:sz="4"/>
+              <w:left w:val="single" w:color="8A94A6" w:sz="4"/>
+              <w:bottom w:val="single" w:color="8A94A6" w:sz="4"/>
+              <w:right w:val="single" w:color="8A94A6" w:sz="4"/>
+            </w:tcBorders>
+            <w:tcMar>
+              <w:top w:type="dxa" w:w="60"/>
+              <w:left w:type="dxa" w:w="100"/>
+              <w:bottom w:type="dxa" w:w="60"/>
+              <w:right w:type="dxa" w:w="100"/>
+            </w:tcMar>
+          </w:tcPr>
+          <w:p>
+            <w:pPr>
+              <w:spacing w:after="40"/>
+            </w:pPr>
+            <w:r>
+              <w:rPr>
+                <w:sz w:val="19"/>
+                <w:szCs w:val="19"/>
+              </w:rPr>
+              <w:t xml:space="preserve">Violation shown with severity and location; malformed output treated as no violation, without crashing</w:t>
+            </w:r>
+          </w:p>
+        </w:tc>
+        <w:tc>
+          <w:tcPr>
+            <w:tcW w:type="dxa" w:w="1758"/>
+            <w:tcBorders>
+              <w:top w:val="single" w:color="8A94A6" w:sz="4"/>
+              <w:left w:val="single" w:color="8A94A6" w:sz="4"/>
+              <w:bottom w:val="single" w:color="8A94A6" w:sz="4"/>
+              <w:right w:val="single" w:color="8A94A6" w:sz="4"/>
+            </w:tcBorders>
+            <w:tcMar>
+              <w:top w:type="dxa" w:w="60"/>
+              <w:left w:type="dxa" w:w="100"/>
+              <w:bottom w:type="dxa" w:w="60"/>
+              <w:right w:type="dxa" w:w="100"/>
+            </w:tcMar>
+          </w:tcPr>
+          <w:p>
+            <w:pPr>
+              <w:spacing w:after="40"/>
+            </w:pPr>
+            <w:r>
+              <w:rPr>
+                <w:sz w:val="19"/>
+                <w:szCs w:val="19"/>
+              </w:rPr>
+              <w:t xml:space="preserve">As expected</w:t>
+            </w:r>
+          </w:p>
+        </w:tc>
+        <w:tc>
+          <w:tcPr>
+            <w:tcW w:type="dxa" w:w="854"/>
+            <w:tcBorders>
+              <w:top w:val="single" w:color="8A94A6" w:sz="4"/>
+              <w:left w:val="single" w:color="8A94A6" w:sz="4"/>
+              <w:bottom w:val="single" w:color="8A94A6" w:sz="4"/>
+              <w:right w:val="single" w:color="8A94A6" w:sz="4"/>
+            </w:tcBorders>
+            <w:tcMar>
+              <w:top w:type="dxa" w:w="60"/>
+              <w:left w:type="dxa" w:w="100"/>
+              <w:bottom w:type="dxa" w:w="60"/>
+              <w:right w:type="dxa" w:w="100"/>
+            </w:tcMar>
+          </w:tcPr>
+          <w:p>
+            <w:pPr>
+              <w:spacing w:after="40"/>
+            </w:pPr>
+            <w:r>
+              <w:rPr>
+                <w:sz w:val="19"/>
+                <w:szCs w:val="19"/>
+              </w:rPr>
+              <w:t xml:space="preserve">Pass</w:t>
+            </w:r>
+          </w:p>
+        </w:tc>
+      </w:tr>
+      <w:tr>
+        <w:trPr>
+          <w:cantSplit/>
+        </w:trPr>
+        <w:tc>
+          <w:tcPr>
+            <w:tcW w:type="dxa" w:w="808"/>
+            <w:tcBorders>
+              <w:top w:val="single" w:color="8A94A6" w:sz="4"/>
+              <w:left w:val="single" w:color="8A94A6" w:sz="4"/>
+              <w:bottom w:val="single" w:color="8A94A6" w:sz="4"/>
+              <w:right w:val="single" w:color="8A94A6" w:sz="4"/>
+            </w:tcBorders>
+            <w:tcMar>
+              <w:top w:type="dxa" w:w="60"/>
+              <w:left w:type="dxa" w:w="100"/>
+              <w:bottom w:type="dxa" w:w="60"/>
+              <w:right w:type="dxa" w:w="100"/>
+            </w:tcMar>
+          </w:tcPr>
+          <w:p>
+            <w:pPr>
+              <w:spacing w:after="40"/>
+            </w:pPr>
+            <w:r>
+              <w:rPr>
+                <w:sz w:val="19"/>
+                <w:szCs w:val="19"/>
+              </w:rPr>
+              <w:t xml:space="preserve">TC-10</w:t>
+            </w:r>
+          </w:p>
+        </w:tc>
+        <w:tc>
+          <w:tcPr>
+            <w:tcW w:type="dxa" w:w="1378"/>
+            <w:tcBorders>
+              <w:top w:val="single" w:color="8A94A6" w:sz="4"/>
+              <w:left w:val="single" w:color="8A94A6" w:sz="4"/>
+              <w:bottom w:val="single" w:color="8A94A6" w:sz="4"/>
+              <w:right w:val="single" w:color="8A94A6" w:sz="4"/>
+            </w:tcBorders>
+            <w:tcMar>
+              <w:top w:type="dxa" w:w="60"/>
+              <w:left w:type="dxa" w:w="100"/>
+              <w:bottom w:type="dxa" w:w="60"/>
+              <w:right w:type="dxa" w:w="100"/>
+            </w:tcMar>
+          </w:tcPr>
+          <w:p>
+            <w:pPr>
+              <w:spacing w:after="40"/>
+            </w:pPr>
+            <w:r>
+              <w:rPr>
+                <w:sz w:val="19"/>
+                <w:szCs w:val="19"/>
+              </w:rPr>
+              <w:t xml:space="preserve">Planned vs. new components (T37)</w:t>
+            </w:r>
+          </w:p>
+        </w:tc>
+        <w:tc>
+          <w:tcPr>
+            <w:tcW w:type="dxa" w:w="2043"/>
+            <w:tcBorders>
+              <w:top w:val="single" w:color="8A94A6" w:sz="4"/>
+              <w:left w:val="single" w:color="8A94A6" w:sz="4"/>
+              <w:bottom w:val="single" w:color="8A94A6" w:sz="4"/>
+              <w:right w:val="single" w:color="8A94A6" w:sz="4"/>
+            </w:tcBorders>
+            <w:tcMar>
+              <w:top w:type="dxa" w:w="60"/>
+              <w:left w:type="dxa" w:w="100"/>
+              <w:bottom w:type="dxa" w:w="60"/>
+              <w:right w:type="dxa" w:w="100"/>
+            </w:tcMar>
+          </w:tcPr>
+          <w:p>
+            <w:pPr>
+              <w:spacing w:after="40"/>
+            </w:pPr>
+            <w:r>
+              <w:rPr>
+                <w:sz w:val="19"/>
+                <w:szCs w:val="19"/>
+              </w:rPr>
+              <w:t xml:space="preserve">Sample projects: a payment module in a PDF tool; a notifications module; a React app for a planned Frontend; a file next to the implemented Frontend (Live, 4 runs each)</w:t>
+            </w:r>
+          </w:p>
+        </w:tc>
+        <w:tc>
+          <w:tcPr>
+            <w:tcW w:type="dxa" w:w="2185"/>
+            <w:tcBorders>
+              <w:top w:val="single" w:color="8A94A6" w:sz="4"/>
+              <w:left w:val="single" w:color="8A94A6" w:sz="4"/>
+              <w:bottom w:val="single" w:color="8A94A6" w:sz="4"/>
+              <w:right w:val="single" w:color="8A94A6" w:sz="4"/>
+            </w:tcBorders>
+            <w:tcMar>
+              <w:top w:type="dxa" w:w="60"/>
+              <w:left w:type="dxa" w:w="100"/>
+              <w:bottom w:type="dxa" w:w="60"/>
+              <w:right w:type="dxa" w:w="100"/>
+            </w:tcMar>
+          </w:tcPr>
+          <w:p>
+            <w:pPr>
+              <w:spacing w:after="40"/>
+            </w:pPr>
+            <w:r>
+              <w:rPr>
+                <w:sz w:val="19"/>
+                <w:szCs w:val="19"/>
+              </w:rPr>
+              <w:t xml:space="preserve">New component; new component; planned component now in code; checked, not new</w:t>
+            </w:r>
+          </w:p>
+        </w:tc>
+        <w:tc>
+          <w:tcPr>
+            <w:tcW w:type="dxa" w:w="1758"/>
+            <w:tcBorders>
+              <w:top w:val="single" w:color="8A94A6" w:sz="4"/>
+              <w:left w:val="single" w:color="8A94A6" w:sz="4"/>
+              <w:bottom w:val="single" w:color="8A94A6" w:sz="4"/>
+              <w:right w:val="single" w:color="8A94A6" w:sz="4"/>
+            </w:tcBorders>
+            <w:tcMar>
+              <w:top w:type="dxa" w:w="60"/>
+              <w:left w:type="dxa" w:w="100"/>
+              <w:bottom w:type="dxa" w:w="60"/>
+              <w:right w:type="dxa" w:w="100"/>
+            </w:tcMar>
+          </w:tcPr>
+          <w:p>
+            <w:pPr>
+              <w:spacing w:after="40"/>
+            </w:pPr>
+            <w:r>
+              <w:rPr>
+                <w:sz w:val="19"/>
+                <w:szCs w:val="19"/>
+              </w:rPr>
+              <w:t xml:space="preserve">4 of 4 runs correct for each case</w:t>
+            </w:r>
+          </w:p>
+        </w:tc>
+        <w:tc>
+          <w:tcPr>
+            <w:tcW w:type="dxa" w:w="854"/>
+            <w:tcBorders>
+              <w:top w:val="single" w:color="8A94A6" w:sz="4"/>
+              <w:left w:val="single" w:color="8A94A6" w:sz="4"/>
+              <w:bottom w:val="single" w:color="8A94A6" w:sz="4"/>
+              <w:right w:val="single" w:color="8A94A6" w:sz="4"/>
+            </w:tcBorders>
+            <w:tcMar>
+              <w:top w:type="dxa" w:w="60"/>
+              <w:left w:type="dxa" w:w="100"/>
+              <w:bottom w:type="dxa" w:w="60"/>
+              <w:right w:type="dxa" w:w="100"/>
+            </w:tcMar>
+          </w:tcPr>
+          <w:p>
+            <w:pPr>
+              <w:spacing w:after="40"/>
+            </w:pPr>
+            <w:r>
+              <w:rPr>
+                <w:sz w:val="19"/>
+                <w:szCs w:val="19"/>
+              </w:rPr>
+              <w:t xml:space="preserve">Pass</w:t>
+            </w:r>
+          </w:p>
+        </w:tc>
+      </w:tr>
+      <w:tr>
+        <w:trPr>
+          <w:cantSplit/>
+        </w:trPr>
+        <w:tc>
+          <w:tcPr>
+            <w:tcW w:type="dxa" w:w="808"/>
+            <w:tcBorders>
+              <w:top w:val="single" w:color="8A94A6" w:sz="4"/>
+              <w:left w:val="single" w:color="8A94A6" w:sz="4"/>
+              <w:bottom w:val="single" w:color="8A94A6" w:sz="4"/>
+              <w:right w:val="single" w:color="8A94A6" w:sz="4"/>
+            </w:tcBorders>
+            <w:tcMar>
+              <w:top w:type="dxa" w:w="60"/>
+              <w:left w:type="dxa" w:w="100"/>
+              <w:bottom w:type="dxa" w:w="60"/>
+              <w:right w:type="dxa" w:w="100"/>
+            </w:tcMar>
+          </w:tcPr>
+          <w:p>
+            <w:pPr>
+              <w:spacing w:after="40"/>
+            </w:pPr>
+            <w:r>
+              <w:rPr>
+                <w:sz w:val="19"/>
+                <w:szCs w:val="19"/>
+              </w:rPr>
+              <w:t xml:space="preserve">TC-11</w:t>
+            </w:r>
+          </w:p>
+        </w:tc>
+        <w:tc>
+          <w:tcPr>
+            <w:tcW w:type="dxa" w:w="1378"/>
+            <w:tcBorders>
+              <w:top w:val="single" w:color="8A94A6" w:sz="4"/>
+              <w:left w:val="single" w:color="8A94A6" w:sz="4"/>
+              <w:bottom w:val="single" w:color="8A94A6" w:sz="4"/>
+              <w:right w:val="single" w:color="8A94A6" w:sz="4"/>
+            </w:tcBorders>
+            <w:tcMar>
+              <w:top w:type="dxa" w:w="60"/>
+              <w:left w:type="dxa" w:w="100"/>
+              <w:bottom w:type="dxa" w:w="60"/>
+              <w:right w:type="dxa" w:w="100"/>
+            </w:tcMar>
+          </w:tcPr>
+          <w:p>
+            <w:pPr>
+              <w:spacing w:after="40"/>
+            </w:pPr>
+            <w:r>
+              <w:rPr>
+                <w:sz w:val="19"/>
+                <w:szCs w:val="19"/>
+              </w:rPr>
+              <w:t xml:space="preserve">Resolving review items (T36, T39)</w:t>
+            </w:r>
+          </w:p>
+        </w:tc>
+        <w:tc>
+          <w:tcPr>
+            <w:tcW w:type="dxa" w:w="2043"/>
+            <w:tcBorders>
+              <w:top w:val="single" w:color="8A94A6" w:sz="4"/>
+              <w:left w:val="single" w:color="8A94A6" w:sz="4"/>
+              <w:bottom w:val="single" w:color="8A94A6" w:sz="4"/>
+              <w:right w:val="single" w:color="8A94A6" w:sz="4"/>
+            </w:tcBorders>
+            <w:tcMar>
+              <w:top w:type="dxa" w:w="60"/>
+              <w:left w:type="dxa" w:w="100"/>
+              <w:bottom w:type="dxa" w:w="60"/>
+              <w:right w:type="dxa" w:w="100"/>
+            </w:tcMar>
+          </w:tcPr>
+          <w:p>
+            <w:pPr>
+              <w:spacing w:after="40"/>
+            </w:pPr>
+            <w:r>
+              <w:rPr>
+                <w:sz w:val="19"/>
+                <w:szCs w:val="19"/>
+              </w:rPr>
+              <w:t xml:space="preserve">Update Architecture on two violations; register an extension (Auto)</w:t>
+            </w:r>
+          </w:p>
+        </w:tc>
+        <w:tc>
+          <w:tcPr>
+            <w:tcW w:type="dxa" w:w="2185"/>
+            <w:tcBorders>
+              <w:top w:val="single" w:color="8A94A6" w:sz="4"/>
+              <w:left w:val="single" w:color="8A94A6" w:sz="4"/>
+              <w:bottom w:val="single" w:color="8A94A6" w:sz="4"/>
+              <w:right w:val="single" w:color="8A94A6" w:sz="4"/>
+            </w:tcBorders>
+            <w:tcMar>
+              <w:top w:type="dxa" w:w="60"/>
+              <w:left w:type="dxa" w:w="100"/>
+              <w:bottom w:type="dxa" w:w="60"/>
+              <w:right w:type="dxa" w:w="100"/>
+            </w:tcMar>
+          </w:tcPr>
+          <w:p>
+            <w:pPr>
+              <w:spacing w:after="40"/>
+            </w:pPr>
+            <w:r>
+              <w:rPr>
+                <w:sz w:val="19"/>
+                <w:szCs w:val="19"/>
+              </w:rPr>
+              <w:t xml:space="preserve">One ADR per item; the extension's ARCH.md row is added as Implemented with its files on acceptance</w:t>
+            </w:r>
+          </w:p>
+        </w:tc>
+        <w:tc>
+          <w:tcPr>
+            <w:tcW w:type="dxa" w:w="1758"/>
+            <w:tcBorders>
+              <w:top w:val="single" w:color="8A94A6" w:sz="4"/>
+              <w:left w:val="single" w:color="8A94A6" w:sz="4"/>
+              <w:bottom w:val="single" w:color="8A94A6" w:sz="4"/>
+              <w:right w:val="single" w:color="8A94A6" w:sz="4"/>
+            </w:tcBorders>
+            <w:tcMar>
+              <w:top w:type="dxa" w:w="60"/>
+              <w:left w:type="dxa" w:w="100"/>
+              <w:bottom w:type="dxa" w:w="60"/>
+              <w:right w:type="dxa" w:w="100"/>
+            </w:tcMar>
+          </w:tcPr>
+          <w:p>
+            <w:pPr>
+              <w:spacing w:after="40"/>
+            </w:pPr>
+            <w:r>
+              <w:rPr>
+                <w:sz w:val="19"/>
+                <w:szCs w:val="19"/>
+              </w:rPr>
+              <w:t xml:space="preserve">As expected</w:t>
+            </w:r>
+          </w:p>
+        </w:tc>
+        <w:tc>
+          <w:tcPr>
+            <w:tcW w:type="dxa" w:w="854"/>
+            <w:tcBorders>
+              <w:top w:val="single" w:color="8A94A6" w:sz="4"/>
+              <w:left w:val="single" w:color="8A94A6" w:sz="4"/>
+              <w:bottom w:val="single" w:color="8A94A6" w:sz="4"/>
+              <w:right w:val="single" w:color="8A94A6" w:sz="4"/>
+            </w:tcBorders>
+            <w:tcMar>
+              <w:top w:type="dxa" w:w="60"/>
+              <w:left w:type="dxa" w:w="100"/>
+              <w:bottom w:type="dxa" w:w="60"/>
+              <w:right w:type="dxa" w:w="100"/>
+            </w:tcMar>
+          </w:tcPr>
+          <w:p>
+            <w:pPr>
+              <w:spacing w:after="40"/>
+            </w:pPr>
+            <w:r>
+              <w:rPr>
+                <w:sz w:val="19"/>
+                <w:szCs w:val="19"/>
+              </w:rPr>
+              <w:t xml:space="preserve">Pass</w:t>
+            </w:r>
+          </w:p>
+        </w:tc>
+      </w:tr>
+      <w:tr>
+        <w:trPr>
+          <w:cantSplit/>
+        </w:trPr>
+        <w:tc>
+          <w:tcPr>
+            <w:tcW w:type="dxa" w:w="808"/>
+            <w:tcBorders>
+              <w:top w:val="single" w:color="8A94A6" w:sz="4"/>
+              <w:left w:val="single" w:color="8A94A6" w:sz="4"/>
+              <w:bottom w:val="single" w:color="8A94A6" w:sz="4"/>
+              <w:right w:val="single" w:color="8A94A6" w:sz="4"/>
+            </w:tcBorders>
+            <w:tcMar>
+              <w:top w:type="dxa" w:w="60"/>
+              <w:left w:type="dxa" w:w="100"/>
+              <w:bottom w:type="dxa" w:w="60"/>
+              <w:right w:type="dxa" w:w="100"/>
+            </w:tcMar>
+          </w:tcPr>
+          <w:p>
+            <w:pPr>
+              <w:spacing w:after="40"/>
+            </w:pPr>
+            <w:r>
+              <w:rPr>
+                <w:sz w:val="19"/>
+                <w:szCs w:val="19"/>
+              </w:rPr>
+              <w:t xml:space="preserve">TC-12</w:t>
+            </w:r>
+          </w:p>
+        </w:tc>
+        <w:tc>
+          <w:tcPr>
+            <w:tcW w:type="dxa" w:w="1378"/>
+            <w:tcBorders>
+              <w:top w:val="single" w:color="8A94A6" w:sz="4"/>
+              <w:left w:val="single" w:color="8A94A6" w:sz="4"/>
+              <w:bottom w:val="single" w:color="8A94A6" w:sz="4"/>
+              <w:right w:val="single" w:color="8A94A6" w:sz="4"/>
+            </w:tcBorders>
+            <w:tcMar>
+              <w:top w:type="dxa" w:w="60"/>
+              <w:left w:type="dxa" w:w="100"/>
+              <w:bottom w:type="dxa" w:w="60"/>
+              <w:right w:type="dxa" w:w="100"/>
+            </w:tcMar>
+          </w:tcPr>
+          <w:p>
+            <w:pPr>
+              <w:spacing w:after="40"/>
+            </w:pPr>
+            <w:r>
+              <w:rPr>
+                <w:sz w:val="19"/>
+                <w:szCs w:val="19"/>
+              </w:rPr>
+              <w:t xml:space="preserve">Mark a planned component implemented</w:t>
+            </w:r>
+          </w:p>
+        </w:tc>
+        <w:tc>
+          <w:tcPr>
+            <w:tcW w:type="dxa" w:w="2043"/>
+            <w:tcBorders>
+              <w:top w:val="single" w:color="8A94A6" w:sz="4"/>
+              <w:left w:val="single" w:color="8A94A6" w:sz="4"/>
+              <w:bottom w:val="single" w:color="8A94A6" w:sz="4"/>
+              <w:right w:val="single" w:color="8A94A6" w:sz="4"/>
+            </w:tcBorders>
+            <w:tcMar>
+              <w:top w:type="dxa" w:w="60"/>
+              <w:left w:type="dxa" w:w="100"/>
+              <w:bottom w:type="dxa" w:w="60"/>
+              <w:right w:type="dxa" w:w="100"/>
+            </w:tcMar>
+          </w:tcPr>
+          <w:p>
+            <w:pPr>
+              <w:spacing w:after="40"/>
+            </w:pPr>
+            <w:r>
+              <w:rPr>
+                <w:sz w:val="19"/>
+                <w:szCs w:val="19"/>
+              </w:rPr>
+              <w:t xml:space="preserve">Mark the planned Frontend implemented as a Developer (Auto)</w:t>
+            </w:r>
+          </w:p>
+        </w:tc>
+        <w:tc>
+          <w:tcPr>
+            <w:tcW w:type="dxa" w:w="2185"/>
+            <w:tcBorders>
+              <w:top w:val="single" w:color="8A94A6" w:sz="4"/>
+              <w:left w:val="single" w:color="8A94A6" w:sz="4"/>
+              <w:bottom w:val="single" w:color="8A94A6" w:sz="4"/>
+              <w:right w:val="single" w:color="8A94A6" w:sz="4"/>
+            </w:tcBorders>
+            <w:tcMar>
+              <w:top w:type="dxa" w:w="60"/>
+              <w:left w:type="dxa" w:w="100"/>
+              <w:bottom w:type="dxa" w:w="60"/>
+              <w:right w:type="dxa" w:w="100"/>
+            </w:tcMar>
+          </w:tcPr>
+          <w:p>
+            <w:pPr>
+              <w:spacing w:after="40"/>
+            </w:pPr>
+            <w:r>
+              <w:rPr>
+                <w:sz w:val="19"/>
+                <w:szCs w:val="19"/>
+              </w:rPr>
+              <w:t xml:space="preserve">ARCH.md and arch.json updated, no ADR created, history snapshot and audit entry written</w:t>
+            </w:r>
+          </w:p>
+        </w:tc>
+        <w:tc>
+          <w:tcPr>
+            <w:tcW w:type="dxa" w:w="1758"/>
+            <w:tcBorders>
+              <w:top w:val="single" w:color="8A94A6" w:sz="4"/>
+              <w:left w:val="single" w:color="8A94A6" w:sz="4"/>
+              <w:bottom w:val="single" w:color="8A94A6" w:sz="4"/>
+              <w:right w:val="single" w:color="8A94A6" w:sz="4"/>
+            </w:tcBorders>
+            <w:tcMar>
+              <w:top w:type="dxa" w:w="60"/>
+              <w:left w:type="dxa" w:w="100"/>
+              <w:bottom w:type="dxa" w:w="60"/>
+              <w:right w:type="dxa" w:w="100"/>
+            </w:tcMar>
+          </w:tcPr>
+          <w:p>
+            <w:pPr>
+              <w:spacing w:after="40"/>
+            </w:pPr>
+            <w:r>
+              <w:rPr>
+                <w:sz w:val="19"/>
+                <w:szCs w:val="19"/>
+              </w:rPr>
+              <w:t xml:space="preserve">As expected</w:t>
+            </w:r>
+          </w:p>
+        </w:tc>
+        <w:tc>
+          <w:tcPr>
+            <w:tcW w:type="dxa" w:w="854"/>
+            <w:tcBorders>
+              <w:top w:val="single" w:color="8A94A6" w:sz="4"/>
+              <w:left w:val="single" w:color="8A94A6" w:sz="4"/>
+              <w:bottom w:val="single" w:color="8A94A6" w:sz="4"/>
+              <w:right w:val="single" w:color="8A94A6" w:sz="4"/>
+            </w:tcBorders>
+            <w:tcMar>
+              <w:top w:type="dxa" w:w="60"/>
+              <w:left w:type="dxa" w:w="100"/>
+              <w:bottom w:type="dxa" w:w="60"/>
+              <w:right w:type="dxa" w:w="100"/>
+            </w:tcMar>
+          </w:tcPr>
+          <w:p>
+            <w:pPr>
+              <w:spacing w:after="40"/>
+            </w:pPr>
+            <w:r>
+              <w:rPr>
+                <w:sz w:val="19"/>
+                <w:szCs w:val="19"/>
+              </w:rPr>
+              <w:t xml:space="preserve">Pass</w:t>
+            </w:r>
+          </w:p>
+        </w:tc>
+      </w:tr>
+      <w:tr>
+        <w:trPr>
+          <w:cantSplit/>
+        </w:trPr>
+        <w:tc>
+          <w:tcPr>
+            <w:tcW w:type="dxa" w:w="808"/>
+            <w:tcBorders>
+              <w:top w:val="single" w:color="8A94A6" w:sz="4"/>
+              <w:left w:val="single" w:color="8A94A6" w:sz="4"/>
+              <w:bottom w:val="single" w:color="8A94A6" w:sz="4"/>
+              <w:right w:val="single" w:color="8A94A6" w:sz="4"/>
+            </w:tcBorders>
+            <w:tcMar>
+              <w:top w:type="dxa" w:w="60"/>
+              <w:left w:type="dxa" w:w="100"/>
+              <w:bottom w:type="dxa" w:w="60"/>
+              <w:right w:type="dxa" w:w="100"/>
+            </w:tcMar>
+          </w:tcPr>
+          <w:p>
+            <w:pPr>
+              <w:spacing w:after="40"/>
+            </w:pPr>
+            <w:r>
+              <w:rPr>
+                <w:sz w:val="19"/>
+                <w:szCs w:val="19"/>
+              </w:rPr>
+              <w:t xml:space="preserve">TC-13</w:t>
+            </w:r>
+          </w:p>
+        </w:tc>
+        <w:tc>
+          <w:tcPr>
+            <w:tcW w:type="dxa" w:w="1378"/>
+            <w:tcBorders>
+              <w:top w:val="single" w:color="8A94A6" w:sz="4"/>
+              <w:left w:val="single" w:color="8A94A6" w:sz="4"/>
+              <w:bottom w:val="single" w:color="8A94A6" w:sz="4"/>
+              <w:right w:val="single" w:color="8A94A6" w:sz="4"/>
+            </w:tcBorders>
+            <w:tcMar>
+              <w:top w:type="dxa" w:w="60"/>
+              <w:left w:type="dxa" w:w="100"/>
+              <w:bottom w:type="dxa" w:w="60"/>
+              <w:right w:type="dxa" w:w="100"/>
+            </w:tcMar>
+          </w:tcPr>
+          <w:p>
+            <w:pPr>
+              <w:spacing w:after="40"/>
+            </w:pPr>
+            <w:r>
+              <w:rPr>
+                <w:sz w:val="19"/>
+                <w:szCs w:val="19"/>
+              </w:rPr>
+              <w:t xml:space="preserve">Roles and approval queue (SRS 3.2.5)</w:t>
+            </w:r>
+          </w:p>
+        </w:tc>
+        <w:tc>
+          <w:tcPr>
+            <w:tcW w:type="dxa" w:w="2043"/>
+            <w:tcBorders>
+              <w:top w:val="single" w:color="8A94A6" w:sz="4"/>
+              <w:left w:val="single" w:color="8A94A6" w:sz="4"/>
+              <w:bottom w:val="single" w:color="8A94A6" w:sz="4"/>
+              <w:right w:val="single" w:color="8A94A6" w:sz="4"/>
+            </w:tcBorders>
+            <w:tcMar>
+              <w:top w:type="dxa" w:w="60"/>
+              <w:left w:type="dxa" w:w="100"/>
+              <w:bottom w:type="dxa" w:w="60"/>
+              <w:right w:type="dxa" w:w="100"/>
+            </w:tcMar>
+          </w:tcPr>
+          <w:p>
+            <w:pPr>
+              <w:spacing w:after="40"/>
+            </w:pPr>
+            <w:r>
+              <w:rPr>
+                <w:sz w:val="19"/>
+                <w:szCs w:val="19"/>
+              </w:rPr>
+              <w:t xml:space="preserve">Developer saves a decision; Architect approves or rejects; Developer tries to approve, revert or initialize (Auto)</w:t>
+            </w:r>
+          </w:p>
+        </w:tc>
+        <w:tc>
+          <w:tcPr>
+            <w:tcW w:type="dxa" w:w="2185"/>
+            <w:tcBorders>
+              <w:top w:val="single" w:color="8A94A6" w:sz="4"/>
+              <w:left w:val="single" w:color="8A94A6" w:sz="4"/>
+              <w:bottom w:val="single" w:color="8A94A6" w:sz="4"/>
+              <w:right w:val="single" w:color="8A94A6" w:sz="4"/>
+            </w:tcBorders>
+            <w:tcMar>
+              <w:top w:type="dxa" w:w="60"/>
+              <w:left w:type="dxa" w:w="100"/>
+              <w:bottom w:type="dxa" w:w="60"/>
+              <w:right w:type="dxa" w:w="100"/>
+            </w:tcMar>
+          </w:tcPr>
+          <w:p>
+            <w:pPr>
+              <w:spacing w:after="40"/>
+            </w:pPr>
+            <w:r>
+              <w:rPr>
+                <w:sz w:val="19"/>
+                <w:szCs w:val="19"/>
+              </w:rPr>
+              <w:t xml:space="preserve">Developer's ADR pending and ARCH.md unchanged until approval; rejection needs a reason; Architect-only actions refused for Developers</w:t>
+            </w:r>
+          </w:p>
+        </w:tc>
+        <w:tc>
+          <w:tcPr>
+            <w:tcW w:type="dxa" w:w="1758"/>
+            <w:tcBorders>
+              <w:top w:val="single" w:color="8A94A6" w:sz="4"/>
+              <w:left w:val="single" w:color="8A94A6" w:sz="4"/>
+              <w:bottom w:val="single" w:color="8A94A6" w:sz="4"/>
+              <w:right w:val="single" w:color="8A94A6" w:sz="4"/>
+            </w:tcBorders>
+            <w:tcMar>
+              <w:top w:type="dxa" w:w="60"/>
+              <w:left w:type="dxa" w:w="100"/>
+              <w:bottom w:type="dxa" w:w="60"/>
+              <w:right w:type="dxa" w:w="100"/>
+            </w:tcMar>
+          </w:tcPr>
+          <w:p>
+            <w:pPr>
+              <w:spacing w:after="40"/>
+            </w:pPr>
+            <w:r>
+              <w:rPr>
+                <w:sz w:val="19"/>
+                <w:szCs w:val="19"/>
+              </w:rPr>
+              <w:t xml:space="preserve">As expected</w:t>
+            </w:r>
+          </w:p>
+        </w:tc>
+        <w:tc>
+          <w:tcPr>
+            <w:tcW w:type="dxa" w:w="854"/>
+            <w:tcBorders>
+              <w:top w:val="single" w:color="8A94A6" w:sz="4"/>
+              <w:left w:val="single" w:color="8A94A6" w:sz="4"/>
+              <w:bottom w:val="single" w:color="8A94A6" w:sz="4"/>
+              <w:right w:val="single" w:color="8A94A6" w:sz="4"/>
+            </w:tcBorders>
+            <w:tcMar>
+              <w:top w:type="dxa" w:w="60"/>
+              <w:left w:type="dxa" w:w="100"/>
+              <w:bottom w:type="dxa" w:w="60"/>
+              <w:right w:type="dxa" w:w="100"/>
+            </w:tcMar>
+          </w:tcPr>
+          <w:p>
+            <w:pPr>
+              <w:spacing w:after="40"/>
+            </w:pPr>
+            <w:r>
+              <w:rPr>
+                <w:sz w:val="19"/>
+                <w:szCs w:val="19"/>
+              </w:rPr>
+              <w:t xml:space="preserve">Pass</w:t>
+            </w:r>
+          </w:p>
+        </w:tc>
+      </w:tr>
+      <w:tr>
+        <w:trPr>
+          <w:cantSplit/>
+        </w:trPr>
+        <w:tc>
+          <w:tcPr>
+            <w:tcW w:type="dxa" w:w="808"/>
+            <w:tcBorders>
+              <w:top w:val="single" w:color="8A94A6" w:sz="4"/>
+              <w:left w:val="single" w:color="8A94A6" w:sz="4"/>
+              <w:bottom w:val="single" w:color="8A94A6" w:sz="4"/>
+              <w:right w:val="single" w:color="8A94A6" w:sz="4"/>
+            </w:tcBorders>
+            <w:tcMar>
+              <w:top w:type="dxa" w:w="60"/>
+              <w:left w:type="dxa" w:w="100"/>
+              <w:bottom w:type="dxa" w:w="60"/>
+              <w:right w:type="dxa" w:w="100"/>
+            </w:tcMar>
+          </w:tcPr>
+          <w:p>
+            <w:pPr>
+              <w:spacing w:after="40"/>
+            </w:pPr>
+            <w:r>
+              <w:rPr>
+                <w:sz w:val="19"/>
+                <w:szCs w:val="19"/>
+              </w:rPr>
+              <w:t xml:space="preserve">TC-14</w:t>
+            </w:r>
+          </w:p>
+        </w:tc>
+        <w:tc>
+          <w:tcPr>
+            <w:tcW w:type="dxa" w:w="1378"/>
+            <w:tcBorders>
+              <w:top w:val="single" w:color="8A94A6" w:sz="4"/>
+              <w:left w:val="single" w:color="8A94A6" w:sz="4"/>
+              <w:bottom w:val="single" w:color="8A94A6" w:sz="4"/>
+              <w:right w:val="single" w:color="8A94A6" w:sz="4"/>
+            </w:tcBorders>
+            <w:tcMar>
+              <w:top w:type="dxa" w:w="60"/>
+              <w:left w:type="dxa" w:w="100"/>
+              <w:bottom w:type="dxa" w:w="60"/>
+              <w:right w:type="dxa" w:w="100"/>
+            </w:tcMar>
+          </w:tcPr>
+          <w:p>
+            <w:pPr>
+              <w:spacing w:after="40"/>
+            </w:pPr>
+            <w:r>
+              <w:rPr>
+                <w:sz w:val="19"/>
+                <w:szCs w:val="19"/>
+              </w:rPr>
+              <w:t xml:space="preserve">ADR storage (T41–T43)</w:t>
+            </w:r>
+          </w:p>
+        </w:tc>
+        <w:tc>
+          <w:tcPr>
+            <w:tcW w:type="dxa" w:w="2043"/>
+            <w:tcBorders>
+              <w:top w:val="single" w:color="8A94A6" w:sz="4"/>
+              <w:left w:val="single" w:color="8A94A6" w:sz="4"/>
+              <w:bottom w:val="single" w:color="8A94A6" w:sz="4"/>
+              <w:right w:val="single" w:color="8A94A6" w:sz="4"/>
+            </w:tcBorders>
+            <w:tcMar>
+              <w:top w:type="dxa" w:w="60"/>
+              <w:left w:type="dxa" w:w="100"/>
+              <w:bottom w:type="dxa" w:w="60"/>
+              <w:right w:type="dxa" w:w="100"/>
+            </w:tcMar>
+          </w:tcPr>
+          <w:p>
+            <w:pPr>
+              <w:spacing w:after="40"/>
+            </w:pPr>
+            <w:r>
+              <w:rPr>
+                <w:sz w:val="19"/>
+                <w:szCs w:val="19"/>
+              </w:rPr>
+              <w:t xml:space="preserve">Create ADRs concurrently; change an ADR's title (Auto)</w:t>
+            </w:r>
+          </w:p>
+        </w:tc>
+        <w:tc>
+          <w:tcPr>
+            <w:tcW w:type="dxa" w:w="2185"/>
+            <w:tcBorders>
+              <w:top w:val="single" w:color="8A94A6" w:sz="4"/>
+              <w:left w:val="single" w:color="8A94A6" w:sz="4"/>
+              <w:bottom w:val="single" w:color="8A94A6" w:sz="4"/>
+              <w:right w:val="single" w:color="8A94A6" w:sz="4"/>
+            </w:tcBorders>
+            <w:tcMar>
+              <w:top w:type="dxa" w:w="60"/>
+              <w:left w:type="dxa" w:w="100"/>
+              <w:bottom w:type="dxa" w:w="60"/>
+              <w:right w:type="dxa" w:w="100"/>
+            </w:tcMar>
+          </w:tcPr>
+          <w:p>
+            <w:pPr>
+              <w:spacing w:after="40"/>
+            </w:pPr>
+            <w:r>
+              <w:rPr>
+                <w:sz w:val="19"/>
+                <w:szCs w:val="19"/>
+              </w:rPr>
+              <w:t xml:space="preserve">Sequential zero-padded IDs with no duplicates; file renamed with the title; index and Markdown updated</w:t>
+            </w:r>
+          </w:p>
+        </w:tc>
+        <w:tc>
+          <w:tcPr>
+            <w:tcW w:type="dxa" w:w="1758"/>
+            <w:tcBorders>
+              <w:top w:val="single" w:color="8A94A6" w:sz="4"/>
+              <w:left w:val="single" w:color="8A94A6" w:sz="4"/>
+              <w:bottom w:val="single" w:color="8A94A6" w:sz="4"/>
+              <w:right w:val="single" w:color="8A94A6" w:sz="4"/>
+            </w:tcBorders>
+            <w:tcMar>
+              <w:top w:type="dxa" w:w="60"/>
+              <w:left w:type="dxa" w:w="100"/>
+              <w:bottom w:type="dxa" w:w="60"/>
+              <w:right w:type="dxa" w:w="100"/>
+            </w:tcMar>
+          </w:tcPr>
+          <w:p>
+            <w:pPr>
+              <w:spacing w:after="40"/>
+            </w:pPr>
+            <w:r>
+              <w:rPr>
+                <w:sz w:val="19"/>
+                <w:szCs w:val="19"/>
+              </w:rPr>
+              <w:t xml:space="preserve">As expected</w:t>
+            </w:r>
+          </w:p>
+        </w:tc>
+        <w:tc>
+          <w:tcPr>
+            <w:tcW w:type="dxa" w:w="854"/>
+            <w:tcBorders>
+              <w:top w:val="single" w:color="8A94A6" w:sz="4"/>
+              <w:left w:val="single" w:color="8A94A6" w:sz="4"/>
+              <w:bottom w:val="single" w:color="8A94A6" w:sz="4"/>
+              <w:right w:val="single" w:color="8A94A6" w:sz="4"/>
+            </w:tcBorders>
+            <w:tcMar>
+              <w:top w:type="dxa" w:w="60"/>
+              <w:left w:type="dxa" w:w="100"/>
+              <w:bottom w:type="dxa" w:w="60"/>
+              <w:right w:type="dxa" w:w="100"/>
+            </w:tcMar>
+          </w:tcPr>
+          <w:p>
+            <w:pPr>
+              <w:spacing w:after="40"/>
+            </w:pPr>
+            <w:r>
+              <w:rPr>
+                <w:sz w:val="19"/>
+                <w:szCs w:val="19"/>
+              </w:rPr>
+              <w:t xml:space="preserve">Pass</w:t>
+            </w:r>
+          </w:p>
+        </w:tc>
+      </w:tr>
+      <w:tr>
+        <w:trPr>
+          <w:cantSplit/>
+        </w:trPr>
+        <w:tc>
+          <w:tcPr>
+            <w:tcW w:type="dxa" w:w="808"/>
+            <w:tcBorders>
+              <w:top w:val="single" w:color="8A94A6" w:sz="4"/>
+              <w:left w:val="single" w:color="8A94A6" w:sz="4"/>
+              <w:bottom w:val="single" w:color="8A94A6" w:sz="4"/>
+              <w:right w:val="single" w:color="8A94A6" w:sz="4"/>
+            </w:tcBorders>
+            <w:tcMar>
+              <w:top w:type="dxa" w:w="60"/>
+              <w:left w:type="dxa" w:w="100"/>
+              <w:bottom w:type="dxa" w:w="60"/>
+              <w:right w:type="dxa" w:w="100"/>
+            </w:tcMar>
+          </w:tcPr>
+          <w:p>
+            <w:pPr>
+              <w:spacing w:after="40"/>
+            </w:pPr>
+            <w:r>
+              <w:rPr>
+                <w:sz w:val="19"/>
+                <w:szCs w:val="19"/>
+              </w:rPr>
+              <w:t xml:space="preserve">TC-15</w:t>
+            </w:r>
+          </w:p>
+        </w:tc>
+        <w:tc>
+          <w:tcPr>
+            <w:tcW w:type="dxa" w:w="1378"/>
+            <w:tcBorders>
+              <w:top w:val="single" w:color="8A94A6" w:sz="4"/>
+              <w:left w:val="single" w:color="8A94A6" w:sz="4"/>
+              <w:bottom w:val="single" w:color="8A94A6" w:sz="4"/>
+              <w:right w:val="single" w:color="8A94A6" w:sz="4"/>
+            </w:tcBorders>
+            <w:tcMar>
+              <w:top w:type="dxa" w:w="60"/>
+              <w:left w:type="dxa" w:w="100"/>
+              <w:bottom w:type="dxa" w:w="60"/>
+              <w:right w:type="dxa" w:w="100"/>
+            </w:tcMar>
+          </w:tcPr>
+          <w:p>
+            <w:pPr>
+              <w:spacing w:after="40"/>
+            </w:pPr>
+            <w:r>
+              <w:rPr>
+                <w:sz w:val="19"/>
+                <w:szCs w:val="19"/>
+              </w:rPr>
+              <w:t xml:space="preserve">ARCH.md patching and history</w:t>
+            </w:r>
+          </w:p>
+        </w:tc>
+        <w:tc>
+          <w:tcPr>
+            <w:tcW w:type="dxa" w:w="2043"/>
+            <w:tcBorders>
+              <w:top w:val="single" w:color="8A94A6" w:sz="4"/>
+              <w:left w:val="single" w:color="8A94A6" w:sz="4"/>
+              <w:bottom w:val="single" w:color="8A94A6" w:sz="4"/>
+              <w:right w:val="single" w:color="8A94A6" w:sz="4"/>
+            </w:tcBorders>
+            <w:tcMar>
+              <w:top w:type="dxa" w:w="60"/>
+              <w:left w:type="dxa" w:w="100"/>
+              <w:bottom w:type="dxa" w:w="60"/>
+              <w:right w:type="dxa" w:w="100"/>
+            </w:tcMar>
+          </w:tcPr>
+          <w:p>
+            <w:pPr>
+              <w:spacing w:after="40"/>
+            </w:pPr>
+            <w:r>
+              <w:rPr>
+                <w:sz w:val="19"/>
+                <w:szCs w:val="19"/>
+              </w:rPr>
+              <w:t xml:space="preserve">Apply ADR effects to a hand-edited ARCH.md; revert; older table without a Status column (Auto)</w:t>
+            </w:r>
+          </w:p>
+        </w:tc>
+        <w:tc>
+          <w:tcPr>
+            <w:tcW w:type="dxa" w:w="2185"/>
+            <w:tcBorders>
+              <w:top w:val="single" w:color="8A94A6" w:sz="4"/>
+              <w:left w:val="single" w:color="8A94A6" w:sz="4"/>
+              <w:bottom w:val="single" w:color="8A94A6" w:sz="4"/>
+              <w:right w:val="single" w:color="8A94A6" w:sz="4"/>
+            </w:tcBorders>
+            <w:tcMar>
+              <w:top w:type="dxa" w:w="60"/>
+              <w:left w:type="dxa" w:w="100"/>
+              <w:bottom w:type="dxa" w:w="60"/>
+              <w:right w:type="dxa" w:w="100"/>
+            </w:tcMar>
+          </w:tcPr>
+          <w:p>
+            <w:pPr>
+              <w:spacing w:after="40"/>
+            </w:pPr>
+            <w:r>
+              <w:rPr>
+                <w:sz w:val="19"/>
+                <w:szCs w:val="19"/>
+              </w:rPr>
+              <w:t xml:space="preserve">Manual edits preserved; snapshot before every change; revert restores; Status column added</w:t>
+            </w:r>
+          </w:p>
+        </w:tc>
+        <w:tc>
+          <w:tcPr>
+            <w:tcW w:type="dxa" w:w="1758"/>
+            <w:tcBorders>
+              <w:top w:val="single" w:color="8A94A6" w:sz="4"/>
+              <w:left w:val="single" w:color="8A94A6" w:sz="4"/>
+              <w:bottom w:val="single" w:color="8A94A6" w:sz="4"/>
+              <w:right w:val="single" w:color="8A94A6" w:sz="4"/>
+            </w:tcBorders>
+            <w:tcMar>
+              <w:top w:type="dxa" w:w="60"/>
+              <w:left w:type="dxa" w:w="100"/>
+              <w:bottom w:type="dxa" w:w="60"/>
+              <w:right w:type="dxa" w:w="100"/>
+            </w:tcMar>
+          </w:tcPr>
+          <w:p>
+            <w:pPr>
+              <w:spacing w:after="40"/>
+            </w:pPr>
+            <w:r>
+              <w:rPr>
+                <w:sz w:val="19"/>
+                <w:szCs w:val="19"/>
+              </w:rPr>
+              <w:t xml:space="preserve">As expected</w:t>
+            </w:r>
+          </w:p>
+        </w:tc>
+        <w:tc>
+          <w:tcPr>
+            <w:tcW w:type="dxa" w:w="854"/>
+            <w:tcBorders>
+              <w:top w:val="single" w:color="8A94A6" w:sz="4"/>
+              <w:left w:val="single" w:color="8A94A6" w:sz="4"/>
+              <w:bottom w:val="single" w:color="8A94A6" w:sz="4"/>
+              <w:right w:val="single" w:color="8A94A6" w:sz="4"/>
+            </w:tcBorders>
+            <w:tcMar>
+              <w:top w:type="dxa" w:w="60"/>
+              <w:left w:type="dxa" w:w="100"/>
+              <w:bottom w:type="dxa" w:w="60"/>
+              <w:right w:type="dxa" w:w="100"/>
+            </w:tcMar>
+          </w:tcPr>
+          <w:p>
+            <w:pPr>
+              <w:spacing w:after="40"/>
+            </w:pPr>
+            <w:r>
+              <w:rPr>
+                <w:sz w:val="19"/>
+                <w:szCs w:val="19"/>
+              </w:rPr>
+              <w:t xml:space="preserve">Pass</w:t>
+            </w:r>
+          </w:p>
+        </w:tc>
+      </w:tr>
+      <w:tr>
+        <w:trPr>
+          <w:cantSplit/>
+        </w:trPr>
+        <w:tc>
+          <w:tcPr>
+            <w:tcW w:type="dxa" w:w="808"/>
+            <w:tcBorders>
+              <w:top w:val="single" w:color="8A94A6" w:sz="4"/>
+              <w:left w:val="single" w:color="8A94A6" w:sz="4"/>
+              <w:bottom w:val="single" w:color="8A94A6" w:sz="4"/>
+              <w:right w:val="single" w:color="8A94A6" w:sz="4"/>
+            </w:tcBorders>
+            <w:tcMar>
+              <w:top w:type="dxa" w:w="60"/>
+              <w:left w:type="dxa" w:w="100"/>
+              <w:bottom w:type="dxa" w:w="60"/>
+              <w:right w:type="dxa" w:w="100"/>
+            </w:tcMar>
+          </w:tcPr>
+          <w:p>
+            <w:pPr>
+              <w:spacing w:after="40"/>
+            </w:pPr>
+            <w:r>
+              <w:rPr>
+                <w:sz w:val="19"/>
+                <w:szCs w:val="19"/>
+              </w:rPr>
+              <w:t xml:space="preserve">TC-16</w:t>
+            </w:r>
+          </w:p>
+        </w:tc>
+        <w:tc>
+          <w:tcPr>
+            <w:tcW w:type="dxa" w:w="1378"/>
+            <w:tcBorders>
+              <w:top w:val="single" w:color="8A94A6" w:sz="4"/>
+              <w:left w:val="single" w:color="8A94A6" w:sz="4"/>
+              <w:bottom w:val="single" w:color="8A94A6" w:sz="4"/>
+              <w:right w:val="single" w:color="8A94A6" w:sz="4"/>
+            </w:tcBorders>
+            <w:tcMar>
+              <w:top w:type="dxa" w:w="60"/>
+              <w:left w:type="dxa" w:w="100"/>
+              <w:bottom w:type="dxa" w:w="60"/>
+              <w:right w:type="dxa" w:w="100"/>
+            </w:tcMar>
+          </w:tcPr>
+          <w:p>
+            <w:pPr>
+              <w:spacing w:after="40"/>
+            </w:pPr>
+            <w:r>
+              <w:rPr>
+                <w:sz w:val="19"/>
+                <w:szCs w:val="19"/>
+              </w:rPr>
+              <w:t xml:space="preserve">Prompt pre-check (T45, T46)</w:t>
+            </w:r>
+          </w:p>
+        </w:tc>
+        <w:tc>
+          <w:tcPr>
+            <w:tcW w:type="dxa" w:w="2043"/>
+            <w:tcBorders>
+              <w:top w:val="single" w:color="8A94A6" w:sz="4"/>
+              <w:left w:val="single" w:color="8A94A6" w:sz="4"/>
+              <w:bottom w:val="single" w:color="8A94A6" w:sz="4"/>
+              <w:right w:val="single" w:color="8A94A6" w:sz="4"/>
+            </w:tcBorders>
+            <w:tcMar>
+              <w:top w:type="dxa" w:w="60"/>
+              <w:left w:type="dxa" w:w="100"/>
+              <w:bottom w:type="dxa" w:w="60"/>
+              <w:right w:type="dxa" w:w="100"/>
+            </w:tcMar>
+          </w:tcPr>
+          <w:p>
+            <w:pPr>
+              <w:spacing w:after="40"/>
+            </w:pPr>
+            <w:r>
+              <w:rPr>
+                <w:sz w:val="19"/>
+                <w:szCs w:val="19"/>
+              </w:rPr>
+              <w:t xml:space="preserve">Prompt that conflicts with an ADR; prompt without conflicts; copy with context (Auto)</w:t>
+            </w:r>
+          </w:p>
+        </w:tc>
+        <w:tc>
+          <w:tcPr>
+            <w:tcW w:type="dxa" w:w="2185"/>
+            <w:tcBorders>
+              <w:top w:val="single" w:color="8A94A6" w:sz="4"/>
+              <w:left w:val="single" w:color="8A94A6" w:sz="4"/>
+              <w:bottom w:val="single" w:color="8A94A6" w:sz="4"/>
+              <w:right w:val="single" w:color="8A94A6" w:sz="4"/>
+            </w:tcBorders>
+            <w:tcMar>
+              <w:top w:type="dxa" w:w="60"/>
+              <w:left w:type="dxa" w:w="100"/>
+              <w:bottom w:type="dxa" w:w="60"/>
+              <w:right w:type="dxa" w:w="100"/>
+            </w:tcMar>
+          </w:tcPr>
+          <w:p>
+            <w:pPr>
+              <w:spacing w:after="40"/>
+            </w:pPr>
+            <w:r>
+              <w:rPr>
+                <w:sz w:val="19"/>
+                <w:szCs w:val="19"/>
+              </w:rPr>
+              <w:t xml:space="preserve">Concerns with a suggested revision; clean result; copied text contains the prompt, the selected ADRs and the constraints</w:t>
+            </w:r>
+          </w:p>
+        </w:tc>
+        <w:tc>
+          <w:tcPr>
+            <w:tcW w:type="dxa" w:w="1758"/>
+            <w:tcBorders>
+              <w:top w:val="single" w:color="8A94A6" w:sz="4"/>
+              <w:left w:val="single" w:color="8A94A6" w:sz="4"/>
+              <w:bottom w:val="single" w:color="8A94A6" w:sz="4"/>
+              <w:right w:val="single" w:color="8A94A6" w:sz="4"/>
+            </w:tcBorders>
+            <w:tcMar>
+              <w:top w:type="dxa" w:w="60"/>
+              <w:left w:type="dxa" w:w="100"/>
+              <w:bottom w:type="dxa" w:w="60"/>
+              <w:right w:type="dxa" w:w="100"/>
+            </w:tcMar>
+          </w:tcPr>
+          <w:p>
+            <w:pPr>
+              <w:spacing w:after="40"/>
+            </w:pPr>
+            <w:r>
+              <w:rPr>
+                <w:sz w:val="19"/>
+                <w:szCs w:val="19"/>
+              </w:rPr>
+              <w:t xml:space="preserve">As expected</w:t>
+            </w:r>
+          </w:p>
+        </w:tc>
+        <w:tc>
+          <w:tcPr>
+            <w:tcW w:type="dxa" w:w="854"/>
+            <w:tcBorders>
+              <w:top w:val="single" w:color="8A94A6" w:sz="4"/>
+              <w:left w:val="single" w:color="8A94A6" w:sz="4"/>
+              <w:bottom w:val="single" w:color="8A94A6" w:sz="4"/>
+              <w:right w:val="single" w:color="8A94A6" w:sz="4"/>
+            </w:tcBorders>
+            <w:tcMar>
+              <w:top w:type="dxa" w:w="60"/>
+              <w:left w:type="dxa" w:w="100"/>
+              <w:bottom w:type="dxa" w:w="60"/>
+              <w:right w:type="dxa" w:w="100"/>
+            </w:tcMar>
+          </w:tcPr>
+          <w:p>
+            <w:pPr>
+              <w:spacing w:after="40"/>
+            </w:pPr>
+            <w:r>
+              <w:rPr>
+                <w:sz w:val="19"/>
+                <w:szCs w:val="19"/>
+              </w:rPr>
+              <w:t xml:space="preserve">Pass</w:t>
+            </w:r>
+          </w:p>
+        </w:tc>
+      </w:tr>
+      <w:tr>
+        <w:trPr>
+          <w:cantSplit/>
+        </w:trPr>
+        <w:tc>
+          <w:tcPr>
+            <w:tcW w:type="dxa" w:w="808"/>
+            <w:tcBorders>
+              <w:top w:val="single" w:color="8A94A6" w:sz="4"/>
+              <w:left w:val="single" w:color="8A94A6" w:sz="4"/>
+              <w:bottom w:val="single" w:color="8A94A6" w:sz="4"/>
+              <w:right w:val="single" w:color="8A94A6" w:sz="4"/>
+            </w:tcBorders>
+            <w:tcMar>
+              <w:top w:type="dxa" w:w="60"/>
+              <w:left w:type="dxa" w:w="100"/>
+              <w:bottom w:type="dxa" w:w="60"/>
+              <w:right w:type="dxa" w:w="100"/>
+            </w:tcMar>
+          </w:tcPr>
+          <w:p>
+            <w:pPr>
+              <w:spacing w:after="40"/>
+            </w:pPr>
+            <w:r>
+              <w:rPr>
+                <w:sz w:val="19"/>
+                <w:szCs w:val="19"/>
+              </w:rPr>
+              <w:t xml:space="preserve">TC-17</w:t>
+            </w:r>
+          </w:p>
+        </w:tc>
+        <w:tc>
+          <w:tcPr>
+            <w:tcW w:type="dxa" w:w="1378"/>
+            <w:tcBorders>
+              <w:top w:val="single" w:color="8A94A6" w:sz="4"/>
+              <w:left w:val="single" w:color="8A94A6" w:sz="4"/>
+              <w:bottom w:val="single" w:color="8A94A6" w:sz="4"/>
+              <w:right w:val="single" w:color="8A94A6" w:sz="4"/>
+            </w:tcBorders>
+            <w:tcMar>
+              <w:top w:type="dxa" w:w="60"/>
+              <w:left w:type="dxa" w:w="100"/>
+              <w:bottom w:type="dxa" w:w="60"/>
+              <w:right w:type="dxa" w:w="100"/>
+            </w:tcMar>
+          </w:tcPr>
+          <w:p>
+            <w:pPr>
+              <w:spacing w:after="40"/>
+            </w:pPr>
+            <w:r>
+              <w:rPr>
+                <w:sz w:val="19"/>
+                <w:szCs w:val="19"/>
+              </w:rPr>
+              <w:t xml:space="preserve">Replacing a decision (Add Decision)</w:t>
+            </w:r>
+          </w:p>
+        </w:tc>
+        <w:tc>
+          <w:tcPr>
+            <w:tcW w:type="dxa" w:w="2043"/>
+            <w:tcBorders>
+              <w:top w:val="single" w:color="8A94A6" w:sz="4"/>
+              <w:left w:val="single" w:color="8A94A6" w:sz="4"/>
+              <w:bottom w:val="single" w:color="8A94A6" w:sz="4"/>
+              <w:right w:val="single" w:color="8A94A6" w:sz="4"/>
+            </w:tcBorders>
+            <w:tcMar>
+              <w:top w:type="dxa" w:w="60"/>
+              <w:left w:type="dxa" w:w="100"/>
+              <w:bottom w:type="dxa" w:w="60"/>
+              <w:right w:type="dxa" w:w="100"/>
+            </w:tcMar>
+          </w:tcPr>
+          <w:p>
+            <w:pPr>
+              <w:spacing w:after="40"/>
+            </w:pPr>
+            <w:r>
+              <w:rPr>
+                <w:sz w:val="19"/>
+                <w:szCs w:val="19"/>
+              </w:rPr>
+              <w:t xml:space="preserve">Architect saves a decision that replaces an accepted ADR; Developer does the same (Auto)</w:t>
+            </w:r>
+          </w:p>
+        </w:tc>
+        <w:tc>
+          <w:tcPr>
+            <w:tcW w:type="dxa" w:w="2185"/>
+            <w:tcBorders>
+              <w:top w:val="single" w:color="8A94A6" w:sz="4"/>
+              <w:left w:val="single" w:color="8A94A6" w:sz="4"/>
+              <w:bottom w:val="single" w:color="8A94A6" w:sz="4"/>
+              <w:right w:val="single" w:color="8A94A6" w:sz="4"/>
+            </w:tcBorders>
+            <w:tcMar>
+              <w:top w:type="dxa" w:w="60"/>
+              <w:left w:type="dxa" w:w="100"/>
+              <w:bottom w:type="dxa" w:w="60"/>
+              <w:right w:type="dxa" w:w="100"/>
+            </w:tcMar>
+          </w:tcPr>
+          <w:p>
+            <w:pPr>
+              <w:spacing w:after="40"/>
+            </w:pPr>
+            <w:r>
+              <w:rPr>
+                <w:sz w:val="19"/>
+                <w:szCs w:val="19"/>
+              </w:rPr>
+              <w:t xml:space="preserve">Old ADR superseded and its ARCH.md constraint swapped; for a Developer, nothing changes until approval</w:t>
+            </w:r>
+          </w:p>
+        </w:tc>
+        <w:tc>
+          <w:tcPr>
+            <w:tcW w:type="dxa" w:w="1758"/>
+            <w:tcBorders>
+              <w:top w:val="single" w:color="8A94A6" w:sz="4"/>
+              <w:left w:val="single" w:color="8A94A6" w:sz="4"/>
+              <w:bottom w:val="single" w:color="8A94A6" w:sz="4"/>
+              <w:right w:val="single" w:color="8A94A6" w:sz="4"/>
+            </w:tcBorders>
+            <w:tcMar>
+              <w:top w:type="dxa" w:w="60"/>
+              <w:left w:type="dxa" w:w="100"/>
+              <w:bottom w:type="dxa" w:w="60"/>
+              <w:right w:type="dxa" w:w="100"/>
+            </w:tcMar>
+          </w:tcPr>
+          <w:p>
+            <w:pPr>
+              <w:spacing w:after="40"/>
+            </w:pPr>
+            <w:r>
+              <w:rPr>
+                <w:sz w:val="19"/>
+                <w:szCs w:val="19"/>
+              </w:rPr>
+              <w:t xml:space="preserve">As expected</w:t>
+            </w:r>
+          </w:p>
+        </w:tc>
+        <w:tc>
+          <w:tcPr>
+            <w:tcW w:type="dxa" w:w="854"/>
+            <w:tcBorders>
+              <w:top w:val="single" w:color="8A94A6" w:sz="4"/>
+              <w:left w:val="single" w:color="8A94A6" w:sz="4"/>
+              <w:bottom w:val="single" w:color="8A94A6" w:sz="4"/>
+              <w:right w:val="single" w:color="8A94A6" w:sz="4"/>
+            </w:tcBorders>
+            <w:tcMar>
+              <w:top w:type="dxa" w:w="60"/>
+              <w:left w:type="dxa" w:w="100"/>
+              <w:bottom w:type="dxa" w:w="60"/>
+              <w:right w:type="dxa" w:w="100"/>
+            </w:tcMar>
+          </w:tcPr>
+          <w:p>
+            <w:pPr>
+              <w:spacing w:after="40"/>
+            </w:pPr>
+            <w:r>
+              <w:rPr>
+                <w:sz w:val="19"/>
+                <w:szCs w:val="19"/>
+              </w:rPr>
+              <w:t xml:space="preserve">Pass</w:t>
+            </w:r>
+          </w:p>
+        </w:tc>
+      </w:tr>
+      <w:tr>
+        <w:trPr>
+          <w:cantSplit/>
+        </w:trPr>
+        <w:tc>
+          <w:tcPr>
+            <w:tcW w:type="dxa" w:w="808"/>
+            <w:tcBorders>
+              <w:top w:val="single" w:color="8A94A6" w:sz="4"/>
+              <w:left w:val="single" w:color="8A94A6" w:sz="4"/>
+              <w:bottom w:val="single" w:color="8A94A6" w:sz="4"/>
+              <w:right w:val="single" w:color="8A94A6" w:sz="4"/>
+            </w:tcBorders>
+            <w:tcMar>
+              <w:top w:type="dxa" w:w="60"/>
+              <w:left w:type="dxa" w:w="100"/>
+              <w:bottom w:type="dxa" w:w="60"/>
+              <w:right w:type="dxa" w:w="100"/>
+            </w:tcMar>
+          </w:tcPr>
+          <w:p>
+            <w:pPr>
+              <w:spacing w:after="40"/>
+            </w:pPr>
+            <w:r>
+              <w:rPr>
+                <w:sz w:val="19"/>
+                <w:szCs w:val="19"/>
+              </w:rPr>
+              <w:t xml:space="preserve">TC-18</w:t>
+            </w:r>
+          </w:p>
+        </w:tc>
+        <w:tc>
+          <w:tcPr>
+            <w:tcW w:type="dxa" w:w="1378"/>
+            <w:tcBorders>
+              <w:top w:val="single" w:color="8A94A6" w:sz="4"/>
+              <w:left w:val="single" w:color="8A94A6" w:sz="4"/>
+              <w:bottom w:val="single" w:color="8A94A6" w:sz="4"/>
+              <w:right w:val="single" w:color="8A94A6" w:sz="4"/>
+            </w:tcBorders>
+            <w:tcMar>
+              <w:top w:type="dxa" w:w="60"/>
+              <w:left w:type="dxa" w:w="100"/>
+              <w:bottom w:type="dxa" w:w="60"/>
+              <w:right w:type="dxa" w:w="100"/>
+            </w:tcMar>
+          </w:tcPr>
+          <w:p>
+            <w:pPr>
+              <w:spacing w:after="40"/>
+            </w:pPr>
+            <w:r>
+              <w:rPr>
+                <w:sz w:val="19"/>
+                <w:szCs w:val="19"/>
+              </w:rPr>
+              <w:t xml:space="preserve">Status bar behaviour (T4)</w:t>
+            </w:r>
+          </w:p>
+        </w:tc>
+        <w:tc>
+          <w:tcPr>
+            <w:tcW w:type="dxa" w:w="2043"/>
+            <w:tcBorders>
+              <w:top w:val="single" w:color="8A94A6" w:sz="4"/>
+              <w:left w:val="single" w:color="8A94A6" w:sz="4"/>
+              <w:bottom w:val="single" w:color="8A94A6" w:sz="4"/>
+              <w:right w:val="single" w:color="8A94A6" w:sz="4"/>
+            </w:tcBorders>
+            <w:tcMar>
+              <w:top w:type="dxa" w:w="60"/>
+              <w:left w:type="dxa" w:w="100"/>
+              <w:bottom w:type="dxa" w:w="60"/>
+              <w:right w:type="dxa" w:w="100"/>
+            </w:tcMar>
+          </w:tcPr>
+          <w:p>
+            <w:pPr>
+              <w:spacing w:after="40"/>
+            </w:pPr>
+            <w:r>
+              <w:rPr>
+                <w:sz w:val="19"/>
+                <w:szCs w:val="19"/>
+              </w:rPr>
+              <w:t xml:space="preserve">Violation found, clicked, then every violation handled (Auto)</w:t>
+            </w:r>
+          </w:p>
+        </w:tc>
+        <w:tc>
+          <w:tcPr>
+            <w:tcW w:type="dxa" w:w="2185"/>
+            <w:tcBorders>
+              <w:top w:val="single" w:color="8A94A6" w:sz="4"/>
+              <w:left w:val="single" w:color="8A94A6" w:sz="4"/>
+              <w:bottom w:val="single" w:color="8A94A6" w:sz="4"/>
+              <w:right w:val="single" w:color="8A94A6" w:sz="4"/>
+            </w:tcBorders>
+            <w:tcMar>
+              <w:top w:type="dxa" w:w="60"/>
+              <w:left w:type="dxa" w:w="100"/>
+              <w:bottom w:type="dxa" w:w="60"/>
+              <w:right w:type="dxa" w:w="100"/>
+            </w:tcMar>
+          </w:tcPr>
+          <w:p>
+            <w:pPr>
+              <w:spacing w:after="40"/>
+            </w:pPr>
+            <w:r>
+              <w:rPr>
+                <w:sz w:val="19"/>
+                <w:szCs w:val="19"/>
+              </w:rPr>
+              <w:t xml:space="preserve">Click reopens the review; the state returns to Idle when every violation is handled</w:t>
+            </w:r>
+          </w:p>
+        </w:tc>
+        <w:tc>
+          <w:tcPr>
+            <w:tcW w:type="dxa" w:w="1758"/>
+            <w:tcBorders>
+              <w:top w:val="single" w:color="8A94A6" w:sz="4"/>
+              <w:left w:val="single" w:color="8A94A6" w:sz="4"/>
+              <w:bottom w:val="single" w:color="8A94A6" w:sz="4"/>
+              <w:right w:val="single" w:color="8A94A6" w:sz="4"/>
+            </w:tcBorders>
+            <w:tcMar>
+              <w:top w:type="dxa" w:w="60"/>
+              <w:left w:type="dxa" w:w="100"/>
+              <w:bottom w:type="dxa" w:w="60"/>
+              <w:right w:type="dxa" w:w="100"/>
+            </w:tcMar>
+          </w:tcPr>
+          <w:p>
+            <w:pPr>
+              <w:spacing w:after="40"/>
+            </w:pPr>
+            <w:r>
+              <w:rPr>
+                <w:sz w:val="19"/>
+                <w:szCs w:val="19"/>
+              </w:rPr>
+              <w:t xml:space="preserve">As expected</w:t>
+            </w:r>
+          </w:p>
+        </w:tc>
+        <w:tc>
+          <w:tcPr>
+            <w:tcW w:type="dxa" w:w="854"/>
+            <w:tcBorders>
+              <w:top w:val="single" w:color="8A94A6" w:sz="4"/>
+              <w:left w:val="single" w:color="8A94A6" w:sz="4"/>
+              <w:bottom w:val="single" w:color="8A94A6" w:sz="4"/>
+              <w:right w:val="single" w:color="8A94A6" w:sz="4"/>
+            </w:tcBorders>
+            <w:tcMar>
+              <w:top w:type="dxa" w:w="60"/>
+              <w:left w:type="dxa" w:w="100"/>
+              <w:bottom w:type="dxa" w:w="60"/>
+              <w:right w:type="dxa" w:w="100"/>
+            </w:tcMar>
+          </w:tcPr>
+          <w:p>
+            <w:pPr>
+              <w:spacing w:after="40"/>
+            </w:pPr>
+            <w:r>
+              <w:rPr>
+                <w:sz w:val="19"/>
+                <w:szCs w:val="19"/>
+              </w:rPr>
+              <w:t xml:space="preserve">Pass</w:t>
+            </w:r>
+          </w:p>
+        </w:tc>
+      </w:tr>
+      <w:tr>
+        <w:trPr>
+          <w:cantSplit/>
+        </w:trPr>
+        <w:tc>
+          <w:tcPr>
+            <w:tcW w:type="dxa" w:w="808"/>
+            <w:tcBorders>
+              <w:top w:val="single" w:color="8A94A6" w:sz="4"/>
+              <w:left w:val="single" w:color="8A94A6" w:sz="4"/>
+              <w:bottom w:val="single" w:color="8A94A6" w:sz="4"/>
+              <w:right w:val="single" w:color="8A94A6" w:sz="4"/>
+            </w:tcBorders>
+            <w:tcMar>
+              <w:top w:type="dxa" w:w="60"/>
+              <w:left w:type="dxa" w:w="100"/>
+              <w:bottom w:type="dxa" w:w="60"/>
+              <w:right w:type="dxa" w:w="100"/>
+            </w:tcMar>
+          </w:tcPr>
+          <w:p>
+            <w:pPr>
+              <w:spacing w:after="40"/>
+            </w:pPr>
+            <w:r>
+              <w:rPr>
+                <w:sz w:val="19"/>
+                <w:szCs w:val="19"/>
+              </w:rPr>
+              <w:t xml:space="preserve">TC-19</w:t>
+            </w:r>
+          </w:p>
+        </w:tc>
+        <w:tc>
+          <w:tcPr>
+            <w:tcW w:type="dxa" w:w="1378"/>
+            <w:tcBorders>
+              <w:top w:val="single" w:color="8A94A6" w:sz="4"/>
+              <w:left w:val="single" w:color="8A94A6" w:sz="4"/>
+              <w:bottom w:val="single" w:color="8A94A6" w:sz="4"/>
+              <w:right w:val="single" w:color="8A94A6" w:sz="4"/>
+            </w:tcBorders>
+            <w:tcMar>
+              <w:top w:type="dxa" w:w="60"/>
+              <w:left w:type="dxa" w:w="100"/>
+              <w:bottom w:type="dxa" w:w="60"/>
+              <w:right w:type="dxa" w:w="100"/>
+            </w:tcMar>
+          </w:tcPr>
+          <w:p>
+            <w:pPr>
+              <w:spacing w:after="40"/>
+            </w:pPr>
+            <w:r>
+              <w:rPr>
+                <w:sz w:val="19"/>
+                <w:szCs w:val="19"/>
+              </w:rPr>
+              <w:t xml:space="preserve">Extension in VS Code (T1–T3, T44, T47–T53)</w:t>
+            </w:r>
+          </w:p>
+        </w:tc>
+        <w:tc>
+          <w:tcPr>
+            <w:tcW w:type="dxa" w:w="2043"/>
+            <w:tcBorders>
+              <w:top w:val="single" w:color="8A94A6" w:sz="4"/>
+              <w:left w:val="single" w:color="8A94A6" w:sz="4"/>
+              <w:bottom w:val="single" w:color="8A94A6" w:sz="4"/>
+              <w:right w:val="single" w:color="8A94A6" w:sz="4"/>
+            </w:tcBorders>
+            <w:tcMar>
+              <w:top w:type="dxa" w:w="60"/>
+              <w:left w:type="dxa" w:w="100"/>
+              <w:bottom w:type="dxa" w:w="60"/>
+              <w:right w:type="dxa" w:w="100"/>
+            </w:tcMar>
+          </w:tcPr>
+          <w:p>
+            <w:pPr>
+              <w:spacing w:after="40"/>
+            </w:pPr>
+            <w:r>
+              <w:rPr>
+                <w:sz w:val="19"/>
+                <w:szCs w:val="19"/>
+              </w:rPr>
+              <w:t xml:space="preserve">Manual checklist in the Extension Development Host on the sample projects</w:t>
+            </w:r>
+          </w:p>
+        </w:tc>
+        <w:tc>
+          <w:tcPr>
+            <w:tcW w:type="dxa" w:w="2185"/>
+            <w:tcBorders>
+              <w:top w:val="single" w:color="8A94A6" w:sz="4"/>
+              <w:left w:val="single" w:color="8A94A6" w:sz="4"/>
+              <w:bottom w:val="single" w:color="8A94A6" w:sz="4"/>
+              <w:right w:val="single" w:color="8A94A6" w:sz="4"/>
+            </w:tcBorders>
+            <w:tcMar>
+              <w:top w:type="dxa" w:w="60"/>
+              <w:left w:type="dxa" w:w="100"/>
+              <w:bottom w:type="dxa" w:w="60"/>
+              <w:right w:type="dxa" w:w="100"/>
+            </w:tcMar>
+          </w:tcPr>
+          <w:p>
+            <w:pPr>
+              <w:spacing w:after="40"/>
+            </w:pPr>
+            <w:r>
+              <w:rPr>
+                <w:sz w:val="19"/>
+                <w:szCs w:val="19"/>
+              </w:rPr>
+              <w:t xml:space="preserve">Activation, sidebar, panels, singleton panels and the audit-trail handshake behave as specified</w:t>
+            </w:r>
+          </w:p>
+        </w:tc>
+        <w:tc>
+          <w:tcPr>
+            <w:tcW w:type="dxa" w:w="1758"/>
+            <w:tcBorders>
+              <w:top w:val="single" w:color="8A94A6" w:sz="4"/>
+              <w:left w:val="single" w:color="8A94A6" w:sz="4"/>
+              <w:bottom w:val="single" w:color="8A94A6" w:sz="4"/>
+              <w:right w:val="single" w:color="8A94A6" w:sz="4"/>
+            </w:tcBorders>
+            <w:tcMar>
+              <w:top w:type="dxa" w:w="60"/>
+              <w:left w:type="dxa" w:w="100"/>
+              <w:bottom w:type="dxa" w:w="60"/>
+              <w:right w:type="dxa" w:w="100"/>
+            </w:tcMar>
+          </w:tcPr>
+          <w:p>
+            <w:pPr>
+              <w:spacing w:after="40"/>
+            </w:pPr>
+            <w:r>
+              <w:rPr>
+                <w:sz w:val="19"/>
+                <w:szCs w:val="19"/>
+              </w:rPr>
+              <w:t xml:space="preserve">Partly run: three defects found and fixed with regression tests; checklist in progress</w:t>
+            </w:r>
+          </w:p>
+        </w:tc>
+        <w:tc>
+          <w:tcPr>
+            <w:tcW w:type="dxa" w:w="854"/>
+            <w:tcBorders>
+              <w:top w:val="single" w:color="8A94A6" w:sz="4"/>
+              <w:left w:val="single" w:color="8A94A6" w:sz="4"/>
+              <w:bottom w:val="single" w:color="8A94A6" w:sz="4"/>
+              <w:right w:val="single" w:color="8A94A6" w:sz="4"/>
+            </w:tcBorders>
+            <w:tcMar>
+              <w:top w:type="dxa" w:w="60"/>
+              <w:left w:type="dxa" w:w="100"/>
+              <w:bottom w:type="dxa" w:w="60"/>
+              <w:right w:type="dxa" w:w="100"/>
+            </w:tcMar>
+          </w:tcPr>
+          <w:p>
+            <w:pPr>
+              <w:spacing w:after="40"/>
+            </w:pPr>
+            <w:r>
+              <w:rPr>
+                <w:sz w:val="19"/>
+                <w:szCs w:val="19"/>
+              </w:rPr>
+              <w:t xml:space="preserve">In progress</w:t>
+            </w:r>
+          </w:p>
+        </w:tc>
+      </w:tr>
+    </w:tbl>
+    <w:p>
+      <w:pPr>
+        <w:spacing w:after="160"/>
+      </w:pPr>
+    </w:p>
+    <w:p>
+      <w:pPr>
+        <w:spacing w:after="140" w:line="300"/>
+        <w:jc w:val="both"/>
+      </w:pPr>
+      <w:r>
+        <w:t xml:space="preserve">All 169 automated tests pass, and the type check and linter report no problems. Every live case met its criterion of four correct runs out of four. The manual acceptance checklist was partly run: it found three defects (reviews of nested folders saw no changes, the wizard created near-duplicate ADRs from follow-up questions, and a new component was missed because planned and implemented components were not told apart), each of which was fixed and covered by new tests.</w:t>
       </w:r>
     </w:p>
     <w:sectPr>
@@ -7791,6 +17248,12 @@
   </w:num>
   <w:num w:numId="2">
     <w:abstractNumId w:val="3"/>
+    <w:lvlOverride w:ilvl="0">
+      <w:startOverride w:val="1"/>
+    </w:lvlOverride>
+  </w:num>
+  <w:num w:numId="3">
+    <w:abstractNumId w:val="2"/>
     <w:lvlOverride w:ilvl="0">
       <w:startOverride w:val="1"/>
     </w:lvlOverride>
